--- a/pr-preview/pr-163/variance-covariance.docx
+++ b/pr-preview/pr-163/variance-covariance.docx
@@ -15,7 +15,7 @@
         <w:pStyle w:val="Date"/>
       </w:pPr>
       <w:r>
-        <w:t xml:space="preserve">Last modified: 2026-10-15 01:25:47 (PDT)</w:t>
+        <w:t xml:space="preserve">Last modified: 2026-10-15 08:11:10 (PDT)</w:t>
       </w:r>
     </w:p>
     <w:bookmarkStart w:id="27" w:name="sec-deviation"/>
@@ -370,7 +370,7 @@
         </m:oMathParaPr>
         <m:oMath>
           <m:r>
-            <m:t>e</m:t>
+            <m:t>δ</m:t>
           </m:r>
           <m:r>
             <m:rPr>
@@ -472,7 +472,7 @@
         </m:oMathParaPr>
         <m:oMath>
           <m:r>
-            <m:t>e</m:t>
+            <m:t>δ</m:t>
           </m:r>
           <m:r>
             <m:rPr>
@@ -609,7 +609,7 @@
       </w:r>
       <m:oMath>
         <m:r>
-          <m:t>e</m:t>
+          <m:t>δ</m:t>
         </m:r>
         <m:r>
           <m:rPr>
@@ -839,7 +839,7 @@
       </w:r>
       <m:oMath>
         <m:r>
-          <m:t>e</m:t>
+          <m:t>δ</m:t>
         </m:r>
         <m:r>
           <m:rPr>
@@ -1121,7 +1121,7 @@
           <m:eqArr>
             <m:e>
               <m:r>
-                <m:t>e</m:t>
+                <m:t>δ</m:t>
               </m:r>
               <m:r>
                 <m:rPr>
@@ -1227,7 +1227,7 @@
           <m:eqArr>
             <m:e>
               <m:r>
-                <m:t>e</m:t>
+                <m:t>δ</m:t>
               </m:r>
               <m:r>
                 <m:rPr>
@@ -2916,7 +2916,7 @@
                 <m:t>[</m:t>
               </m:r>
               <m:r>
-                <m:t>e</m:t>
+                <m:t>δ</m:t>
               </m:r>
               <m:r>
                 <m:rPr>
@@ -3113,7 +3113,7 @@
       </w:r>
       <m:oMath>
         <m:r>
-          <m:t>e</m:t>
+          <m:t>δ</m:t>
         </m:r>
         <m:r>
           <m:rPr>
@@ -3246,7 +3246,7 @@
                 <m:t>[</m:t>
               </m:r>
               <m:r>
-                <m:t>e</m:t>
+                <m:t>δ</m:t>
               </m:r>
               <m:r>
                 <m:rPr>
@@ -3409,7 +3409,7 @@
       </w:r>
       <m:oMath>
         <m:r>
-          <m:t>e</m:t>
+          <m:t>δ</m:t>
         </m:r>
         <m:r>
           <m:rPr>
@@ -3547,11 +3547,11 @@
             </m:rPr>
             <m:t>−</m:t>
           </m:r>
-          <m:r>
-            <m:t>​</m:t>
-          </m:r>
           <m:sSup>
             <m:e>
+              <m:r>
+                <m:t>​</m:t>
+              </m:r>
               <m:d>
                 <m:dPr>
                   <m:begChr m:val="("/>
@@ -3587,6 +3587,9 @@
                   </m:r>
                 </m:e>
               </m:d>
+              <m:r>
+                <m:t>​</m:t>
+              </m:r>
             </m:e>
             <m:sup>
               <m:r>
@@ -3594,9 +3597,6 @@
               </m:r>
             </m:sup>
           </m:sSup>
-          <m:r>
-            <m:t>​</m:t>
-          </m:r>
         </m:oMath>
       </m:oMathPara>
     </w:p>
@@ -3757,7 +3757,7 @@
                     <m:t>[</m:t>
                   </m:r>
                   <m:r>
-                    <m:t>e</m:t>
+                    <m:t>δ</m:t>
                   </m:r>
                   <m:r>
                     <m:rPr>
@@ -3991,11 +3991,11 @@
                     </m:rPr>
                     <m:t>+</m:t>
                   </m:r>
-                  <m:r>
-                    <m:t>​</m:t>
-                  </m:r>
                   <m:sSup>
                     <m:e>
+                      <m:r>
+                        <m:t>​</m:t>
+                      </m:r>
                       <m:d>
                         <m:dPr>
                           <m:begChr m:val="("/>
@@ -4031,6 +4031,9 @@
                           </m:r>
                         </m:e>
                       </m:d>
+                      <m:r>
+                        <m:t>​</m:t>
+                      </m:r>
                     </m:e>
                     <m:sup>
                       <m:r>
@@ -4038,9 +4041,6 @@
                       </m:r>
                     </m:sup>
                   </m:sSup>
-                  <m:r>
-                    <m:t>​</m:t>
-                  </m:r>
                 </m:e>
               </m:d>
               <m:r>
@@ -4169,11 +4169,11 @@
                 </m:rPr>
                 <m:t>+</m:t>
               </m:r>
-              <m:r>
-                <m:t>​</m:t>
-              </m:r>
               <m:sSup>
                 <m:e>
+                  <m:r>
+                    <m:t>​</m:t>
+                  </m:r>
                   <m:d>
                     <m:dPr>
                       <m:begChr m:val="("/>
@@ -4209,6 +4209,9 @@
                       </m:r>
                     </m:e>
                   </m:d>
+                  <m:r>
+                    <m:t>​</m:t>
+                  </m:r>
                 </m:e>
                 <m:sup>
                   <m:r>
@@ -4216,9 +4219,6 @@
                   </m:r>
                 </m:sup>
               </m:sSup>
-              <m:r>
-                <m:t>​</m:t>
-              </m:r>
               <m:r>
                 <m:t>&amp;</m:t>
               </m:r>
@@ -4315,11 +4315,11 @@
                 </m:rPr>
                 <m:t>−</m:t>
               </m:r>
-              <m:r>
-                <m:t>​</m:t>
-              </m:r>
               <m:sSup>
                 <m:e>
+                  <m:r>
+                    <m:t>​</m:t>
+                  </m:r>
                   <m:d>
                     <m:dPr>
                       <m:begChr m:val="("/>
@@ -4355,6 +4355,9 @@
                       </m:r>
                     </m:e>
                   </m:d>
+                  <m:r>
+                    <m:t>​</m:t>
+                  </m:r>
                 </m:e>
                 <m:sup>
                   <m:r>
@@ -4362,9 +4365,6 @@
                   </m:r>
                 </m:sup>
               </m:sSup>
-              <m:r>
-                <m:t>​</m:t>
-              </m:r>
               <m:r>
                 <m:t>&amp;</m:t>
               </m:r>
@@ -4644,11 +4644,11 @@
                 </m:rPr>
                 <m:t>−</m:t>
               </m:r>
-              <m:r>
-                <m:t>​</m:t>
-              </m:r>
               <m:sSup>
                 <m:e>
+                  <m:r>
+                    <m:t>​</m:t>
+                  </m:r>
                   <m:d>
                     <m:dPr>
                       <m:begChr m:val="("/>
@@ -4684,6 +4684,9 @@
                       </m:r>
                     </m:e>
                   </m:d>
+                  <m:r>
+                    <m:t>​</m:t>
+                  </m:r>
                 </m:e>
                 <m:sup>
                   <m:r>
@@ -4691,9 +4694,6 @@
                   </m:r>
                 </m:sup>
               </m:sSup>
-              <m:r>
-                <m:t>​</m:t>
-              </m:r>
               <m:r>
                 <m:t>&amp;</m:t>
               </m:r>
@@ -8639,11 +8639,11 @@
                   <m:grow/>
                 </m:dPr>
                 <m:e>
-                  <m:r>
-                    <m:t>​</m:t>
-                  </m:r>
                   <m:sSup>
                     <m:e>
+                      <m:r>
+                        <m:t>​</m:t>
+                      </m:r>
                       <m:d>
                         <m:dPr>
                           <m:begChr m:val="("/>
@@ -8681,6 +8681,9 @@
                           </m:r>
                         </m:e>
                       </m:d>
+                      <m:r>
+                        <m:t>​</m:t>
+                      </m:r>
                     </m:e>
                     <m:sup>
                       <m:r>
@@ -8688,9 +8691,6 @@
                       </m:r>
                     </m:sup>
                   </m:sSup>
-                  <m:r>
-                    <m:t>​</m:t>
-                  </m:r>
                 </m:e>
               </m:d>
               <m:r>
@@ -8719,11 +8719,11 @@
                   <m:grow/>
                 </m:dPr>
                 <m:e>
-                  <m:r>
-                    <m:t>​</m:t>
-                  </m:r>
                   <m:sSup>
                     <m:e>
+                      <m:r>
+                        <m:t>​</m:t>
+                      </m:r>
                       <m:d>
                         <m:dPr>
                           <m:begChr m:val="("/>
@@ -8761,6 +8761,9 @@
                           </m:r>
                         </m:e>
                       </m:d>
+                      <m:r>
+                        <m:t>​</m:t>
+                      </m:r>
                     </m:e>
                     <m:sup>
                       <m:r>
@@ -8768,9 +8771,6 @@
                       </m:r>
                     </m:sup>
                   </m:sSup>
-                  <m:r>
-                    <m:t>​</m:t>
-                  </m:r>
                 </m:e>
               </m:d>
               <m:r>
@@ -9100,11 +9100,11 @@
                   <m:grow/>
                 </m:dPr>
                 <m:e>
-                  <m:r>
-                    <m:t>​</m:t>
-                  </m:r>
                   <m:sSup>
                     <m:e>
+                      <m:r>
+                        <m:t>​</m:t>
+                      </m:r>
                       <m:d>
                         <m:dPr>
                           <m:begChr m:val="("/>
@@ -9142,6 +9142,9 @@
                           </m:r>
                         </m:e>
                       </m:d>
+                      <m:r>
+                        <m:t>​</m:t>
+                      </m:r>
                     </m:e>
                     <m:sup>
                       <m:r>
@@ -9149,9 +9152,6 @@
                       </m:r>
                     </m:sup>
                   </m:sSup>
-                  <m:r>
-                    <m:t>​</m:t>
-                  </m:r>
                 </m:e>
               </m:d>
               <m:r>
@@ -9200,11 +9200,11 @@
                       <m:grow/>
                     </m:dPr>
                     <m:e>
-                      <m:r>
-                        <m:t>​</m:t>
-                      </m:r>
                       <m:sSup>
                         <m:e>
+                          <m:r>
+                            <m:t>​</m:t>
+                          </m:r>
                           <m:d>
                             <m:dPr>
                               <m:begChr m:val="("/>
@@ -9242,6 +9242,9 @@
                               </m:r>
                             </m:e>
                           </m:d>
+                          <m:r>
+                            <m:t>​</m:t>
+                          </m:r>
                         </m:e>
                         <m:sup>
                           <m:r>
@@ -9249,9 +9252,6 @@
                           </m:r>
                         </m:sup>
                       </m:sSup>
-                      <m:r>
-                        <m:t>​</m:t>
-                      </m:r>
                       <m:r>
                         <m:rPr>
                           <m:sty m:val="p"/>
@@ -9554,11 +9554,11 @@
                   <m:grow/>
                 </m:dPr>
                 <m:e>
-                  <m:r>
-                    <m:t>​</m:t>
-                  </m:r>
                   <m:sSup>
                     <m:e>
+                      <m:r>
+                        <m:t>​</m:t>
+                      </m:r>
                       <m:d>
                         <m:dPr>
                           <m:begChr m:val="("/>
@@ -9596,6 +9596,9 @@
                           </m:r>
                         </m:e>
                       </m:d>
+                      <m:r>
+                        <m:t>​</m:t>
+                      </m:r>
                     </m:e>
                     <m:sup>
                       <m:r>
@@ -9603,9 +9606,6 @@
                       </m:r>
                     </m:sup>
                   </m:sSup>
-                  <m:r>
-                    <m:t>​</m:t>
-                  </m:r>
                 </m:e>
               </m:d>
               <m:r>
@@ -9637,11 +9637,11 @@
                   <m:grow/>
                 </m:dPr>
                 <m:e>
-                  <m:r>
-                    <m:t>​</m:t>
-                  </m:r>
                   <m:sSup>
                     <m:e>
+                      <m:r>
+                        <m:t>​</m:t>
+                      </m:r>
                       <m:d>
                         <m:dPr>
                           <m:begChr m:val="("/>
@@ -9716,6 +9716,9 @@
                           </m:r>
                         </m:e>
                       </m:d>
+                      <m:r>
+                        <m:t>​</m:t>
+                      </m:r>
                     </m:e>
                     <m:sup>
                       <m:r>
@@ -9723,9 +9726,6 @@
                       </m:r>
                     </m:sup>
                   </m:sSup>
-                  <m:r>
-                    <m:t>​</m:t>
-                  </m:r>
                 </m:e>
               </m:d>
               <m:r>
@@ -12742,11 +12742,11 @@
               </m:r>
             </m:lim>
           </m:limUpp>
-          <m:r>
-            <m:t>​</m:t>
-          </m:r>
           <m:sSup>
             <m:e>
+              <m:r>
+                <m:t>​</m:t>
+              </m:r>
               <m:d>
                 <m:dPr>
                   <m:begChr m:val="("/>
@@ -12782,6 +12782,9 @@
                   </m:r>
                 </m:e>
               </m:d>
+              <m:r>
+                <m:t>​</m:t>
+              </m:r>
             </m:e>
             <m:sup>
               <m:r>
@@ -12795,9 +12798,6 @@
               </m:r>
             </m:sup>
           </m:sSup>
-          <m:r>
-            <m:t>​</m:t>
-          </m:r>
         </m:oMath>
       </m:oMathPara>
     </w:p>
@@ -13313,16 +13313,16 @@
     </w:p>
     <w:bookmarkEnd w:id="50"/>
     <w:bookmarkEnd w:id="51"/>
-    <w:bookmarkStart w:id="59" w:name="sec-bias-variance-prediction"/>
+    <w:bookmarkStart w:id="58" w:name="sec-best-constant-prediction"/>
     <w:p>
       <w:pPr>
         <w:pStyle w:val="Heading2"/>
       </w:pPr>
       <w:r>
-        <w:t xml:space="preserve">3 Bias, variance, and prediction error</w:t>
+        <w:t xml:space="preserve">3 The best constant prediction</w:t>
       </w:r>
     </w:p>
-    <w:bookmarkStart w:id="52" w:name="exr-prediction-error"/>
+    <w:bookmarkStart w:id="53" w:name="thm-constant-prediction-decompose"/>
     <w:p>
       <w:pPr>
         <w:pStyle w:val="FirstParagraph"/>
@@ -13332,1363 +13332,70 @@
           <w:b/>
           <w:bCs/>
         </w:rPr>
-        <w:t xml:space="preserve">Exercise 2 (Expected squared error from three sources)</w:t>
-      </w:r>
-      <w:r>
-        <w:t xml:space="preserve"> </w:t>
-      </w:r>
-      <w:r>
-        <w:t xml:space="preserve">A prediction</w:t>
+        <w:t xml:space="preserve">Theorem 5 (Expected squared error of a constant prediction)</w:t>
+      </w:r>
+      <w:r>
+        <w:t xml:space="preserve"> </w:t>
+      </w:r>
+      <w:r>
+        <w:t xml:space="preserve">Let</w:t>
       </w:r>
       <w:r>
         <w:t xml:space="preserve"> </w:t>
       </w:r>
       <m:oMath>
-        <m:acc>
-          <m:accPr>
-            <m:chr m:val="̂"/>
-          </m:accPr>
-          <m:e>
-            <m:r>
-              <m:t>f</m:t>
-            </m:r>
-          </m:e>
-        </m:acc>
-        <m:r>
-          <m:rPr>
-            <m:sty m:val="p"/>
-          </m:rPr>
-          <m:t>(</m:t>
-        </m:r>
-        <m:sSub>
-          <m:e>
-            <m:r>
-              <m:t>x</m:t>
-            </m:r>
-          </m:e>
-          <m:sub>
-            <m:r>
-              <m:t>0</m:t>
-            </m:r>
-          </m:sub>
-        </m:sSub>
-        <m:r>
-          <m:rPr>
-            <m:sty m:val="p"/>
-          </m:rPr>
-          <m:t>)</m:t>
+        <m:r>
+          <m:t>Y</m:t>
         </m:r>
       </m:oMath>
       <w:r>
         <w:t xml:space="preserve"> </w:t>
       </w:r>
       <w:r>
-        <w:t xml:space="preserve">at a new point</w:t>
+        <w:t xml:space="preserve">be a random variable with mean</w:t>
       </w:r>
       <w:r>
         <w:t xml:space="preserve"> </w:t>
       </w:r>
       <m:oMath>
-        <m:sSub>
-          <m:e>
-            <m:r>
-              <m:t>x</m:t>
-            </m:r>
-          </m:e>
-          <m:sub>
-            <m:r>
-              <m:t>0</m:t>
-            </m:r>
-          </m:sub>
-        </m:sSub>
+        <m:r>
+          <m:t>μ</m:t>
+        </m:r>
       </m:oMath>
       <w:r>
         <w:t xml:space="preserve"> </w:t>
       </w:r>
       <w:r>
-        <w:t xml:space="preserve">has</w:t>
-      </w:r>
-      <w:r>
-        <w:t xml:space="preserve"> </w:t>
-      </w:r>
-      <w:r>
-        <w:t xml:space="preserve">squared bias</w:t>
+        <w:t xml:space="preserve">and finite variance.</w:t>
+      </w:r>
+      <w:r>
+        <w:t xml:space="preserve"> </w:t>
+      </w:r>
+      <w:r>
+        <w:t xml:space="preserve">Then for every number</w:t>
       </w:r>
       <w:r>
         <w:t xml:space="preserve"> </w:t>
       </w:r>
       <m:oMath>
         <m:r>
-          <m:rPr>
-            <m:sty m:val="p"/>
-          </m:rPr>
-          <m:t>[</m:t>
-        </m:r>
-        <m:r>
-          <m:rPr>
-            <m:sty m:val="p"/>
-          </m:rPr>
-          <m:t>Bias</m:t>
-        </m:r>
-        <m:r>
-          <m:t>​</m:t>
-        </m:r>
-        <m:d>
-          <m:dPr>
-            <m:begChr m:val="("/>
-            <m:sepChr m:val=""/>
-            <m:endChr m:val=")"/>
-            <m:grow/>
-          </m:dPr>
-          <m:e>
-            <m:acc>
-              <m:accPr>
-                <m:chr m:val="̂"/>
-              </m:accPr>
-              <m:e>
-                <m:r>
-                  <m:t>f</m:t>
-                </m:r>
-              </m:e>
-            </m:acc>
-            <m:r>
-              <m:rPr>
-                <m:sty m:val="p"/>
-              </m:rPr>
-              <m:t>(</m:t>
-            </m:r>
-            <m:sSub>
-              <m:e>
-                <m:r>
-                  <m:t>x</m:t>
-                </m:r>
-              </m:e>
-              <m:sub>
-                <m:r>
-                  <m:t>0</m:t>
-                </m:r>
-              </m:sub>
-            </m:sSub>
-            <m:r>
-              <m:rPr>
-                <m:sty m:val="p"/>
-              </m:rPr>
-              <m:t>)</m:t>
-            </m:r>
-          </m:e>
-        </m:d>
-        <m:r>
-          <m:t>​</m:t>
-        </m:r>
-        <m:sSup>
-          <m:e>
-            <m:r>
-              <m:rPr>
-                <m:sty m:val="p"/>
-              </m:rPr>
-              <m:t>]</m:t>
-            </m:r>
-          </m:e>
-          <m:sup>
-            <m:r>
-              <m:t>2</m:t>
-            </m:r>
-          </m:sup>
-        </m:sSup>
-        <m:r>
-          <m:rPr>
-            <m:sty m:val="p"/>
-          </m:rPr>
-          <m:t>=</m:t>
-        </m:r>
-        <m:r>
-          <m:t>1</m:t>
+          <m:t>c</m:t>
         </m:r>
       </m:oMath>
       <w:r>
-        <w:t xml:space="preserve"> </w:t>
-      </w:r>
-      <w:r>
-        <w:t xml:space="preserve">and variance</w:t>
-      </w:r>
-      <w:r>
-        <w:t xml:space="preserve"> </w:t>
-      </w:r>
-      <m:oMath>
-        <m:r>
-          <m:rPr>
-            <m:sty m:val="p"/>
-          </m:rPr>
-          <m:t>Var</m:t>
-        </m:r>
-        <m:r>
-          <m:t>​</m:t>
-        </m:r>
-        <m:d>
-          <m:dPr>
-            <m:begChr m:val="("/>
-            <m:sepChr m:val=""/>
-            <m:endChr m:val=")"/>
-            <m:grow/>
-          </m:dPr>
-          <m:e>
-            <m:acc>
-              <m:accPr>
-                <m:chr m:val="̂"/>
-              </m:accPr>
-              <m:e>
-                <m:r>
-                  <m:t>f</m:t>
-                </m:r>
-              </m:e>
-            </m:acc>
-            <m:r>
-              <m:rPr>
-                <m:sty m:val="p"/>
-              </m:rPr>
-              <m:t>(</m:t>
-            </m:r>
-            <m:sSub>
-              <m:e>
-                <m:r>
-                  <m:t>x</m:t>
-                </m:r>
-              </m:e>
-              <m:sub>
-                <m:r>
-                  <m:t>0</m:t>
-                </m:r>
-              </m:sub>
-            </m:sSub>
-            <m:r>
-              <m:rPr>
-                <m:sty m:val="p"/>
-              </m:rPr>
-              <m:t>)</m:t>
-            </m:r>
-          </m:e>
-        </m:d>
-        <m:r>
-          <m:t>​</m:t>
-        </m:r>
-        <m:r>
-          <m:rPr>
-            <m:sty m:val="p"/>
-          </m:rPr>
-          <m:t>=</m:t>
-        </m:r>
-        <m:r>
-          <m:t>2</m:t>
-        </m:r>
-      </m:oMath>
-      <w:r>
-        <w:t xml:space="preserve">.</w:t>
-      </w:r>
-      <w:r>
-        <w:t xml:space="preserve"> </w:t>
-      </w:r>
-      <w:r>
-        <w:t xml:space="preserve">The new response is</w:t>
-      </w:r>
-      <w:r>
-        <w:t xml:space="preserve"> </w:t>
-      </w:r>
-      <m:oMath>
-        <m:sSub>
-          <m:e>
-            <m:r>
-              <m:t>Y</m:t>
-            </m:r>
-          </m:e>
-          <m:sub>
-            <m:r>
-              <m:t>0</m:t>
-            </m:r>
-          </m:sub>
-        </m:sSub>
-        <m:r>
-          <m:rPr>
-            <m:sty m:val="p"/>
-          </m:rPr>
-          <m:t>=</m:t>
-        </m:r>
-        <m:r>
-          <m:t>f</m:t>
-        </m:r>
-        <m:r>
-          <m:rPr>
-            <m:sty m:val="p"/>
-          </m:rPr>
-          <m:t>(</m:t>
-        </m:r>
-        <m:sSub>
-          <m:e>
-            <m:r>
-              <m:t>x</m:t>
-            </m:r>
-          </m:e>
-          <m:sub>
-            <m:r>
-              <m:t>0</m:t>
-            </m:r>
-          </m:sub>
-        </m:sSub>
-        <m:r>
-          <m:rPr>
-            <m:sty m:val="p"/>
-          </m:rPr>
-          <m:t>)</m:t>
-        </m:r>
-        <m:r>
-          <m:rPr>
-            <m:sty m:val="p"/>
-          </m:rPr>
-          <m:t>+</m:t>
-        </m:r>
-        <m:r>
-          <m:t>ε</m:t>
-        </m:r>
-      </m:oMath>
-      <w:r>
         <w:t xml:space="preserve">,</w:t>
-      </w:r>
-      <w:r>
-        <w:t xml:space="preserve"> </w:t>
-      </w:r>
-      <w:r>
-        <w:t xml:space="preserve">where</w:t>
-      </w:r>
-      <w:r>
-        <w:t xml:space="preserve"> </w:t>
-      </w:r>
-      <m:oMath>
-        <m:r>
-          <m:t>ε</m:t>
-        </m:r>
-      </m:oMath>
-      <w:r>
-        <w:t xml:space="preserve"> </w:t>
-      </w:r>
-      <w:r>
-        <w:t xml:space="preserve">has mean</w:t>
-      </w:r>
-      <w:r>
-        <w:t xml:space="preserve"> </w:t>
-      </w:r>
-      <m:oMath>
-        <m:r>
-          <m:t>0</m:t>
-        </m:r>
-      </m:oMath>
-      <w:r>
-        <w:t xml:space="preserve"> </w:t>
-      </w:r>
-      <w:r>
-        <w:t xml:space="preserve">and variance</w:t>
-      </w:r>
-      <w:r>
-        <w:t xml:space="preserve"> </w:t>
-      </w:r>
-      <m:oMath>
-        <m:sSup>
-          <m:e>
-            <m:r>
-              <m:t>σ</m:t>
-            </m:r>
-          </m:e>
-          <m:sup>
-            <m:r>
-              <m:t>2</m:t>
-            </m:r>
-          </m:sup>
-        </m:sSup>
-        <m:r>
-          <m:rPr>
-            <m:sty m:val="p"/>
-          </m:rPr>
-          <m:t>=</m:t>
-        </m:r>
-        <m:r>
-          <m:t>3</m:t>
-        </m:r>
-      </m:oMath>
-      <w:r>
-        <w:t xml:space="preserve"> </w:t>
-      </w:r>
-      <w:r>
-        <w:t xml:space="preserve">and is independent of</w:t>
-      </w:r>
-      <w:r>
-        <w:t xml:space="preserve"> </w:t>
-      </w:r>
-      <m:oMath>
-        <m:acc>
-          <m:accPr>
-            <m:chr m:val="̂"/>
-          </m:accPr>
-          <m:e>
-            <m:r>
-              <m:t>f</m:t>
-            </m:r>
-          </m:e>
-        </m:acc>
-        <m:r>
-          <m:rPr>
-            <m:sty m:val="p"/>
-          </m:rPr>
-          <m:t>(</m:t>
-        </m:r>
-        <m:sSub>
-          <m:e>
-            <m:r>
-              <m:t>x</m:t>
-            </m:r>
-          </m:e>
-          <m:sub>
-            <m:r>
-              <m:t>0</m:t>
-            </m:r>
-          </m:sub>
-        </m:sSub>
-        <m:r>
-          <m:rPr>
-            <m:sty m:val="p"/>
-          </m:rPr>
-          <m:t>)</m:t>
-        </m:r>
-      </m:oMath>
-      <w:r>
-        <w:t xml:space="preserve">.</w:t>
-      </w:r>
-    </w:p>
-    <w:p>
-      <w:pPr>
-        <w:pStyle w:val="Compact"/>
-        <w:numPr>
-          <w:ilvl w:val="0"/>
-          <w:numId w:val="1002"/>
-        </w:numPr>
-      </w:pPr>
-      <w:r>
-        <w:t xml:space="preserve">What is the expected squared prediction error</w:t>
-      </w:r>
-      <w:r>
-        <w:t xml:space="preserve"> </w:t>
-      </w:r>
-      <m:oMath>
-        <m:r>
-          <m:rPr>
-            <m:sty m:val="p"/>
-          </m:rPr>
-          <m:t>E</m:t>
-        </m:r>
-        <m:r>
-          <m:t>​</m:t>
-        </m:r>
-        <m:d>
-          <m:dPr>
-            <m:begChr m:val="["/>
-            <m:sepChr m:val=""/>
-            <m:endChr m:val="]"/>
-            <m:grow/>
-          </m:dPr>
-          <m:e>
-            <m:r>
-              <m:rPr>
-                <m:sty m:val="p"/>
-              </m:rPr>
-              <m:t>(</m:t>
-            </m:r>
-            <m:sSub>
-              <m:e>
-                <m:r>
-                  <m:t>Y</m:t>
-                </m:r>
-              </m:e>
-              <m:sub>
-                <m:r>
-                  <m:t>0</m:t>
-                </m:r>
-              </m:sub>
-            </m:sSub>
-            <m:r>
-              <m:rPr>
-                <m:sty m:val="p"/>
-              </m:rPr>
-              <m:t>−</m:t>
-            </m:r>
-            <m:acc>
-              <m:accPr>
-                <m:chr m:val="̂"/>
-              </m:accPr>
-              <m:e>
-                <m:r>
-                  <m:t>f</m:t>
-                </m:r>
-              </m:e>
-            </m:acc>
-            <m:r>
-              <m:rPr>
-                <m:sty m:val="p"/>
-              </m:rPr>
-              <m:t>(</m:t>
-            </m:r>
-            <m:sSub>
-              <m:e>
-                <m:r>
-                  <m:t>x</m:t>
-                </m:r>
-              </m:e>
-              <m:sub>
-                <m:r>
-                  <m:t>0</m:t>
-                </m:r>
-              </m:sub>
-            </m:sSub>
-            <m:r>
-              <m:rPr>
-                <m:sty m:val="p"/>
-              </m:rPr>
-              <m:t>)</m:t>
-            </m:r>
-            <m:sSup>
-              <m:e>
-                <m:r>
-                  <m:rPr>
-                    <m:sty m:val="p"/>
-                  </m:rPr>
-                  <m:t>)</m:t>
-                </m:r>
-              </m:e>
-              <m:sup>
-                <m:r>
-                  <m:t>2</m:t>
-                </m:r>
-              </m:sup>
-            </m:sSup>
-          </m:e>
-        </m:d>
-        <m:r>
-          <m:t>​</m:t>
-        </m:r>
-      </m:oMath>
-      <w:r>
-        <w:t xml:space="preserve">?</w:t>
-      </w:r>
-    </w:p>
-    <w:p>
-      <w:pPr>
-        <w:pStyle w:val="Compact"/>
-        <w:numPr>
-          <w:ilvl w:val="0"/>
-          <w:numId w:val="1002"/>
-        </w:numPr>
-      </w:pPr>
-      <w:r>
-        <w:t xml:space="preserve">If we could remove all bias and all variance of</w:t>
-      </w:r>
-      <w:r>
-        <w:t xml:space="preserve"> </w:t>
-      </w:r>
-      <m:oMath>
-        <m:acc>
-          <m:accPr>
-            <m:chr m:val="̂"/>
-          </m:accPr>
-          <m:e>
-            <m:r>
-              <m:t>f</m:t>
-            </m:r>
-          </m:e>
-        </m:acc>
-        <m:r>
-          <m:rPr>
-            <m:sty m:val="p"/>
-          </m:rPr>
-          <m:t>(</m:t>
-        </m:r>
-        <m:sSub>
-          <m:e>
-            <m:r>
-              <m:t>x</m:t>
-            </m:r>
-          </m:e>
-          <m:sub>
-            <m:r>
-              <m:t>0</m:t>
-            </m:r>
-          </m:sub>
-        </m:sSub>
-        <m:r>
-          <m:rPr>
-            <m:sty m:val="p"/>
-          </m:rPr>
-          <m:t>)</m:t>
-        </m:r>
-      </m:oMath>
-      <w:r>
-        <w:t xml:space="preserve">,</w:t>
-      </w:r>
-      <w:r>
-        <w:t xml:space="preserve"> </w:t>
-      </w:r>
-      <w:r>
-        <w:t xml:space="preserve">what would the expected squared prediction error be?</w:t>
-      </w:r>
-    </w:p>
-    <w:p>
-      <w:pPr>
-        <w:pStyle w:val="Compact"/>
-        <w:numPr>
-          <w:ilvl w:val="0"/>
-          <w:numId w:val="1002"/>
-        </w:numPr>
-      </w:pPr>
-      <w:r>
-        <w:t xml:space="preserve">Which of the three quantities</w:t>
-      </w:r>
-      <w:r>
-        <w:t xml:space="preserve"> </w:t>
-      </w:r>
-      <w:r>
-        <w:t xml:space="preserve">(squared bias, variance of</w:t>
-      </w:r>
-      <w:r>
-        <w:t xml:space="preserve"> </w:t>
-      </w:r>
-      <m:oMath>
-        <m:acc>
-          <m:accPr>
-            <m:chr m:val="̂"/>
-          </m:accPr>
-          <m:e>
-            <m:r>
-              <m:t>f</m:t>
-            </m:r>
-          </m:e>
-        </m:acc>
-        <m:r>
-          <m:rPr>
-            <m:sty m:val="p"/>
-          </m:rPr>
-          <m:t>(</m:t>
-        </m:r>
-        <m:sSub>
-          <m:e>
-            <m:r>
-              <m:t>x</m:t>
-            </m:r>
-          </m:e>
-          <m:sub>
-            <m:r>
-              <m:t>0</m:t>
-            </m:r>
-          </m:sub>
-        </m:sSub>
-        <m:r>
-          <m:rPr>
-            <m:sty m:val="p"/>
-          </m:rPr>
-          <m:t>)</m:t>
-        </m:r>
-      </m:oMath>
-      <w:r>
-        <w:t xml:space="preserve">,</w:t>
-      </w:r>
-      <w:r>
-        <w:t xml:space="preserve"> </w:t>
-      </w:r>
-      <m:oMath>
-        <m:sSup>
-          <m:e>
-            <m:r>
-              <m:t>σ</m:t>
-            </m:r>
-          </m:e>
-          <m:sup>
-            <m:r>
-              <m:t>2</m:t>
-            </m:r>
-          </m:sup>
-        </m:sSup>
-      </m:oMath>
-      <w:r>
-        <w:t xml:space="preserve">)</w:t>
-      </w:r>
-      <w:r>
-        <w:t xml:space="preserve"> </w:t>
-      </w:r>
-      <w:r>
-        <w:t xml:space="preserve">can a better prediction method reduce,</w:t>
-      </w:r>
-      <w:r>
-        <w:t xml:space="preserve"> </w:t>
-      </w:r>
-      <w:r>
-        <w:t xml:space="preserve">and which cannot?</w:t>
-      </w:r>
-    </w:p>
-    <w:bookmarkEnd w:id="52"/>
-    <w:bookmarkStart w:id="53" w:name="sol-prediction-error"/>
-    <w:p>
-      <w:pPr>
-        <w:pStyle w:val="FirstParagraph"/>
-      </w:pPr>
-      <w:r>
-        <w:rPr>
-          <w:i/>
-          <w:iCs/>
-        </w:rPr>
-        <w:t xml:space="preserve">Solution 2</w:t>
-      </w:r>
-      <w:r>
-        <w:t xml:space="preserve">. </w:t>
-      </w:r>
-    </w:p>
-    <w:p>
-      <w:pPr>
-        <w:numPr>
-          <w:ilvl w:val="0"/>
-          <w:numId w:val="1003"/>
-        </w:numPr>
-      </w:pPr>
-      <w:r>
-        <w:t xml:space="preserve">The expected squared error is the sum of the three sources:</w:t>
-      </w:r>
-      <w:r>
-        <w:t xml:space="preserve"> </w:t>
-      </w:r>
-      <m:oMath>
-        <m:r>
-          <m:t>1</m:t>
-        </m:r>
-        <m:r>
-          <m:rPr>
-            <m:sty m:val="p"/>
-          </m:rPr>
-          <m:t>+</m:t>
-        </m:r>
-        <m:r>
-          <m:t>2</m:t>
-        </m:r>
-        <m:r>
-          <m:rPr>
-            <m:sty m:val="p"/>
-          </m:rPr>
-          <m:t>+</m:t>
-        </m:r>
-        <m:r>
-          <m:t>3</m:t>
-        </m:r>
-        <m:r>
-          <m:rPr>
-            <m:sty m:val="p"/>
-          </m:rPr>
-          <m:t>=</m:t>
-        </m:r>
-        <m:r>
-          <m:t>6</m:t>
-        </m:r>
-      </m:oMath>
-      <w:r>
-        <w:t xml:space="preserve">.</w:t>
-      </w:r>
-    </w:p>
-    <w:p>
-      <w:pPr>
-        <w:numPr>
-          <w:ilvl w:val="0"/>
-          <w:numId w:val="1003"/>
-        </w:numPr>
-      </w:pPr>
-      <m:oMath>
-        <m:r>
-          <m:t>0</m:t>
-        </m:r>
-        <m:r>
-          <m:rPr>
-            <m:sty m:val="p"/>
-          </m:rPr>
-          <m:t>+</m:t>
-        </m:r>
-        <m:r>
-          <m:t>0</m:t>
-        </m:r>
-        <m:r>
-          <m:rPr>
-            <m:sty m:val="p"/>
-          </m:rPr>
-          <m:t>+</m:t>
-        </m:r>
-        <m:r>
-          <m:t>3</m:t>
-        </m:r>
-        <m:r>
-          <m:rPr>
-            <m:sty m:val="p"/>
-          </m:rPr>
-          <m:t>=</m:t>
-        </m:r>
-        <m:r>
-          <m:t>3</m:t>
-        </m:r>
-      </m:oMath>
-      <w:r>
-        <w:t xml:space="preserve">.</w:t>
-      </w:r>
-      <w:r>
-        <w:t xml:space="preserve"> </w:t>
-      </w:r>
-      <w:r>
-        <w:t xml:space="preserve">The noise variance</w:t>
-      </w:r>
-      <w:r>
-        <w:t xml:space="preserve"> </w:t>
-      </w:r>
-      <m:oMath>
-        <m:sSup>
-          <m:e>
-            <m:r>
-              <m:t>σ</m:t>
-            </m:r>
-          </m:e>
-          <m:sup>
-            <m:r>
-              <m:t>2</m:t>
-            </m:r>
-          </m:sup>
-        </m:sSup>
-        <m:r>
-          <m:rPr>
-            <m:sty m:val="p"/>
-          </m:rPr>
-          <m:t>=</m:t>
-        </m:r>
-        <m:r>
-          <m:t>3</m:t>
-        </m:r>
-      </m:oMath>
-      <w:r>
-        <w:t xml:space="preserve"> </w:t>
-      </w:r>
-      <w:r>
-        <w:t xml:space="preserve">remains,</w:t>
-      </w:r>
-      <w:r>
-        <w:t xml:space="preserve"> </w:t>
-      </w:r>
-      <w:r>
-        <w:t xml:space="preserve">so</w:t>
-      </w:r>
-      <w:r>
-        <w:t xml:space="preserve"> </w:t>
-      </w:r>
-      <m:oMath>
-        <m:r>
-          <m:t>3</m:t>
-        </m:r>
-      </m:oMath>
-      <w:r>
-        <w:t xml:space="preserve"> </w:t>
-      </w:r>
-      <w:r>
-        <w:t xml:space="preserve">is the smallest expected squared error any prediction can have here.</w:t>
-      </w:r>
-    </w:p>
-    <w:p>
-      <w:pPr>
-        <w:numPr>
-          <w:ilvl w:val="0"/>
-          <w:numId w:val="1003"/>
-        </w:numPr>
-      </w:pPr>
-      <w:r>
-        <w:t xml:space="preserve">A better method can reduce the squared bias and the variance of</w:t>
-      </w:r>
-      <w:r>
-        <w:t xml:space="preserve"> </w:t>
-      </w:r>
-      <m:oMath>
-        <m:acc>
-          <m:accPr>
-            <m:chr m:val="̂"/>
-          </m:accPr>
-          <m:e>
-            <m:r>
-              <m:t>f</m:t>
-            </m:r>
-          </m:e>
-        </m:acc>
-        <m:r>
-          <m:rPr>
-            <m:sty m:val="p"/>
-          </m:rPr>
-          <m:t>(</m:t>
-        </m:r>
-        <m:sSub>
-          <m:e>
-            <m:r>
-              <m:t>x</m:t>
-            </m:r>
-          </m:e>
-          <m:sub>
-            <m:r>
-              <m:t>0</m:t>
-            </m:r>
-          </m:sub>
-        </m:sSub>
-        <m:r>
-          <m:rPr>
-            <m:sty m:val="p"/>
-          </m:rPr>
-          <m:t>)</m:t>
-        </m:r>
-      </m:oMath>
-      <w:r>
-        <w:t xml:space="preserve">,</w:t>
-      </w:r>
-      <w:r>
-        <w:t xml:space="preserve"> </w:t>
-      </w:r>
-      <w:r>
-        <w:t xml:space="preserve">because both depend on how</w:t>
-      </w:r>
-      <w:r>
-        <w:t xml:space="preserve"> </w:t>
-      </w:r>
-      <m:oMath>
-        <m:acc>
-          <m:accPr>
-            <m:chr m:val="̂"/>
-          </m:accPr>
-          <m:e>
-            <m:r>
-              <m:t>f</m:t>
-            </m:r>
-          </m:e>
-        </m:acc>
-      </m:oMath>
-      <w:r>
-        <w:t xml:space="preserve"> </w:t>
-      </w:r>
-      <w:r>
-        <w:t xml:space="preserve">is built.</w:t>
-      </w:r>
-      <w:r>
-        <w:t xml:space="preserve"> </w:t>
-      </w:r>
-      <w:r>
-        <w:t xml:space="preserve">It cannot reduce</w:t>
-      </w:r>
-      <w:r>
-        <w:t xml:space="preserve"> </w:t>
-      </w:r>
-      <m:oMath>
-        <m:sSup>
-          <m:e>
-            <m:r>
-              <m:t>σ</m:t>
-            </m:r>
-          </m:e>
-          <m:sup>
-            <m:r>
-              <m:t>2</m:t>
-            </m:r>
-          </m:sup>
-        </m:sSup>
-      </m:oMath>
-      <w:r>
-        <w:t xml:space="preserve">,</w:t>
-      </w:r>
-      <w:r>
-        <w:t xml:space="preserve"> </w:t>
-      </w:r>
-      <w:r>
-        <w:t xml:space="preserve">which is the variance of the noise</w:t>
-      </w:r>
-      <w:r>
-        <w:t xml:space="preserve"> </w:t>
-      </w:r>
-      <m:oMath>
-        <m:r>
-          <m:t>ε</m:t>
-        </m:r>
-      </m:oMath>
-      <w:r>
-        <w:t xml:space="preserve"> </w:t>
-      </w:r>
-      <w:r>
-        <w:t xml:space="preserve">in the new response.</w:t>
-      </w:r>
-    </w:p>
-    <w:bookmarkEnd w:id="53"/>
-    <w:bookmarkStart w:id="55" w:name="def-prediction-bias"/>
-    <w:p>
-      <w:pPr>
-        <w:pStyle w:val="FirstParagraph"/>
-      </w:pPr>
-      <w:r>
-        <w:rPr>
-          <w:b/>
-          <w:bCs/>
-        </w:rPr>
-        <w:t xml:space="preserve">Definition 9 (Bias of a prediction)</w:t>
-      </w:r>
-      <w:r>
-        <w:t xml:space="preserve"> </w:t>
-      </w:r>
-      <w:r>
-        <w:t xml:space="preserve">Let</w:t>
-      </w:r>
-      <w:r>
-        <w:t xml:space="preserve"> </w:t>
-      </w:r>
-      <m:oMath>
-        <m:r>
-          <m:t>f</m:t>
-        </m:r>
-      </m:oMath>
-      <w:r>
-        <w:t xml:space="preserve"> </w:t>
-      </w:r>
-      <w:r>
-        <w:t xml:space="preserve">be a fixed function, and let</w:t>
-      </w:r>
-      <w:r>
-        <w:t xml:space="preserve"> </w:t>
-      </w:r>
-      <m:oMath>
-        <m:sSub>
-          <m:e>
-            <m:r>
-              <m:t>x</m:t>
-            </m:r>
-          </m:e>
-          <m:sub>
-            <m:r>
-              <m:t>0</m:t>
-            </m:r>
-          </m:sub>
-        </m:sSub>
-      </m:oMath>
-      <w:r>
-        <w:t xml:space="preserve"> </w:t>
-      </w:r>
-      <w:r>
-        <w:t xml:space="preserve">be a point.</w:t>
-      </w:r>
-      <w:r>
-        <w:t xml:space="preserve"> </w:t>
-      </w:r>
-      <w:r>
-        <w:t xml:space="preserve">Let</w:t>
-      </w:r>
-      <w:r>
-        <w:t xml:space="preserve"> </w:t>
-      </w:r>
-      <m:oMath>
-        <m:acc>
-          <m:accPr>
-            <m:chr m:val="̂"/>
-          </m:accPr>
-          <m:e>
-            <m:r>
-              <m:t>f</m:t>
-            </m:r>
-          </m:e>
-        </m:acc>
-        <m:r>
-          <m:rPr>
-            <m:sty m:val="p"/>
-          </m:rPr>
-          <m:t>(</m:t>
-        </m:r>
-        <m:sSub>
-          <m:e>
-            <m:r>
-              <m:t>x</m:t>
-            </m:r>
-          </m:e>
-          <m:sub>
-            <m:r>
-              <m:t>0</m:t>
-            </m:r>
-          </m:sub>
-        </m:sSub>
-        <m:r>
-          <m:rPr>
-            <m:sty m:val="p"/>
-          </m:rPr>
-          <m:t>)</m:t>
-        </m:r>
-      </m:oMath>
-      <w:r>
-        <w:t xml:space="preserve"> </w:t>
-      </w:r>
-      <w:r>
-        <w:t xml:space="preserve">be a</w:t>
-      </w:r>
-      <w:r>
-        <w:t xml:space="preserve"> </w:t>
-      </w:r>
-      <w:hyperlink r:id="rId54">
-        <w:r>
-          <w:rPr>
-            <w:rStyle w:val="Hyperlink"/>
-          </w:rPr>
-          <w:t xml:space="preserve">prediction</w:t>
-        </w:r>
-      </w:hyperlink>
-      <w:r>
-        <w:t xml:space="preserve"> </w:t>
-      </w:r>
-      <w:r>
-        <w:t xml:space="preserve">of the value</w:t>
-      </w:r>
-      <w:r>
-        <w:t xml:space="preserve"> </w:t>
-      </w:r>
-      <m:oMath>
-        <m:r>
-          <m:t>f</m:t>
-        </m:r>
-        <m:r>
-          <m:rPr>
-            <m:sty m:val="p"/>
-          </m:rPr>
-          <m:t>(</m:t>
-        </m:r>
-        <m:sSub>
-          <m:e>
-            <m:r>
-              <m:t>x</m:t>
-            </m:r>
-          </m:e>
-          <m:sub>
-            <m:r>
-              <m:t>0</m:t>
-            </m:r>
-          </m:sub>
-        </m:sSub>
-        <m:r>
-          <m:rPr>
-            <m:sty m:val="p"/>
-          </m:rPr>
-          <m:t>)</m:t>
-        </m:r>
-      </m:oMath>
-      <w:r>
-        <w:t xml:space="preserve">.</w:t>
-      </w:r>
-      <w:r>
-        <w:t xml:space="preserve"> </w:t>
-      </w:r>
-      <w:r>
-        <w:t xml:space="preserve">The prediction</w:t>
-      </w:r>
-      <w:r>
-        <w:t xml:space="preserve"> </w:t>
-      </w:r>
-      <m:oMath>
-        <m:acc>
-          <m:accPr>
-            <m:chr m:val="̂"/>
-          </m:accPr>
-          <m:e>
-            <m:r>
-              <m:t>f</m:t>
-            </m:r>
-          </m:e>
-        </m:acc>
-        <m:r>
-          <m:rPr>
-            <m:sty m:val="p"/>
-          </m:rPr>
-          <m:t>(</m:t>
-        </m:r>
-        <m:sSub>
-          <m:e>
-            <m:r>
-              <m:t>x</m:t>
-            </m:r>
-          </m:e>
-          <m:sub>
-            <m:r>
-              <m:t>0</m:t>
-            </m:r>
-          </m:sub>
-        </m:sSub>
-        <m:r>
-          <m:rPr>
-            <m:sty m:val="p"/>
-          </m:rPr>
-          <m:t>)</m:t>
-        </m:r>
-      </m:oMath>
-      <w:r>
-        <w:t xml:space="preserve"> </w:t>
-      </w:r>
-      <w:r>
-        <w:t xml:space="preserve">is a random variable,</w:t>
-      </w:r>
-      <w:r>
-        <w:t xml:space="preserve"> </w:t>
-      </w:r>
-      <w:r>
-        <w:t xml:space="preserve">because it depends on the random training data.</w:t>
-      </w:r>
-      <w:r>
-        <w:t xml:space="preserve"> </w:t>
-      </w:r>
-      <w:r>
-        <w:t xml:space="preserve">The</w:t>
-      </w:r>
-      <w:r>
-        <w:t xml:space="preserve"> </w:t>
-      </w:r>
-      <w:r>
-        <w:rPr>
-          <w:b/>
-          <w:bCs/>
-        </w:rPr>
-        <w:t xml:space="preserve">bias</w:t>
-      </w:r>
-      <w:r>
-        <w:t xml:space="preserve"> </w:t>
-      </w:r>
-      <w:r>
-        <w:t xml:space="preserve">of</w:t>
-      </w:r>
-      <w:r>
-        <w:t xml:space="preserve"> </w:t>
-      </w:r>
-      <m:oMath>
-        <m:acc>
-          <m:accPr>
-            <m:chr m:val="̂"/>
-          </m:accPr>
-          <m:e>
-            <m:r>
-              <m:t>f</m:t>
-            </m:r>
-          </m:e>
-        </m:acc>
-        <m:r>
-          <m:rPr>
-            <m:sty m:val="p"/>
-          </m:rPr>
-          <m:t>(</m:t>
-        </m:r>
-        <m:sSub>
-          <m:e>
-            <m:r>
-              <m:t>x</m:t>
-            </m:r>
-          </m:e>
-          <m:sub>
-            <m:r>
-              <m:t>0</m:t>
-            </m:r>
-          </m:sub>
-        </m:sSub>
-        <m:r>
-          <m:rPr>
-            <m:sty m:val="p"/>
-          </m:rPr>
-          <m:t>)</m:t>
-        </m:r>
-      </m:oMath>
-      <w:r>
-        <w:t xml:space="preserve"> </w:t>
-      </w:r>
-      <w:r>
-        <w:t xml:space="preserve">is</w:t>
       </w:r>
     </w:p>
     <w:p>
       <w:pPr>
         <w:pStyle w:val="BodyText"/>
       </w:pPr>
+      <w:bookmarkStart w:id="52" w:name="eq-constant-prediction-decompose"/>
       <m:oMathPara>
         <m:oMathParaPr>
           <m:jc m:val="center"/>
         </m:oMathParaPr>
         <m:oMath>
-          <m:r>
-            <m:rPr>
-              <m:sty m:val="p"/>
-            </m:rPr>
-            <m:t>Bias</m:t>
-          </m:r>
-          <m:r>
-            <m:t>​</m:t>
-          </m:r>
-          <m:d>
-            <m:dPr>
-              <m:begChr m:val="("/>
-              <m:sepChr m:val=""/>
-              <m:endChr m:val=")"/>
-              <m:grow/>
-            </m:dPr>
-            <m:e>
-              <m:acc>
-                <m:accPr>
-                  <m:chr m:val="̂"/>
-                </m:accPr>
-                <m:e>
-                  <m:r>
-                    <m:t>f</m:t>
-                  </m:r>
-                </m:e>
-              </m:acc>
-              <m:r>
-                <m:rPr>
-                  <m:sty m:val="p"/>
-                </m:rPr>
-                <m:t>(</m:t>
-              </m:r>
-              <m:sSub>
-                <m:e>
-                  <m:r>
-                    <m:t>x</m:t>
-                  </m:r>
-                </m:e>
-                <m:sub>
-                  <m:r>
-                    <m:t>0</m:t>
-                  </m:r>
-                </m:sub>
-              </m:sSub>
-              <m:r>
-                <m:rPr>
-                  <m:sty m:val="p"/>
-                </m:rPr>
-                <m:t>)</m:t>
-              </m:r>
-            </m:e>
-          </m:d>
-          <m:r>
-            <m:t>​</m:t>
-          </m:r>
-          <m:limUpp>
-            <m:e>
-              <m:r>
-                <m:rPr>
-                  <m:sty m:val="p"/>
-                </m:rPr>
-                <m:t>=</m:t>
-              </m:r>
-            </m:e>
-            <m:lim>
-              <m:r>
-                <m:rPr>
-                  <m:nor/>
-                  <m:sty m:val="p"/>
-                </m:rPr>
-                <m:t>def</m:t>
-              </m:r>
-            </m:lim>
-          </m:limUpp>
           <m:r>
             <m:rPr>
               <m:sty m:val="p"/>
@@ -14706,40 +13413,43 @@
               <m:grow/>
             </m:dPr>
             <m:e>
-              <m:acc>
-                <m:accPr>
-                  <m:chr m:val="̂"/>
-                </m:accPr>
+              <m:sSup>
                 <m:e>
                   <m:r>
-                    <m:t>f</m:t>
+                    <m:t>​</m:t>
+                  </m:r>
+                  <m:d>
+                    <m:dPr>
+                      <m:begChr m:val="("/>
+                      <m:sepChr m:val=""/>
+                      <m:endChr m:val=")"/>
+                      <m:grow/>
+                    </m:dPr>
+                    <m:e>
+                      <m:r>
+                        <m:t>Y</m:t>
+                      </m:r>
+                      <m:r>
+                        <m:rPr>
+                          <m:sty m:val="p"/>
+                        </m:rPr>
+                        <m:t>−</m:t>
+                      </m:r>
+                      <m:r>
+                        <m:t>c</m:t>
+                      </m:r>
+                    </m:e>
+                  </m:d>
+                  <m:r>
+                    <m:t>​</m:t>
                   </m:r>
                 </m:e>
-              </m:acc>
-              <m:r>
-                <m:rPr>
-                  <m:sty m:val="p"/>
-                </m:rPr>
-                <m:t>(</m:t>
-              </m:r>
-              <m:sSub>
-                <m:e>
-                  <m:r>
-                    <m:t>x</m:t>
-                  </m:r>
-                </m:e>
-                <m:sub>
-                  <m:r>
-                    <m:t>0</m:t>
-                  </m:r>
-                </m:sub>
-              </m:sSub>
-              <m:r>
-                <m:rPr>
-                  <m:sty m:val="p"/>
-                </m:rPr>
-                <m:t>)</m:t>
-              </m:r>
+                <m:sup>
+                  <m:r>
+                    <m:t>2</m:t>
+                  </m:r>
+                </m:sup>
+              </m:sSup>
             </m:e>
           </m:d>
           <m:r>
@@ -14749,10 +13459,84 @@
             <m:rPr>
               <m:sty m:val="p"/>
             </m:rPr>
-            <m:t>−</m:t>
+            <m:t>=</m:t>
           </m:r>
           <m:r>
-            <m:t>f</m:t>
+            <m:rPr>
+              <m:sty m:val="p"/>
+            </m:rPr>
+            <m:t>Var</m:t>
+          </m:r>
+          <m:r>
+            <m:t>​</m:t>
+          </m:r>
+          <m:d>
+            <m:dPr>
+              <m:begChr m:val="("/>
+              <m:sepChr m:val=""/>
+              <m:endChr m:val=")"/>
+              <m:grow/>
+            </m:dPr>
+            <m:e>
+              <m:r>
+                <m:t>Y</m:t>
+              </m:r>
+            </m:e>
+          </m:d>
+          <m:r>
+            <m:t>​</m:t>
+          </m:r>
+          <m:r>
+            <m:rPr>
+              <m:sty m:val="p"/>
+            </m:rPr>
+            <m:t>+</m:t>
+          </m:r>
+          <m:sSup>
+            <m:e>
+              <m:r>
+                <m:t>​</m:t>
+              </m:r>
+              <m:d>
+                <m:dPr>
+                  <m:begChr m:val="("/>
+                  <m:sepChr m:val=""/>
+                  <m:endChr m:val=")"/>
+                  <m:grow/>
+                </m:dPr>
+                <m:e>
+                  <m:r>
+                    <m:t>μ</m:t>
+                  </m:r>
+                  <m:r>
+                    <m:rPr>
+                      <m:sty m:val="p"/>
+                    </m:rPr>
+                    <m:t>−</m:t>
+                  </m:r>
+                  <m:r>
+                    <m:t>c</m:t>
+                  </m:r>
+                </m:e>
+              </m:d>
+              <m:r>
+                <m:t>​</m:t>
+              </m:r>
+            </m:e>
+            <m:sup>
+              <m:r>
+                <m:t>2</m:t>
+              </m:r>
+            </m:sup>
+          </m:sSup>
+          <m:r>
+            <m:rPr>
+              <m:sty m:val="p"/>
+            </m:rPr>
+            <m:t>.</m:t>
+          </m:r>
+          <m:r>
+            <m:t>  </m:t>
           </m:r>
           <m:r>
             <m:rPr>
@@ -14760,18 +13544,9 @@
             </m:rPr>
             <m:t>(</m:t>
           </m:r>
-          <m:sSub>
-            <m:e>
-              <m:r>
-                <m:t>x</m:t>
-              </m:r>
-            </m:e>
-            <m:sub>
-              <m:r>
-                <m:t>0</m:t>
-              </m:r>
-            </m:sub>
-          </m:sSub>
+          <m:r>
+            <m:t>2</m:t>
+          </m:r>
           <m:r>
             <m:rPr>
               <m:sty m:val="p"/>
@@ -14780,8 +13555,9 @@
           </m:r>
         </m:oMath>
       </m:oMathPara>
+      <w:bookmarkEnd w:id="52"/>
     </w:p>
-    <w:bookmarkEnd w:id="55"/>
+    <w:bookmarkEnd w:id="53"/>
     <w:p>
       <w:pPr>
         <w:pStyle w:val="FirstParagraph"/>
@@ -14791,168 +13567,39 @@
           <w:i/>
           <w:iCs/>
         </w:rPr>
-        <w:t xml:space="preserve">Remark</w:t>
+        <w:t xml:space="preserve">Proof</w:t>
       </w:r>
       <w:r>
         <w:t xml:space="preserve">. </w:t>
       </w:r>
       <w:r>
-        <w:t xml:space="preserve">In expected prediction error decompositions</w:t>
-      </w:r>
-      <w:r>
-        <w:t xml:space="preserve"> </w:t>
-      </w:r>
-      <w:r>
-        <w:t xml:space="preserve">(James et al. 2021, sec. 2.2.2)</w:t>
-      </w:r>
-      <w:r>
-        <w:t xml:space="preserve">,</w:t>
-      </w:r>
-      <w:r>
-        <w:t xml:space="preserve"> </w:t>
-      </w:r>
-      <w:r>
-        <w:t xml:space="preserve">the bias reflects the error introduced by approximating a real-world relationship by a model.</w:t>
-      </w:r>
-    </w:p>
-    <w:bookmarkStart w:id="56" w:name="exm-prediction-bias"/>
-    <w:p>
-      <w:pPr>
-        <w:pStyle w:val="BodyText"/>
-      </w:pPr>
-      <w:r>
-        <w:rPr>
-          <w:b/>
-          <w:bCs/>
-        </w:rPr>
-        <w:t xml:space="preserve">Example 9 (Computing the bias of a prediction)</w:t>
-      </w:r>
-      <w:r>
-        <w:t xml:space="preserve"> </w:t>
-      </w:r>
-      <w:r>
-        <w:t xml:space="preserve">Suppose</w:t>
+        <w:t xml:space="preserve">Add and subtract</w:t>
       </w:r>
       <w:r>
         <w:t xml:space="preserve"> </w:t>
       </w:r>
       <m:oMath>
         <m:r>
-          <m:t>f</m:t>
-        </m:r>
-        <m:r>
-          <m:rPr>
-            <m:sty m:val="p"/>
-          </m:rPr>
-          <m:t>(</m:t>
-        </m:r>
-        <m:sSub>
-          <m:e>
-            <m:r>
-              <m:t>x</m:t>
-            </m:r>
-          </m:e>
-          <m:sub>
-            <m:r>
-              <m:t>0</m:t>
-            </m:r>
-          </m:sub>
-        </m:sSub>
-        <m:r>
-          <m:rPr>
-            <m:sty m:val="p"/>
-          </m:rPr>
-          <m:t>)</m:t>
-        </m:r>
-        <m:r>
-          <m:rPr>
-            <m:sty m:val="p"/>
-          </m:rPr>
-          <m:t>=</m:t>
-        </m:r>
-        <m:r>
-          <m:t>10</m:t>
+          <m:t>μ</m:t>
         </m:r>
       </m:oMath>
       <w:r>
-        <w:t xml:space="preserve">,</w:t>
-      </w:r>
-      <w:r>
-        <w:t xml:space="preserve"> </w:t>
-      </w:r>
-      <w:r>
-        <w:t xml:space="preserve">and the predictions</w:t>
-      </w:r>
-      <w:r>
-        <w:t xml:space="preserve"> </w:t>
-      </w:r>
-      <m:oMath>
-        <m:acc>
-          <m:accPr>
-            <m:chr m:val="̂"/>
-          </m:accPr>
-          <m:e>
-            <m:r>
-              <m:t>f</m:t>
-            </m:r>
-          </m:e>
-        </m:acc>
-        <m:r>
-          <m:rPr>
-            <m:sty m:val="p"/>
-          </m:rPr>
-          <m:t>(</m:t>
-        </m:r>
-        <m:sSub>
-          <m:e>
-            <m:r>
-              <m:t>x</m:t>
-            </m:r>
-          </m:e>
-          <m:sub>
-            <m:r>
-              <m:t>0</m:t>
-            </m:r>
-          </m:sub>
-        </m:sSub>
-        <m:r>
-          <m:rPr>
-            <m:sty m:val="p"/>
-          </m:rPr>
-          <m:t>)</m:t>
-        </m:r>
-      </m:oMath>
-      <w:r>
-        <w:t xml:space="preserve">,</w:t>
-      </w:r>
-      <w:r>
-        <w:t xml:space="preserve"> </w:t>
-      </w:r>
-      <w:r>
-        <w:t xml:space="preserve">over repeated training sets,</w:t>
-      </w:r>
-      <w:r>
-        <w:t xml:space="preserve"> </w:t>
-      </w:r>
-      <w:r>
-        <w:t xml:space="preserve">average</w:t>
-      </w:r>
-      <w:r>
-        <w:t xml:space="preserve"> </w:t>
-      </w:r>
-      <m:oMath>
-        <m:r>
-          <m:t>11</m:t>
-        </m:r>
-      </m:oMath>
-      <w:r>
-        <w:t xml:space="preserve">.</w:t>
-      </w:r>
-      <w:r>
-        <w:t xml:space="preserve"> </w:t>
-      </w:r>
-      <w:r>
-        <w:t xml:space="preserve">Then</w:t>
+        <w:t xml:space="preserve"> </w:t>
+      </w:r>
+      <w:r>
+        <w:t xml:space="preserve">inside the square,</w:t>
+      </w:r>
+      <w:r>
+        <w:t xml:space="preserve"> </w:t>
+      </w:r>
+      <w:r>
+        <w:t xml:space="preserve">expand it,</w:t>
+      </w:r>
+      <w:r>
+        <w:t xml:space="preserve"> </w:t>
+      </w:r>
+      <w:r>
+        <w:t xml:space="preserve">and take the expectation term by term:</w:t>
       </w:r>
     </w:p>
     <w:p>
@@ -14970,7 +13617,606 @@
                 <m:rPr>
                   <m:sty m:val="p"/>
                 </m:rPr>
-                <m:t>Bias</m:t>
+                <m:t>E</m:t>
+              </m:r>
+              <m:r>
+                <m:t>​</m:t>
+              </m:r>
+              <m:d>
+                <m:dPr>
+                  <m:begChr m:val="["/>
+                  <m:sepChr m:val=""/>
+                  <m:endChr m:val="]"/>
+                  <m:grow/>
+                </m:dPr>
+                <m:e>
+                  <m:sSup>
+                    <m:e>
+                      <m:r>
+                        <m:t>​</m:t>
+                      </m:r>
+                      <m:d>
+                        <m:dPr>
+                          <m:begChr m:val="("/>
+                          <m:sepChr m:val=""/>
+                          <m:endChr m:val=")"/>
+                          <m:grow/>
+                        </m:dPr>
+                        <m:e>
+                          <m:r>
+                            <m:t>Y</m:t>
+                          </m:r>
+                          <m:r>
+                            <m:rPr>
+                              <m:sty m:val="p"/>
+                            </m:rPr>
+                            <m:t>−</m:t>
+                          </m:r>
+                          <m:r>
+                            <m:t>c</m:t>
+                          </m:r>
+                        </m:e>
+                      </m:d>
+                      <m:r>
+                        <m:t>​</m:t>
+                      </m:r>
+                    </m:e>
+                    <m:sup>
+                      <m:r>
+                        <m:t>2</m:t>
+                      </m:r>
+                    </m:sup>
+                  </m:sSup>
+                </m:e>
+              </m:d>
+              <m:r>
+                <m:t>​</m:t>
+              </m:r>
+              <m:r>
+                <m:t>&amp;</m:t>
+              </m:r>
+              <m:r>
+                <m:rPr>
+                  <m:sty m:val="p"/>
+                </m:rPr>
+                <m:t>=</m:t>
+              </m:r>
+              <m:r>
+                <m:rPr>
+                  <m:sty m:val="p"/>
+                </m:rPr>
+                <m:t>E</m:t>
+              </m:r>
+              <m:r>
+                <m:t>​</m:t>
+              </m:r>
+              <m:d>
+                <m:dPr>
+                  <m:begChr m:val="["/>
+                  <m:sepChr m:val=""/>
+                  <m:endChr m:val="]"/>
+                  <m:grow/>
+                </m:dPr>
+                <m:e>
+                  <m:sSup>
+                    <m:e>
+                      <m:r>
+                        <m:t>​</m:t>
+                      </m:r>
+                      <m:d>
+                        <m:dPr>
+                          <m:begChr m:val="("/>
+                          <m:sepChr m:val=""/>
+                          <m:endChr m:val=")"/>
+                          <m:grow/>
+                        </m:dPr>
+                        <m:e>
+                          <m:r>
+                            <m:rPr>
+                              <m:sty m:val="p"/>
+                            </m:rPr>
+                            <m:t>(</m:t>
+                          </m:r>
+                          <m:r>
+                            <m:t>Y</m:t>
+                          </m:r>
+                          <m:r>
+                            <m:rPr>
+                              <m:sty m:val="p"/>
+                            </m:rPr>
+                            <m:t>−</m:t>
+                          </m:r>
+                          <m:r>
+                            <m:t>μ</m:t>
+                          </m:r>
+                          <m:r>
+                            <m:rPr>
+                              <m:sty m:val="p"/>
+                            </m:rPr>
+                            <m:t>)</m:t>
+                          </m:r>
+                          <m:r>
+                            <m:rPr>
+                              <m:sty m:val="p"/>
+                            </m:rPr>
+                            <m:t>+</m:t>
+                          </m:r>
+                          <m:r>
+                            <m:rPr>
+                              <m:sty m:val="p"/>
+                            </m:rPr>
+                            <m:t>(</m:t>
+                          </m:r>
+                          <m:r>
+                            <m:t>μ</m:t>
+                          </m:r>
+                          <m:r>
+                            <m:rPr>
+                              <m:sty m:val="p"/>
+                            </m:rPr>
+                            <m:t>−</m:t>
+                          </m:r>
+                          <m:r>
+                            <m:t>c</m:t>
+                          </m:r>
+                          <m:r>
+                            <m:rPr>
+                              <m:sty m:val="p"/>
+                            </m:rPr>
+                            <m:t>)</m:t>
+                          </m:r>
+                        </m:e>
+                      </m:d>
+                      <m:r>
+                        <m:t>​</m:t>
+                      </m:r>
+                    </m:e>
+                    <m:sup>
+                      <m:r>
+                        <m:t>2</m:t>
+                      </m:r>
+                    </m:sup>
+                  </m:sSup>
+                </m:e>
+              </m:d>
+              <m:r>
+                <m:t>​</m:t>
+              </m:r>
+              <m:r>
+                <m:t>&amp;</m:t>
+              </m:r>
+              <m:r>
+                <m:t>&amp;</m:t>
+              </m:r>
+              <m:r>
+                <m:rPr>
+                  <m:nor/>
+                  <m:sty m:val="p"/>
+                </m:rPr>
+                <m:t>(add and subtract </m:t>
+              </m:r>
+              <m:r>
+                <m:t>μ</m:t>
+              </m:r>
+              <m:r>
+                <m:rPr>
+                  <m:nor/>
+                  <m:sty m:val="p"/>
+                </m:rPr>
+                <m:t>)</m:t>
+              </m:r>
+            </m:e>
+            <m:e>
+              <m:r>
+                <m:t>&amp;</m:t>
+              </m:r>
+              <m:r>
+                <m:rPr>
+                  <m:sty m:val="p"/>
+                </m:rPr>
+                <m:t>=</m:t>
+              </m:r>
+              <m:r>
+                <m:rPr>
+                  <m:sty m:val="p"/>
+                </m:rPr>
+                <m:t>E</m:t>
+              </m:r>
+              <m:r>
+                <m:t>​</m:t>
+              </m:r>
+              <m:d>
+                <m:dPr>
+                  <m:begChr m:val="["/>
+                  <m:sepChr m:val=""/>
+                  <m:endChr m:val="]"/>
+                  <m:grow/>
+                </m:dPr>
+                <m:e>
+                  <m:sSup>
+                    <m:e>
+                      <m:r>
+                        <m:t>​</m:t>
+                      </m:r>
+                      <m:d>
+                        <m:dPr>
+                          <m:begChr m:val="("/>
+                          <m:sepChr m:val=""/>
+                          <m:endChr m:val=")"/>
+                          <m:grow/>
+                        </m:dPr>
+                        <m:e>
+                          <m:r>
+                            <m:t>Y</m:t>
+                          </m:r>
+                          <m:r>
+                            <m:rPr>
+                              <m:sty m:val="p"/>
+                            </m:rPr>
+                            <m:t>−</m:t>
+                          </m:r>
+                          <m:r>
+                            <m:t>μ</m:t>
+                          </m:r>
+                        </m:e>
+                      </m:d>
+                      <m:r>
+                        <m:t>​</m:t>
+                      </m:r>
+                    </m:e>
+                    <m:sup>
+                      <m:r>
+                        <m:t>2</m:t>
+                      </m:r>
+                    </m:sup>
+                  </m:sSup>
+                  <m:r>
+                    <m:rPr>
+                      <m:sty m:val="p"/>
+                    </m:rPr>
+                    <m:t>+</m:t>
+                  </m:r>
+                  <m:r>
+                    <m:t>2</m:t>
+                  </m:r>
+                  <m:r>
+                    <m:rPr>
+                      <m:sty m:val="p"/>
+                    </m:rPr>
+                    <m:t>(</m:t>
+                  </m:r>
+                  <m:r>
+                    <m:t>μ</m:t>
+                  </m:r>
+                  <m:r>
+                    <m:rPr>
+                      <m:sty m:val="p"/>
+                    </m:rPr>
+                    <m:t>−</m:t>
+                  </m:r>
+                  <m:r>
+                    <m:t>c</m:t>
+                  </m:r>
+                  <m:r>
+                    <m:rPr>
+                      <m:sty m:val="p"/>
+                    </m:rPr>
+                    <m:t>)</m:t>
+                  </m:r>
+                  <m:r>
+                    <m:rPr>
+                      <m:sty m:val="p"/>
+                    </m:rPr>
+                    <m:t>(</m:t>
+                  </m:r>
+                  <m:r>
+                    <m:t>Y</m:t>
+                  </m:r>
+                  <m:r>
+                    <m:rPr>
+                      <m:sty m:val="p"/>
+                    </m:rPr>
+                    <m:t>−</m:t>
+                  </m:r>
+                  <m:r>
+                    <m:t>μ</m:t>
+                  </m:r>
+                  <m:r>
+                    <m:rPr>
+                      <m:sty m:val="p"/>
+                    </m:rPr>
+                    <m:t>)</m:t>
+                  </m:r>
+                  <m:r>
+                    <m:rPr>
+                      <m:sty m:val="p"/>
+                    </m:rPr>
+                    <m:t>+</m:t>
+                  </m:r>
+                  <m:sSup>
+                    <m:e>
+                      <m:r>
+                        <m:t>​</m:t>
+                      </m:r>
+                      <m:d>
+                        <m:dPr>
+                          <m:begChr m:val="("/>
+                          <m:sepChr m:val=""/>
+                          <m:endChr m:val=")"/>
+                          <m:grow/>
+                        </m:dPr>
+                        <m:e>
+                          <m:r>
+                            <m:t>μ</m:t>
+                          </m:r>
+                          <m:r>
+                            <m:rPr>
+                              <m:sty m:val="p"/>
+                            </m:rPr>
+                            <m:t>−</m:t>
+                          </m:r>
+                          <m:r>
+                            <m:t>c</m:t>
+                          </m:r>
+                        </m:e>
+                      </m:d>
+                      <m:r>
+                        <m:t>​</m:t>
+                      </m:r>
+                    </m:e>
+                    <m:sup>
+                      <m:r>
+                        <m:t>2</m:t>
+                      </m:r>
+                    </m:sup>
+                  </m:sSup>
+                </m:e>
+              </m:d>
+              <m:r>
+                <m:t>​</m:t>
+              </m:r>
+              <m:r>
+                <m:t>&amp;</m:t>
+              </m:r>
+              <m:r>
+                <m:t>&amp;</m:t>
+              </m:r>
+              <m:r>
+                <m:rPr>
+                  <m:nor/>
+                  <m:sty m:val="p"/>
+                </m:rPr>
+                <m:t>(expand the square of a sum)</m:t>
+              </m:r>
+            </m:e>
+            <m:e>
+              <m:r>
+                <m:t>&amp;</m:t>
+              </m:r>
+              <m:r>
+                <m:rPr>
+                  <m:sty m:val="p"/>
+                </m:rPr>
+                <m:t>=</m:t>
+              </m:r>
+              <m:r>
+                <m:rPr>
+                  <m:sty m:val="p"/>
+                </m:rPr>
+                <m:t>E</m:t>
+              </m:r>
+              <m:r>
+                <m:t>​</m:t>
+              </m:r>
+              <m:d>
+                <m:dPr>
+                  <m:begChr m:val="["/>
+                  <m:sepChr m:val=""/>
+                  <m:endChr m:val="]"/>
+                  <m:grow/>
+                </m:dPr>
+                <m:e>
+                  <m:sSup>
+                    <m:e>
+                      <m:r>
+                        <m:t>​</m:t>
+                      </m:r>
+                      <m:d>
+                        <m:dPr>
+                          <m:begChr m:val="("/>
+                          <m:sepChr m:val=""/>
+                          <m:endChr m:val=")"/>
+                          <m:grow/>
+                        </m:dPr>
+                        <m:e>
+                          <m:r>
+                            <m:t>Y</m:t>
+                          </m:r>
+                          <m:r>
+                            <m:rPr>
+                              <m:sty m:val="p"/>
+                            </m:rPr>
+                            <m:t>−</m:t>
+                          </m:r>
+                          <m:r>
+                            <m:t>μ</m:t>
+                          </m:r>
+                        </m:e>
+                      </m:d>
+                      <m:r>
+                        <m:t>​</m:t>
+                      </m:r>
+                    </m:e>
+                    <m:sup>
+                      <m:r>
+                        <m:t>2</m:t>
+                      </m:r>
+                    </m:sup>
+                  </m:sSup>
+                </m:e>
+              </m:d>
+              <m:r>
+                <m:t>​</m:t>
+              </m:r>
+              <m:r>
+                <m:rPr>
+                  <m:sty m:val="p"/>
+                </m:rPr>
+                <m:t>+</m:t>
+              </m:r>
+              <m:r>
+                <m:t>2</m:t>
+              </m:r>
+              <m:r>
+                <m:rPr>
+                  <m:sty m:val="p"/>
+                </m:rPr>
+                <m:t>(</m:t>
+              </m:r>
+              <m:r>
+                <m:t>μ</m:t>
+              </m:r>
+              <m:r>
+                <m:rPr>
+                  <m:sty m:val="p"/>
+                </m:rPr>
+                <m:t>−</m:t>
+              </m:r>
+              <m:r>
+                <m:t>c</m:t>
+              </m:r>
+              <m:r>
+                <m:rPr>
+                  <m:sty m:val="p"/>
+                </m:rPr>
+                <m:t>)</m:t>
+              </m:r>
+              <m:r>
+                <m:rPr>
+                  <m:sty m:val="p"/>
+                </m:rPr>
+                <m:t>E</m:t>
+              </m:r>
+              <m:r>
+                <m:t>​</m:t>
+              </m:r>
+              <m:d>
+                <m:dPr>
+                  <m:begChr m:val="["/>
+                  <m:sepChr m:val=""/>
+                  <m:endChr m:val="]"/>
+                  <m:grow/>
+                </m:dPr>
+                <m:e>
+                  <m:r>
+                    <m:t>Y</m:t>
+                  </m:r>
+                  <m:r>
+                    <m:rPr>
+                      <m:sty m:val="p"/>
+                    </m:rPr>
+                    <m:t>−</m:t>
+                  </m:r>
+                  <m:r>
+                    <m:t>μ</m:t>
+                  </m:r>
+                </m:e>
+              </m:d>
+              <m:r>
+                <m:t>​</m:t>
+              </m:r>
+              <m:r>
+                <m:rPr>
+                  <m:sty m:val="p"/>
+                </m:rPr>
+                <m:t>+</m:t>
+              </m:r>
+              <m:sSup>
+                <m:e>
+                  <m:r>
+                    <m:t>​</m:t>
+                  </m:r>
+                  <m:d>
+                    <m:dPr>
+                      <m:begChr m:val="("/>
+                      <m:sepChr m:val=""/>
+                      <m:endChr m:val=")"/>
+                      <m:grow/>
+                    </m:dPr>
+                    <m:e>
+                      <m:r>
+                        <m:t>μ</m:t>
+                      </m:r>
+                      <m:r>
+                        <m:rPr>
+                          <m:sty m:val="p"/>
+                        </m:rPr>
+                        <m:t>−</m:t>
+                      </m:r>
+                      <m:r>
+                        <m:t>c</m:t>
+                      </m:r>
+                    </m:e>
+                  </m:d>
+                  <m:r>
+                    <m:t>​</m:t>
+                  </m:r>
+                </m:e>
+                <m:sup>
+                  <m:r>
+                    <m:t>2</m:t>
+                  </m:r>
+                </m:sup>
+              </m:sSup>
+              <m:r>
+                <m:t>&amp;</m:t>
+              </m:r>
+              <m:r>
+                <m:t>&amp;</m:t>
+              </m:r>
+              <m:r>
+                <m:rPr>
+                  <m:nor/>
+                  <m:sty m:val="p"/>
+                </m:rPr>
+                <m:t>(linearity of expectation; </m:t>
+              </m:r>
+              <m:r>
+                <m:t>μ</m:t>
+              </m:r>
+              <m:r>
+                <m:rPr>
+                  <m:nor/>
+                  <m:sty m:val="p"/>
+                </m:rPr>
+                <m:t> and </m:t>
+              </m:r>
+              <m:r>
+                <m:t>c</m:t>
+              </m:r>
+              <m:r>
+                <m:rPr>
+                  <m:nor/>
+                  <m:sty m:val="p"/>
+                </m:rPr>
+                <m:t> are constants)</m:t>
+              </m:r>
+            </m:e>
+            <m:e>
+              <m:r>
+                <m:t>&amp;</m:t>
+              </m:r>
+              <m:r>
+                <m:rPr>
+                  <m:sty m:val="p"/>
+                </m:rPr>
+                <m:t>=</m:t>
+              </m:r>
+              <m:r>
+                <m:rPr>
+                  <m:sty m:val="p"/>
+                </m:rPr>
+                <m:t>Var</m:t>
               </m:r>
               <m:r>
                 <m:t>​</m:t>
@@ -14983,39 +14229,299 @@
                   <m:grow/>
                 </m:dPr>
                 <m:e>
-                  <m:acc>
-                    <m:accPr>
-                      <m:chr m:val="̂"/>
-                    </m:accPr>
-                    <m:e>
-                      <m:r>
-                        <m:t>f</m:t>
-                      </m:r>
-                    </m:e>
-                  </m:acc>
+                  <m:r>
+                    <m:t>Y</m:t>
+                  </m:r>
+                </m:e>
+              </m:d>
+              <m:r>
+                <m:t>​</m:t>
+              </m:r>
+              <m:r>
+                <m:rPr>
+                  <m:sty m:val="p"/>
+                </m:rPr>
+                <m:t>+</m:t>
+              </m:r>
+              <m:r>
+                <m:t>2</m:t>
+              </m:r>
+              <m:r>
+                <m:rPr>
+                  <m:sty m:val="p"/>
+                </m:rPr>
+                <m:t>(</m:t>
+              </m:r>
+              <m:r>
+                <m:t>μ</m:t>
+              </m:r>
+              <m:r>
+                <m:rPr>
+                  <m:sty m:val="p"/>
+                </m:rPr>
+                <m:t>−</m:t>
+              </m:r>
+              <m:r>
+                <m:t>c</m:t>
+              </m:r>
+              <m:r>
+                <m:rPr>
+                  <m:sty m:val="p"/>
+                </m:rPr>
+                <m:t>)</m:t>
+              </m:r>
+              <m:r>
+                <m:rPr>
+                  <m:sty m:val="p"/>
+                </m:rPr>
+                <m:t>E</m:t>
+              </m:r>
+              <m:r>
+                <m:t>​</m:t>
+              </m:r>
+              <m:d>
+                <m:dPr>
+                  <m:begChr m:val="["/>
+                  <m:sepChr m:val=""/>
+                  <m:endChr m:val="]"/>
+                  <m:grow/>
+                </m:dPr>
+                <m:e>
+                  <m:r>
+                    <m:t>Y</m:t>
+                  </m:r>
                   <m:r>
                     <m:rPr>
                       <m:sty m:val="p"/>
                     </m:rPr>
-                    <m:t>(</m:t>
-                  </m:r>
-                  <m:sSub>
+                    <m:t>−</m:t>
+                  </m:r>
+                  <m:r>
+                    <m:t>μ</m:t>
+                  </m:r>
+                </m:e>
+              </m:d>
+              <m:r>
+                <m:t>​</m:t>
+              </m:r>
+              <m:r>
+                <m:rPr>
+                  <m:sty m:val="p"/>
+                </m:rPr>
+                <m:t>+</m:t>
+              </m:r>
+              <m:sSup>
+                <m:e>
+                  <m:r>
+                    <m:t>​</m:t>
+                  </m:r>
+                  <m:d>
+                    <m:dPr>
+                      <m:begChr m:val="("/>
+                      <m:sepChr m:val=""/>
+                      <m:endChr m:val=")"/>
+                      <m:grow/>
+                    </m:dPr>
                     <m:e>
                       <m:r>
-                        <m:t>x</m:t>
+                        <m:t>μ</m:t>
+                      </m:r>
+                      <m:r>
+                        <m:rPr>
+                          <m:sty m:val="p"/>
+                        </m:rPr>
+                        <m:t>−</m:t>
+                      </m:r>
+                      <m:r>
+                        <m:t>c</m:t>
                       </m:r>
                     </m:e>
-                    <m:sub>
-                      <m:r>
-                        <m:t>0</m:t>
-                      </m:r>
-                    </m:sub>
-                  </m:sSub>
+                  </m:d>
+                  <m:r>
+                    <m:t>​</m:t>
+                  </m:r>
+                </m:e>
+                <m:sup>
+                  <m:r>
+                    <m:t>2</m:t>
+                  </m:r>
+                </m:sup>
+              </m:sSup>
+              <m:r>
+                <m:t>&amp;</m:t>
+              </m:r>
+              <m:r>
+                <m:t>&amp;</m:t>
+              </m:r>
+              <m:r>
+                <m:rPr>
+                  <m:nor/>
+                  <m:sty m:val="p"/>
+                </m:rPr>
+                <m:t>(variance as expected squared deviation)</m:t>
+              </m:r>
+            </m:e>
+            <m:e>
+              <m:r>
+                <m:t>&amp;</m:t>
+              </m:r>
+              <m:r>
+                <m:rPr>
+                  <m:sty m:val="p"/>
+                </m:rPr>
+                <m:t>=</m:t>
+              </m:r>
+              <m:r>
+                <m:rPr>
+                  <m:sty m:val="p"/>
+                </m:rPr>
+                <m:t>Var</m:t>
+              </m:r>
+              <m:r>
+                <m:t>​</m:t>
+              </m:r>
+              <m:d>
+                <m:dPr>
+                  <m:begChr m:val="("/>
+                  <m:sepChr m:val=""/>
+                  <m:endChr m:val=")"/>
+                  <m:grow/>
+                </m:dPr>
+                <m:e>
+                  <m:r>
+                    <m:t>Y</m:t>
+                  </m:r>
+                </m:e>
+              </m:d>
+              <m:r>
+                <m:t>​</m:t>
+              </m:r>
+              <m:r>
+                <m:rPr>
+                  <m:sty m:val="p"/>
+                </m:rPr>
+                <m:t>+</m:t>
+              </m:r>
+              <m:r>
+                <m:t>2</m:t>
+              </m:r>
+              <m:r>
+                <m:rPr>
+                  <m:sty m:val="p"/>
+                </m:rPr>
+                <m:t>(</m:t>
+              </m:r>
+              <m:r>
+                <m:t>μ</m:t>
+              </m:r>
+              <m:r>
+                <m:rPr>
+                  <m:sty m:val="p"/>
+                </m:rPr>
+                <m:t>−</m:t>
+              </m:r>
+              <m:r>
+                <m:t>c</m:t>
+              </m:r>
+              <m:r>
+                <m:rPr>
+                  <m:sty m:val="p"/>
+                </m:rPr>
+                <m:t>)</m:t>
+              </m:r>
+              <m:r>
+                <m:rPr>
+                  <m:sty m:val="p"/>
+                </m:rPr>
+                <m:t>⋅</m:t>
+              </m:r>
+              <m:r>
+                <m:t>0</m:t>
+              </m:r>
+              <m:r>
+                <m:rPr>
+                  <m:sty m:val="p"/>
+                </m:rPr>
+                <m:t>+</m:t>
+              </m:r>
+              <m:sSup>
+                <m:e>
+                  <m:r>
+                    <m:t>​</m:t>
+                  </m:r>
+                  <m:d>
+                    <m:dPr>
+                      <m:begChr m:val="("/>
+                      <m:sepChr m:val=""/>
+                      <m:endChr m:val=")"/>
+                      <m:grow/>
+                    </m:dPr>
+                    <m:e>
+                      <m:r>
+                        <m:t>μ</m:t>
+                      </m:r>
+                      <m:r>
+                        <m:rPr>
+                          <m:sty m:val="p"/>
+                        </m:rPr>
+                        <m:t>−</m:t>
+                      </m:r>
+                      <m:r>
+                        <m:t>c</m:t>
+                      </m:r>
+                    </m:e>
+                  </m:d>
+                  <m:r>
+                    <m:t>​</m:t>
+                  </m:r>
+                </m:e>
+                <m:sup>
+                  <m:r>
+                    <m:t>2</m:t>
+                  </m:r>
+                </m:sup>
+              </m:sSup>
+              <m:r>
+                <m:t>&amp;</m:t>
+              </m:r>
+              <m:r>
+                <m:t>&amp;</m:t>
+              </m:r>
+              <m:r>
+                <m:rPr>
+                  <m:nor/>
+                  <m:sty m:val="p"/>
+                </m:rPr>
+                <m:t>(</m:t>
+              </m:r>
+              <m:r>
+                <m:rPr>
+                  <m:sty m:val="p"/>
+                </m:rPr>
+                <m:t>E</m:t>
+              </m:r>
+              <m:r>
+                <m:t>​</m:t>
+              </m:r>
+              <m:d>
+                <m:dPr>
+                  <m:begChr m:val="["/>
+                  <m:sepChr m:val=""/>
+                  <m:endChr m:val="]"/>
+                  <m:grow/>
+                </m:dPr>
+                <m:e>
+                  <m:r>
+                    <m:t>Y</m:t>
+                  </m:r>
                   <m:r>
                     <m:rPr>
                       <m:sty m:val="p"/>
                     </m:rPr>
-                    <m:t>)</m:t>
+                    <m:t>−</m:t>
+                  </m:r>
+                  <m:r>
+                    <m:t>μ</m:t>
                   </m:r>
                 </m:e>
               </m:d>
@@ -15023,16 +14529,35 @@
                 <m:t>​</m:t>
               </m:r>
               <m:r>
-                <m:t>&amp;</m:t>
-              </m:r>
-              <m:r>
                 <m:rPr>
                   <m:sty m:val="p"/>
                 </m:rPr>
                 <m:t>=</m:t>
               </m:r>
               <m:r>
-                <m:t>11</m:t>
+                <m:rPr>
+                  <m:sty m:val="p"/>
+                </m:rPr>
+                <m:t>E</m:t>
+              </m:r>
+              <m:r>
+                <m:t>​</m:t>
+              </m:r>
+              <m:d>
+                <m:dPr>
+                  <m:begChr m:val="["/>
+                  <m:sepChr m:val=""/>
+                  <m:endChr m:val="]"/>
+                  <m:grow/>
+                </m:dPr>
+                <m:e>
+                  <m:r>
+                    <m:t>Y</m:t>
+                  </m:r>
+                </m:e>
+              </m:d>
+              <m:r>
+                <m:t>​</m:t>
               </m:r>
               <m:r>
                 <m:rPr>
@@ -15041,7 +14566,23 @@
                 <m:t>−</m:t>
               </m:r>
               <m:r>
-                <m:t>10</m:t>
+                <m:t>μ</m:t>
+              </m:r>
+              <m:r>
+                <m:rPr>
+                  <m:sty m:val="p"/>
+                </m:rPr>
+                <m:t>=</m:t>
+              </m:r>
+              <m:r>
+                <m:t>0</m:t>
+              </m:r>
+              <m:r>
+                <m:rPr>
+                  <m:nor/>
+                  <m:sty m:val="p"/>
+                </m:rPr>
+                <m:t>)</m:t>
               </m:r>
             </m:e>
             <m:e>
@@ -15055,16 +14596,388 @@
                 <m:t>=</m:t>
               </m:r>
               <m:r>
-                <m:t>1</m:t>
-              </m:r>
-              <m:r>
-                <m:rPr>
-                  <m:sty m:val="p"/>
-                </m:rPr>
-                <m:t>.</m:t>
+                <m:rPr>
+                  <m:sty m:val="p"/>
+                </m:rPr>
+                <m:t>Var</m:t>
+              </m:r>
+              <m:r>
+                <m:t>​</m:t>
+              </m:r>
+              <m:d>
+                <m:dPr>
+                  <m:begChr m:val="("/>
+                  <m:sepChr m:val=""/>
+                  <m:endChr m:val=")"/>
+                  <m:grow/>
+                </m:dPr>
+                <m:e>
+                  <m:r>
+                    <m:t>Y</m:t>
+                  </m:r>
+                </m:e>
+              </m:d>
+              <m:r>
+                <m:t>​</m:t>
+              </m:r>
+              <m:r>
+                <m:rPr>
+                  <m:sty m:val="p"/>
+                </m:rPr>
+                <m:t>+</m:t>
+              </m:r>
+              <m:sSup>
+                <m:e>
+                  <m:r>
+                    <m:t>​</m:t>
+                  </m:r>
+                  <m:d>
+                    <m:dPr>
+                      <m:begChr m:val="("/>
+                      <m:sepChr m:val=""/>
+                      <m:endChr m:val=")"/>
+                      <m:grow/>
+                    </m:dPr>
+                    <m:e>
+                      <m:r>
+                        <m:t>μ</m:t>
+                      </m:r>
+                      <m:r>
+                        <m:rPr>
+                          <m:sty m:val="p"/>
+                        </m:rPr>
+                        <m:t>−</m:t>
+                      </m:r>
+                      <m:r>
+                        <m:t>c</m:t>
+                      </m:r>
+                    </m:e>
+                  </m:d>
+                  <m:r>
+                    <m:t>​</m:t>
+                  </m:r>
+                </m:e>
+                <m:sup>
+                  <m:r>
+                    <m:t>2</m:t>
+                  </m:r>
+                </m:sup>
+              </m:sSup>
+              <m:r>
+                <m:t>&amp;</m:t>
+              </m:r>
+              <m:r>
+                <m:t>&amp;</m:t>
+              </m:r>
+              <m:r>
+                <m:rPr>
+                  <m:nor/>
+                  <m:sty m:val="p"/>
+                </m:rPr>
+                <m:t>(zero times a number)</m:t>
               </m:r>
             </m:e>
           </m:eqArr>
+        </m:oMath>
+      </m:oMathPara>
+    </w:p>
+    <w:bookmarkStart w:id="55" w:name="cor-best-constant"/>
+    <w:p>
+      <w:pPr>
+        <w:pStyle w:val="FirstParagraph"/>
+      </w:pPr>
+      <w:r>
+        <w:rPr>
+          <w:b/>
+          <w:bCs/>
+        </w:rPr>
+        <w:t xml:space="preserve">Corollary 1 (The mean is the best constant prediction under squared error)</w:t>
+      </w:r>
+      <w:r>
+        <w:t xml:space="preserve"> </w:t>
+      </w:r>
+      <w:r>
+        <w:t xml:space="preserve">Under the assumptions of</w:t>
+      </w:r>
+      <w:r>
+        <w:t xml:space="preserve"> </w:t>
+      </w:r>
+      <w:hyperlink w:anchor="thm-constant-prediction-decompose">
+        <w:r>
+          <w:rPr>
+            <w:rStyle w:val="Hyperlink"/>
+          </w:rPr>
+          <w:t xml:space="preserve">Theorem 5</w:t>
+        </w:r>
+      </w:hyperlink>
+      <w:r>
+        <w:t xml:space="preserve">,</w:t>
+      </w:r>
+    </w:p>
+    <w:p>
+      <w:pPr>
+        <w:pStyle w:val="BodyText"/>
+      </w:pPr>
+      <m:oMathPara>
+        <m:oMathParaPr>
+          <m:jc m:val="center"/>
+        </m:oMathParaPr>
+        <m:oMath>
+          <m:r>
+            <m:rPr>
+              <m:sty m:val="p"/>
+            </m:rPr>
+            <m:t>arg</m:t>
+          </m:r>
+          <m:limLow>
+            <m:e>
+              <m:r>
+                <m:rPr>
+                  <m:sty m:val="p"/>
+                </m:rPr>
+                <m:t>min</m:t>
+              </m:r>
+            </m:e>
+            <m:lim>
+              <m:r>
+                <m:t>c</m:t>
+              </m:r>
+              <m:r>
+                <m:rPr>
+                  <m:sty m:val="p"/>
+                </m:rPr>
+                <m:t>∈</m:t>
+              </m:r>
+              <m:r>
+                <m:rPr>
+                  <m:scr m:val="double-struck"/>
+                  <m:sty m:val="p"/>
+                </m:rPr>
+                <m:t>R</m:t>
+              </m:r>
+            </m:lim>
+          </m:limLow>
+          <m:r>
+            <m:rPr>
+              <m:sty m:val="p"/>
+            </m:rPr>
+            <m:t>E</m:t>
+          </m:r>
+          <m:r>
+            <m:t>​</m:t>
+          </m:r>
+          <m:d>
+            <m:dPr>
+              <m:begChr m:val="["/>
+              <m:sepChr m:val=""/>
+              <m:endChr m:val="]"/>
+              <m:grow/>
+            </m:dPr>
+            <m:e>
+              <m:sSup>
+                <m:e>
+                  <m:r>
+                    <m:t>​</m:t>
+                  </m:r>
+                  <m:d>
+                    <m:dPr>
+                      <m:begChr m:val="("/>
+                      <m:sepChr m:val=""/>
+                      <m:endChr m:val=")"/>
+                      <m:grow/>
+                    </m:dPr>
+                    <m:e>
+                      <m:r>
+                        <m:t>Y</m:t>
+                      </m:r>
+                      <m:r>
+                        <m:rPr>
+                          <m:sty m:val="p"/>
+                        </m:rPr>
+                        <m:t>−</m:t>
+                      </m:r>
+                      <m:r>
+                        <m:t>c</m:t>
+                      </m:r>
+                    </m:e>
+                  </m:d>
+                  <m:r>
+                    <m:t>​</m:t>
+                  </m:r>
+                </m:e>
+                <m:sup>
+                  <m:r>
+                    <m:t>2</m:t>
+                  </m:r>
+                </m:sup>
+              </m:sSup>
+            </m:e>
+          </m:d>
+          <m:r>
+            <m:t>​</m:t>
+          </m:r>
+          <m:r>
+            <m:rPr>
+              <m:sty m:val="p"/>
+            </m:rPr>
+            <m:t>=</m:t>
+          </m:r>
+          <m:r>
+            <m:t>​</m:t>
+          </m:r>
+          <m:d>
+            <m:dPr>
+              <m:begChr m:val="{"/>
+              <m:sepChr m:val=""/>
+              <m:endChr m:val="}"/>
+              <m:grow/>
+            </m:dPr>
+            <m:e>
+              <m:r>
+                <m:t>μ</m:t>
+              </m:r>
+            </m:e>
+          </m:d>
+          <m:r>
+            <m:t>​</m:t>
+          </m:r>
+          <m:r>
+            <m:t> </m:t>
+          </m:r>
+          <m:r>
+            <m:rPr>
+              <m:nor/>
+              <m:sty m:val="p"/>
+            </m:rPr>
+            <m:t>and</m:t>
+          </m:r>
+          <m:r>
+            <m:t> </m:t>
+          </m:r>
+          <m:limLow>
+            <m:e>
+              <m:r>
+                <m:rPr>
+                  <m:sty m:val="p"/>
+                </m:rPr>
+                <m:t>min</m:t>
+              </m:r>
+            </m:e>
+            <m:lim>
+              <m:r>
+                <m:t>c</m:t>
+              </m:r>
+              <m:r>
+                <m:rPr>
+                  <m:sty m:val="p"/>
+                </m:rPr>
+                <m:t>∈</m:t>
+              </m:r>
+              <m:r>
+                <m:rPr>
+                  <m:scr m:val="double-struck"/>
+                  <m:sty m:val="p"/>
+                </m:rPr>
+                <m:t>R</m:t>
+              </m:r>
+            </m:lim>
+          </m:limLow>
+          <m:r>
+            <m:rPr>
+              <m:sty m:val="p"/>
+            </m:rPr>
+            <m:t>E</m:t>
+          </m:r>
+          <m:r>
+            <m:t>​</m:t>
+          </m:r>
+          <m:d>
+            <m:dPr>
+              <m:begChr m:val="["/>
+              <m:sepChr m:val=""/>
+              <m:endChr m:val="]"/>
+              <m:grow/>
+            </m:dPr>
+            <m:e>
+              <m:sSup>
+                <m:e>
+                  <m:r>
+                    <m:t>​</m:t>
+                  </m:r>
+                  <m:d>
+                    <m:dPr>
+                      <m:begChr m:val="("/>
+                      <m:sepChr m:val=""/>
+                      <m:endChr m:val=")"/>
+                      <m:grow/>
+                    </m:dPr>
+                    <m:e>
+                      <m:r>
+                        <m:t>Y</m:t>
+                      </m:r>
+                      <m:r>
+                        <m:rPr>
+                          <m:sty m:val="p"/>
+                        </m:rPr>
+                        <m:t>−</m:t>
+                      </m:r>
+                      <m:r>
+                        <m:t>c</m:t>
+                      </m:r>
+                    </m:e>
+                  </m:d>
+                  <m:r>
+                    <m:t>​</m:t>
+                  </m:r>
+                </m:e>
+                <m:sup>
+                  <m:r>
+                    <m:t>2</m:t>
+                  </m:r>
+                </m:sup>
+              </m:sSup>
+            </m:e>
+          </m:d>
+          <m:r>
+            <m:t>​</m:t>
+          </m:r>
+          <m:r>
+            <m:rPr>
+              <m:sty m:val="p"/>
+            </m:rPr>
+            <m:t>=</m:t>
+          </m:r>
+          <m:r>
+            <m:rPr>
+              <m:sty m:val="p"/>
+            </m:rPr>
+            <m:t>Var</m:t>
+          </m:r>
+          <m:r>
+            <m:t>​</m:t>
+          </m:r>
+          <m:d>
+            <m:dPr>
+              <m:begChr m:val="("/>
+              <m:sepChr m:val=""/>
+              <m:endChr m:val=")"/>
+              <m:grow/>
+            </m:dPr>
+            <m:e>
+              <m:r>
+                <m:t>Y</m:t>
+              </m:r>
+            </m:e>
+          </m:d>
+          <m:r>
+            <m:t>​</m:t>
+          </m:r>
+          <m:r>
+            <m:rPr>
+              <m:sty m:val="p"/>
+            </m:rPr>
+            <m:t>,</m:t>
+          </m:r>
         </m:oMath>
       </m:oMathPara>
     </w:p>
@@ -15073,7 +14986,130 @@
         <w:pStyle w:val="FirstParagraph"/>
       </w:pPr>
       <w:r>
-        <w:t xml:space="preserve">The squared bias is</w:t>
+        <w:t xml:space="preserve">where</w:t>
+      </w:r>
+      <w:r>
+        <w:t xml:space="preserve"> </w:t>
+      </w:r>
+      <m:oMath>
+        <m:r>
+          <m:rPr>
+            <m:sty m:val="p"/>
+          </m:rPr>
+          <m:t>arg</m:t>
+        </m:r>
+        <m:r>
+          <m:rPr>
+            <m:sty m:val="p"/>
+          </m:rPr>
+          <m:t>min</m:t>
+        </m:r>
+      </m:oMath>
+      <w:r>
+        <w:t xml:space="preserve"> </w:t>
+      </w:r>
+      <w:r>
+        <w:t xml:space="preserve">is the</w:t>
+      </w:r>
+      <w:r>
+        <w:t xml:space="preserve"> </w:t>
+      </w:r>
+      <w:hyperlink r:id="rId54">
+        <w:r>
+          <w:rPr>
+            <w:rStyle w:val="Hyperlink"/>
+          </w:rPr>
+          <w:t xml:space="preserve">set of minimizers</w:t>
+        </w:r>
+      </w:hyperlink>
+      <w:r>
+        <w:t xml:space="preserve">.</w:t>
+      </w:r>
+    </w:p>
+    <w:bookmarkEnd w:id="55"/>
+    <w:p>
+      <w:pPr>
+        <w:pStyle w:val="BodyText"/>
+      </w:pPr>
+      <w:r>
+        <w:rPr>
+          <w:i/>
+          <w:iCs/>
+        </w:rPr>
+        <w:t xml:space="preserve">Proof</w:t>
+      </w:r>
+      <w:r>
+        <w:t xml:space="preserve">. </w:t>
+      </w:r>
+      <w:r>
+        <w:t xml:space="preserve">In</w:t>
+      </w:r>
+      <w:r>
+        <w:t xml:space="preserve"> </w:t>
+      </w:r>
+      <w:hyperlink w:anchor="eq-constant-prediction-decompose">
+        <w:r>
+          <w:rPr>
+            <w:rStyle w:val="Hyperlink"/>
+          </w:rPr>
+          <w:t xml:space="preserve">Equation 2</w:t>
+        </w:r>
+      </w:hyperlink>
+      <w:r>
+        <w:t xml:space="preserve"> </w:t>
+      </w:r>
+      <w:r>
+        <w:t xml:space="preserve">the first term,</w:t>
+      </w:r>
+      <w:r>
+        <w:t xml:space="preserve"> </w:t>
+      </w:r>
+      <m:oMath>
+        <m:r>
+          <m:rPr>
+            <m:sty m:val="p"/>
+          </m:rPr>
+          <m:t>Var</m:t>
+        </m:r>
+        <m:r>
+          <m:t>​</m:t>
+        </m:r>
+        <m:d>
+          <m:dPr>
+            <m:begChr m:val="("/>
+            <m:sepChr m:val=""/>
+            <m:endChr m:val=")"/>
+            <m:grow/>
+          </m:dPr>
+          <m:e>
+            <m:r>
+              <m:t>Y</m:t>
+            </m:r>
+          </m:e>
+        </m:d>
+        <m:r>
+          <m:t>​</m:t>
+        </m:r>
+      </m:oMath>
+      <w:r>
+        <w:t xml:space="preserve">, does not depend on</w:t>
+      </w:r>
+      <w:r>
+        <w:t xml:space="preserve"> </w:t>
+      </w:r>
+      <m:oMath>
+        <m:r>
+          <m:t>c</m:t>
+        </m:r>
+      </m:oMath>
+      <w:r>
+        <w:t xml:space="preserve">.</w:t>
+      </w:r>
+      <w:r>
+        <w:t xml:space="preserve"> </w:t>
+      </w:r>
+      <w:r>
+        <w:t xml:space="preserve">The second term,</w:t>
       </w:r>
       <w:r>
         <w:t xml:space="preserve"> </w:t>
@@ -15082,7 +15118,32 @@
         <m:sSup>
           <m:e>
             <m:r>
-              <m:t>1</m:t>
+              <m:t>​</m:t>
+            </m:r>
+            <m:d>
+              <m:dPr>
+                <m:begChr m:val="("/>
+                <m:sepChr m:val=""/>
+                <m:endChr m:val=")"/>
+                <m:grow/>
+              </m:dPr>
+              <m:e>
+                <m:r>
+                  <m:t>μ</m:t>
+                </m:r>
+                <m:r>
+                  <m:rPr>
+                    <m:sty m:val="p"/>
+                  </m:rPr>
+                  <m:t>−</m:t>
+                </m:r>
+                <m:r>
+                  <m:t>c</m:t>
+                </m:r>
+              </m:e>
+            </m:d>
+            <m:r>
+              <m:t>​</m:t>
             </m:r>
           </m:e>
           <m:sup>
@@ -15091,6 +15152,23 @@
             </m:r>
           </m:sup>
         </m:sSup>
+      </m:oMath>
+      <w:r>
+        <w:t xml:space="preserve">, is a square, so it is never negative,</w:t>
+      </w:r>
+      <w:r>
+        <w:t xml:space="preserve"> </w:t>
+      </w:r>
+      <w:r>
+        <w:t xml:space="preserve">and it is zero exactly when</w:t>
+      </w:r>
+      <w:r>
+        <w:t xml:space="preserve"> </w:t>
+      </w:r>
+      <m:oMath>
+        <m:r>
+          <m:t>c</m:t>
+        </m:r>
         <m:r>
           <m:rPr>
             <m:sty m:val="p"/>
@@ -15098,68 +15176,767 @@
           <m:t>=</m:t>
         </m:r>
         <m:r>
-          <m:t>1</m:t>
+          <m:t>μ</m:t>
         </m:r>
       </m:oMath>
       <w:r>
-        <w:t xml:space="preserve">,</w:t>
-      </w:r>
-      <w:r>
-        <w:t xml:space="preserve"> </w:t>
-      </w:r>
-      <w:r>
-        <w:t xml:space="preserve">the value in</w:t>
-      </w:r>
-      <w:r>
-        <w:t xml:space="preserve"> </w:t>
-      </w:r>
-      <w:hyperlink w:anchor="exr-prediction-error">
-        <w:r>
-          <w:rPr>
-            <w:rStyle w:val="Hyperlink"/>
-          </w:rPr>
-          <w:t xml:space="preserve">Exercise 2</w:t>
-        </w:r>
-      </w:hyperlink>
-      <w:r>
         <w:t xml:space="preserve">.</w:t>
       </w:r>
-    </w:p>
-    <w:bookmarkEnd w:id="56"/>
-    <w:bookmarkStart w:id="57" w:name="thm-prediction-error"/>
-    <w:p>
-      <w:pPr>
-        <w:pStyle w:val="BodyText"/>
-      </w:pPr>
-      <w:r>
-        <w:rPr>
-          <w:b/>
-          <w:bCs/>
-        </w:rPr>
-        <w:t xml:space="preserve">Theorem 5 (Expected squared prediction error)</w:t>
-      </w:r>
-      <w:r>
-        <w:t xml:space="preserve"> </w:t>
-      </w:r>
-      <w:r>
-        <w:t xml:space="preserve">Let</w:t>
+      <w:r>
+        <w:t xml:space="preserve"> </w:t>
+      </w:r>
+      <w:r>
+        <w:t xml:space="preserve">So</w:t>
       </w:r>
       <w:r>
         <w:t xml:space="preserve"> </w:t>
       </w:r>
       <m:oMath>
-        <m:sSub>
+        <m:r>
+          <m:t>c</m:t>
+        </m:r>
+        <m:r>
+          <m:rPr>
+            <m:sty m:val="p"/>
+          </m:rPr>
+          <m:t>=</m:t>
+        </m:r>
+        <m:r>
+          <m:t>μ</m:t>
+        </m:r>
+      </m:oMath>
+      <w:r>
+        <w:t xml:space="preserve"> </w:t>
+      </w:r>
+      <w:r>
+        <w:t xml:space="preserve">minimizes the expected squared error and no other number does,</w:t>
+      </w:r>
+      <w:r>
+        <w:t xml:space="preserve"> </w:t>
+      </w:r>
+      <w:r>
+        <w:t xml:space="preserve">and at</w:t>
+      </w:r>
+      <w:r>
+        <w:t xml:space="preserve"> </w:t>
+      </w:r>
+      <m:oMath>
+        <m:r>
+          <m:t>c</m:t>
+        </m:r>
+        <m:r>
+          <m:rPr>
+            <m:sty m:val="p"/>
+          </m:rPr>
+          <m:t>=</m:t>
+        </m:r>
+        <m:r>
+          <m:t>μ</m:t>
+        </m:r>
+      </m:oMath>
+      <w:r>
+        <w:t xml:space="preserve"> </w:t>
+      </w:r>
+      <w:r>
+        <w:t xml:space="preserve">the expected squared error is</w:t>
+      </w:r>
+      <w:r>
+        <w:t xml:space="preserve"> </w:t>
+      </w:r>
+      <m:oMath>
+        <m:r>
+          <m:rPr>
+            <m:sty m:val="p"/>
+          </m:rPr>
+          <m:t>Var</m:t>
+        </m:r>
+        <m:r>
+          <m:t>​</m:t>
+        </m:r>
+        <m:d>
+          <m:dPr>
+            <m:begChr m:val="("/>
+            <m:sepChr m:val=""/>
+            <m:endChr m:val=")"/>
+            <m:grow/>
+          </m:dPr>
           <m:e>
             <m:r>
               <m:t>Y</m:t>
             </m:r>
           </m:e>
-          <m:sub>
-            <m:r>
-              <m:t>0</m:t>
-            </m:r>
-          </m:sub>
-        </m:sSub>
+        </m:d>
+        <m:r>
+          <m:t>​</m:t>
+        </m:r>
+      </m:oMath>
+      <w:r>
+        <w:t xml:space="preserve">.</w:t>
+      </w:r>
+    </w:p>
+    <w:bookmarkStart w:id="57" w:name="exm-best-constant-auto"/>
+    <w:p>
+      <w:pPr>
+        <w:pStyle w:val="BodyText"/>
+      </w:pPr>
+      <w:r>
+        <w:rPr>
+          <w:b/>
+          <w:bCs/>
+        </w:rPr>
+        <w:t xml:space="preserve">Example 9 (The best constant prediction of fuel economy)</w:t>
+      </w:r>
+      <w:r>
+        <w:t xml:space="preserve"> </w:t>
+      </w:r>
+      <w:r>
+        <w:t xml:space="preserve">Take the 392 cars in the Auto data</w:t>
+      </w:r>
+      <w:r>
+        <w:t xml:space="preserve"> </w:t>
+      </w:r>
+      <w:hyperlink r:id="rId56">
+        <w:r>
+          <w:rPr>
+            <w:rStyle w:val="Hyperlink"/>
+          </w:rPr>
+          <w:t xml:space="preserve">described on the limit theorems page</w:t>
+        </w:r>
+      </w:hyperlink>
+      <w:r>
+        <w:t xml:space="preserve"> </w:t>
+      </w:r>
+      <w:r>
+        <w:t xml:space="preserve">as the whole population,</w:t>
+      </w:r>
+      <w:r>
+        <w:t xml:space="preserve"> </w:t>
+      </w:r>
+      <w:r>
+        <w:t xml:space="preserve">and predict the fuel economy (</w:t>
+      </w:r>
+      <w:r>
+        <w:rPr>
+          <w:rStyle w:val="VerbatimChar"/>
+        </w:rPr>
+        <w:t xml:space="preserve">mpg</w:t>
+      </w:r>
+      <w:r>
+        <w:t xml:space="preserve">) of a car drawn at random with one number</w:t>
+      </w:r>
+      <w:r>
+        <w:t xml:space="preserve"> </w:t>
+      </w:r>
+      <m:oMath>
+        <m:r>
+          <m:t>c</m:t>
+        </m:r>
+      </m:oMath>
+      <w:r>
+        <w:t xml:space="preserve">.</w:t>
+      </w:r>
+      <w:r>
+        <w:t xml:space="preserve"> </w:t>
+      </w:r>
+      <w:r>
+        <w:t xml:space="preserve">The code below computes the expected squared error of three constants,</w:t>
+      </w:r>
+      <w:r>
+        <w:t xml:space="preserve"> </w:t>
+      </w:r>
+      <w:r>
+        <w:t xml:space="preserve">and sets each beside the right side of</w:t>
+      </w:r>
+      <w:r>
+        <w:t xml:space="preserve"> </w:t>
+      </w:r>
+      <w:hyperlink w:anchor="eq-constant-prediction-decompose">
+        <w:r>
+          <w:rPr>
+            <w:rStyle w:val="Hyperlink"/>
+          </w:rPr>
+          <w:t xml:space="preserve">Equation 2</w:t>
+        </w:r>
+      </w:hyperlink>
+      <w:r>
+        <w:t xml:space="preserve">.</w:t>
+      </w:r>
+    </w:p>
+    <w:p>
+      <w:pPr>
+        <w:pStyle w:val="SourceCode"/>
+      </w:pPr>
+      <w:r>
+        <w:rPr>
+          <w:rStyle w:val="NormalTok"/>
+        </w:rPr>
+        <w:t xml:space="preserve">mpg </w:t>
+      </w:r>
+      <w:r>
+        <w:rPr>
+          <w:rStyle w:val="OtherTok"/>
+        </w:rPr>
+        <w:t xml:space="preserve">&lt;-</w:t>
+      </w:r>
+      <w:r>
+        <w:rPr>
+          <w:rStyle w:val="NormalTok"/>
+        </w:rPr>
+        <w:t xml:space="preserve"> </w:t>
+      </w:r>
+      <w:r>
+        <w:rPr>
+          <w:rStyle w:val="FunctionTok"/>
+        </w:rPr>
+        <w:t xml:space="preserve">read.csv</w:t>
+      </w:r>
+      <w:r>
+        <w:rPr>
+          <w:rStyle w:val="NormalTok"/>
+        </w:rPr>
+        <w:t xml:space="preserve">(</w:t>
+      </w:r>
+      <w:r>
+        <w:rPr>
+          <w:rStyle w:val="StringTok"/>
+        </w:rPr>
+        <w:t xml:space="preserve">"data/auto.csv"</w:t>
+      </w:r>
+      <w:r>
+        <w:rPr>
+          <w:rStyle w:val="NormalTok"/>
+        </w:rPr>
+        <w:t xml:space="preserve">)</w:t>
+      </w:r>
+      <w:r>
+        <w:rPr>
+          <w:rStyle w:val="SpecialCharTok"/>
+        </w:rPr>
+        <w:t xml:space="preserve">$</w:t>
+      </w:r>
+      <w:r>
+        <w:rPr>
+          <w:rStyle w:val="NormalTok"/>
+        </w:rPr>
+        <w:t xml:space="preserve">mpg</w:t>
+      </w:r>
+      <w:r>
+        <w:br/>
+      </w:r>
+      <w:r>
+        <w:rPr>
+          <w:rStyle w:val="NormalTok"/>
+        </w:rPr>
+        <w:t xml:space="preserve">mu </w:t>
+      </w:r>
+      <w:r>
+        <w:rPr>
+          <w:rStyle w:val="OtherTok"/>
+        </w:rPr>
+        <w:t xml:space="preserve">&lt;-</w:t>
+      </w:r>
+      <w:r>
+        <w:rPr>
+          <w:rStyle w:val="NormalTok"/>
+        </w:rPr>
+        <w:t xml:space="preserve"> </w:t>
+      </w:r>
+      <w:r>
+        <w:rPr>
+          <w:rStyle w:val="FunctionTok"/>
+        </w:rPr>
+        <w:t xml:space="preserve">mean</w:t>
+      </w:r>
+      <w:r>
+        <w:rPr>
+          <w:rStyle w:val="NormalTok"/>
+        </w:rPr>
+        <w:t xml:space="preserve">(mpg)</w:t>
+      </w:r>
+      <w:r>
+        <w:br/>
+      </w:r>
+      <w:r>
+        <w:rPr>
+          <w:rStyle w:val="NormalTok"/>
+        </w:rPr>
+        <w:t xml:space="preserve">sigma2 </w:t>
+      </w:r>
+      <w:r>
+        <w:rPr>
+          <w:rStyle w:val="OtherTok"/>
+        </w:rPr>
+        <w:t xml:space="preserve">&lt;-</w:t>
+      </w:r>
+      <w:r>
+        <w:rPr>
+          <w:rStyle w:val="NormalTok"/>
+        </w:rPr>
+        <w:t xml:space="preserve"> </w:t>
+      </w:r>
+      <w:r>
+        <w:rPr>
+          <w:rStyle w:val="FunctionTok"/>
+        </w:rPr>
+        <w:t xml:space="preserve">mean</w:t>
+      </w:r>
+      <w:r>
+        <w:rPr>
+          <w:rStyle w:val="NormalTok"/>
+        </w:rPr>
+        <w:t xml:space="preserve">((mpg </w:t>
+      </w:r>
+      <w:r>
+        <w:rPr>
+          <w:rStyle w:val="SpecialCharTok"/>
+        </w:rPr>
+        <w:t xml:space="preserve">-</w:t>
+      </w:r>
+      <w:r>
+        <w:rPr>
+          <w:rStyle w:val="NormalTok"/>
+        </w:rPr>
+        <w:t xml:space="preserve"> mu)</w:t>
+      </w:r>
+      <w:r>
+        <w:rPr>
+          <w:rStyle w:val="SpecialCharTok"/>
+        </w:rPr>
+        <w:t xml:space="preserve">^</w:t>
+      </w:r>
+      <w:r>
+        <w:rPr>
+          <w:rStyle w:val="DecValTok"/>
+        </w:rPr>
+        <w:t xml:space="preserve">2</w:t>
+      </w:r>
+      <w:r>
+        <w:rPr>
+          <w:rStyle w:val="NormalTok"/>
+        </w:rPr>
+        <w:t xml:space="preserve">)</w:t>
+      </w:r>
+      <w:r>
+        <w:br/>
+      </w:r>
+      <w:r>
+        <w:br/>
+      </w:r>
+      <w:r>
+        <w:rPr>
+          <w:rStyle w:val="NormalTok"/>
+        </w:rPr>
+        <w:t xml:space="preserve">c_values </w:t>
+      </w:r>
+      <w:r>
+        <w:rPr>
+          <w:rStyle w:val="OtherTok"/>
+        </w:rPr>
+        <w:t xml:space="preserve">&lt;-</w:t>
+      </w:r>
+      <w:r>
+        <w:rPr>
+          <w:rStyle w:val="NormalTok"/>
+        </w:rPr>
+        <w:t xml:space="preserve"> </w:t>
+      </w:r>
+      <w:r>
+        <w:rPr>
+          <w:rStyle w:val="FunctionTok"/>
+        </w:rPr>
+        <w:t xml:space="preserve">c</w:t>
+      </w:r>
+      <w:r>
+        <w:rPr>
+          <w:rStyle w:val="NormalTok"/>
+        </w:rPr>
+        <w:t xml:space="preserve">(</w:t>
+      </w:r>
+      <w:r>
+        <w:rPr>
+          <w:rStyle w:val="AttributeTok"/>
+        </w:rPr>
+        <w:t xml:space="preserve">mean =</w:t>
+      </w:r>
+      <w:r>
+        <w:rPr>
+          <w:rStyle w:val="NormalTok"/>
+        </w:rPr>
+        <w:t xml:space="preserve"> mu, </w:t>
+      </w:r>
+      <w:r>
+        <w:rPr>
+          <w:rStyle w:val="AttributeTok"/>
+        </w:rPr>
+        <w:t xml:space="preserve">median =</w:t>
+      </w:r>
+      <w:r>
+        <w:rPr>
+          <w:rStyle w:val="NormalTok"/>
+        </w:rPr>
+        <w:t xml:space="preserve"> </w:t>
+      </w:r>
+      <w:r>
+        <w:rPr>
+          <w:rStyle w:val="FunctionTok"/>
+        </w:rPr>
+        <w:t xml:space="preserve">median</w:t>
+      </w:r>
+      <w:r>
+        <w:rPr>
+          <w:rStyle w:val="NormalTok"/>
+        </w:rPr>
+        <w:t xml:space="preserve">(mpg), </w:t>
+      </w:r>
+      <w:r>
+        <w:rPr>
+          <w:rStyle w:val="AttributeTok"/>
+        </w:rPr>
+        <w:t xml:space="preserve">twenty =</w:t>
+      </w:r>
+      <w:r>
+        <w:rPr>
+          <w:rStyle w:val="NormalTok"/>
+        </w:rPr>
+        <w:t xml:space="preserve"> </w:t>
+      </w:r>
+      <w:r>
+        <w:rPr>
+          <w:rStyle w:val="DecValTok"/>
+        </w:rPr>
+        <w:t xml:space="preserve">20</w:t>
+      </w:r>
+      <w:r>
+        <w:rPr>
+          <w:rStyle w:val="NormalTok"/>
+        </w:rPr>
+        <w:t xml:space="preserve">)</w:t>
+      </w:r>
+      <w:r>
+        <w:br/>
+      </w:r>
+      <w:r>
+        <w:rPr>
+          <w:rStyle w:val="FunctionTok"/>
+        </w:rPr>
+        <w:t xml:space="preserve">data.frame</w:t>
+      </w:r>
+      <w:r>
+        <w:rPr>
+          <w:rStyle w:val="NormalTok"/>
+        </w:rPr>
+        <w:t xml:space="preserve">(</w:t>
+      </w:r>
+      <w:r>
+        <w:br/>
+      </w:r>
+      <w:r>
+        <w:rPr>
+          <w:rStyle w:val="NormalTok"/>
+        </w:rPr>
+        <w:t xml:space="preserve">  </w:t>
+      </w:r>
+      <w:r>
+        <w:rPr>
+          <w:rStyle w:val="AttributeTok"/>
+        </w:rPr>
+        <w:t xml:space="preserve">c =</w:t>
+      </w:r>
+      <w:r>
+        <w:rPr>
+          <w:rStyle w:val="NormalTok"/>
+        </w:rPr>
+        <w:t xml:space="preserve"> c_values,</w:t>
+      </w:r>
+      <w:r>
+        <w:br/>
+      </w:r>
+      <w:r>
+        <w:rPr>
+          <w:rStyle w:val="NormalTok"/>
+        </w:rPr>
+        <w:t xml:space="preserve">  </w:t>
+      </w:r>
+      <w:r>
+        <w:rPr>
+          <w:rStyle w:val="AttributeTok"/>
+        </w:rPr>
+        <w:t xml:space="preserve">expected_squared_error =</w:t>
+      </w:r>
+      <w:r>
+        <w:rPr>
+          <w:rStyle w:val="NormalTok"/>
+        </w:rPr>
+        <w:t xml:space="preserve"> </w:t>
+      </w:r>
+      <w:r>
+        <w:rPr>
+          <w:rStyle w:val="FunctionTok"/>
+        </w:rPr>
+        <w:t xml:space="preserve">sapply</w:t>
+      </w:r>
+      <w:r>
+        <w:rPr>
+          <w:rStyle w:val="NormalTok"/>
+        </w:rPr>
+        <w:t xml:space="preserve">(c_values, </w:t>
+      </w:r>
+      <w:r>
+        <w:rPr>
+          <w:rStyle w:val="ControlFlowTok"/>
+        </w:rPr>
+        <w:t xml:space="preserve">function</w:t>
+      </w:r>
+      <w:r>
+        <w:rPr>
+          <w:rStyle w:val="NormalTok"/>
+        </w:rPr>
+        <w:t xml:space="preserve">(cc) </w:t>
+      </w:r>
+      <w:r>
+        <w:rPr>
+          <w:rStyle w:val="FunctionTok"/>
+        </w:rPr>
+        <w:t xml:space="preserve">mean</w:t>
+      </w:r>
+      <w:r>
+        <w:rPr>
+          <w:rStyle w:val="NormalTok"/>
+        </w:rPr>
+        <w:t xml:space="preserve">((mpg </w:t>
+      </w:r>
+      <w:r>
+        <w:rPr>
+          <w:rStyle w:val="SpecialCharTok"/>
+        </w:rPr>
+        <w:t xml:space="preserve">-</w:t>
+      </w:r>
+      <w:r>
+        <w:rPr>
+          <w:rStyle w:val="NormalTok"/>
+        </w:rPr>
+        <w:t xml:space="preserve"> cc)</w:t>
+      </w:r>
+      <w:r>
+        <w:rPr>
+          <w:rStyle w:val="SpecialCharTok"/>
+        </w:rPr>
+        <w:t xml:space="preserve">^</w:t>
+      </w:r>
+      <w:r>
+        <w:rPr>
+          <w:rStyle w:val="DecValTok"/>
+        </w:rPr>
+        <w:t xml:space="preserve">2</w:t>
+      </w:r>
+      <w:r>
+        <w:rPr>
+          <w:rStyle w:val="NormalTok"/>
+        </w:rPr>
+        <w:t xml:space="preserve">)),</w:t>
+      </w:r>
+      <w:r>
+        <w:br/>
+      </w:r>
+      <w:r>
+        <w:rPr>
+          <w:rStyle w:val="NormalTok"/>
+        </w:rPr>
+        <w:t xml:space="preserve">  </w:t>
+      </w:r>
+      <w:r>
+        <w:rPr>
+          <w:rStyle w:val="AttributeTok"/>
+        </w:rPr>
+        <w:t xml:space="preserve">decomposition =</w:t>
+      </w:r>
+      <w:r>
+        <w:rPr>
+          <w:rStyle w:val="NormalTok"/>
+        </w:rPr>
+        <w:t xml:space="preserve"> sigma2 </w:t>
+      </w:r>
+      <w:r>
+        <w:rPr>
+          <w:rStyle w:val="SpecialCharTok"/>
+        </w:rPr>
+        <w:t xml:space="preserve">+</w:t>
+      </w:r>
+      <w:r>
+        <w:rPr>
+          <w:rStyle w:val="NormalTok"/>
+        </w:rPr>
+        <w:t xml:space="preserve"> (mu </w:t>
+      </w:r>
+      <w:r>
+        <w:rPr>
+          <w:rStyle w:val="SpecialCharTok"/>
+        </w:rPr>
+        <w:t xml:space="preserve">-</w:t>
+      </w:r>
+      <w:r>
+        <w:rPr>
+          <w:rStyle w:val="NormalTok"/>
+        </w:rPr>
+        <w:t xml:space="preserve"> c_values)</w:t>
+      </w:r>
+      <w:r>
+        <w:rPr>
+          <w:rStyle w:val="SpecialCharTok"/>
+        </w:rPr>
+        <w:t xml:space="preserve">^</w:t>
+      </w:r>
+      <w:r>
+        <w:rPr>
+          <w:rStyle w:val="DecValTok"/>
+        </w:rPr>
+        <w:t xml:space="preserve">2</w:t>
+      </w:r>
+      <w:r>
+        <w:br/>
+      </w:r>
+      <w:r>
+        <w:rPr>
+          <w:rStyle w:val="NormalTok"/>
+        </w:rPr>
+        <w:t xml:space="preserve">)</w:t>
+      </w:r>
+      <w:r>
+        <w:br/>
+      </w:r>
+      <w:r>
+        <w:rPr>
+          <w:rStyle w:val="CommentTok"/>
+        </w:rPr>
+        <w:t xml:space="preserve">#&gt; # A tibble: 3 × 3</w:t>
+      </w:r>
+      <w:r>
+        <w:br/>
+      </w:r>
+      <w:r>
+        <w:rPr>
+          <w:rStyle w:val="CommentTok"/>
+        </w:rPr>
+        <w:t xml:space="preserve">#&gt;       c expected_squared_error decomposition</w:t>
+      </w:r>
+      <w:r>
+        <w:br/>
+      </w:r>
+      <w:r>
+        <w:rPr>
+          <w:rStyle w:val="CommentTok"/>
+        </w:rPr>
+        <w:t xml:space="preserve">#&gt;   &lt;dbl&gt;                  &lt;dbl&gt;         &lt;dbl&gt;</w:t>
+      </w:r>
+      <w:r>
+        <w:br/>
+      </w:r>
+      <w:r>
+        <w:rPr>
+          <w:rStyle w:val="CommentTok"/>
+        </w:rPr>
+        <w:t xml:space="preserve">#&gt; 1  23.4                   60.8          60.8</w:t>
+      </w:r>
+      <w:r>
+        <w:br/>
+      </w:r>
+      <w:r>
+        <w:rPr>
+          <w:rStyle w:val="CommentTok"/>
+        </w:rPr>
+        <w:t xml:space="preserve">#&gt; 2  22.8                   61.2          61.2</w:t>
+      </w:r>
+      <w:r>
+        <w:br/>
+      </w:r>
+      <w:r>
+        <w:rPr>
+          <w:rStyle w:val="CommentTok"/>
+        </w:rPr>
+        <w:t xml:space="preserve">#&gt; 3  20                     72.6          72.6</w:t>
+      </w:r>
+    </w:p>
+    <w:p>
+      <w:pPr>
+        <w:pStyle w:val="FirstParagraph"/>
+      </w:pPr>
+      <w:r>
+        <w:t xml:space="preserve">The two columns agree, as</w:t>
+      </w:r>
+      <w:r>
+        <w:t xml:space="preserve"> </w:t>
+      </w:r>
+      <w:hyperlink w:anchor="thm-constant-prediction-decompose">
+        <w:r>
+          <w:rPr>
+            <w:rStyle w:val="Hyperlink"/>
+          </w:rPr>
+          <w:t xml:space="preserve">Theorem 5</w:t>
+        </w:r>
+      </w:hyperlink>
+      <w:r>
+        <w:t xml:space="preserve"> </w:t>
+      </w:r>
+      <w:r>
+        <w:t xml:space="preserve">says.</w:t>
+      </w:r>
+      <w:r>
+        <w:t xml:space="preserve"> </w:t>
+      </w:r>
+      <w:r>
+        <w:t xml:space="preserve">The mean, 23.45, has the smallest expected squared error, 60.76,</w:t>
+      </w:r>
+      <w:r>
+        <w:t xml:space="preserve"> </w:t>
+      </w:r>
+      <w:r>
+        <w:t xml:space="preserve">which is the variance of</w:t>
+      </w:r>
+      <w:r>
+        <w:t xml:space="preserve"> </w:t>
+      </w:r>
+      <w:r>
+        <w:rPr>
+          <w:rStyle w:val="VerbatimChar"/>
+        </w:rPr>
+        <w:t xml:space="preserve">mpg</w:t>
+      </w:r>
+      <w:r>
+        <w:t xml:space="preserve"> </w:t>
+      </w:r>
+      <w:r>
+        <w:t xml:space="preserve">over these cars (divisor the number of cars, not one fewer), as</w:t>
+      </w:r>
+      <w:r>
+        <w:t xml:space="preserve"> </w:t>
+      </w:r>
+      <w:hyperlink w:anchor="cor-best-constant">
+        <w:r>
+          <w:rPr>
+            <w:rStyle w:val="Hyperlink"/>
+          </w:rPr>
+          <w:t xml:space="preserve">Corollary 1</w:t>
+        </w:r>
+      </w:hyperlink>
+      <w:r>
+        <w:t xml:space="preserve"> </w:t>
+      </w:r>
+      <w:r>
+        <w:t xml:space="preserve">says;</w:t>
+      </w:r>
+      <w:r>
+        <w:t xml:space="preserve"> </w:t>
+      </w:r>
+      <w:r>
+        <w:t xml:space="preserve">the median and</w:t>
+      </w:r>
+      <w:r>
+        <w:t xml:space="preserve"> </w:t>
+      </w:r>
+      <m:oMath>
+        <m:r>
+          <m:t>c</m:t>
+        </m:r>
         <m:r>
           <m:rPr>
             <m:sty m:val="p"/>
@@ -15167,78 +15944,103 @@
           <m:t>=</m:t>
         </m:r>
         <m:r>
-          <m:t>f</m:t>
-        </m:r>
-        <m:r>
-          <m:rPr>
-            <m:sty m:val="p"/>
-          </m:rPr>
-          <m:t>(</m:t>
-        </m:r>
-        <m:sSub>
+          <m:t>20</m:t>
+        </m:r>
+      </m:oMath>
+      <w:r>
+        <w:t xml:space="preserve"> </w:t>
+      </w:r>
+      <w:r>
+        <w:t xml:space="preserve">are each worse by</w:t>
+      </w:r>
+      <w:r>
+        <w:t xml:space="preserve"> </w:t>
+      </w:r>
+      <m:oMath>
+        <m:sSup>
           <m:e>
             <m:r>
-              <m:t>x</m:t>
+              <m:t>​</m:t>
+            </m:r>
+            <m:d>
+              <m:dPr>
+                <m:begChr m:val="("/>
+                <m:sepChr m:val=""/>
+                <m:endChr m:val=")"/>
+                <m:grow/>
+              </m:dPr>
+              <m:e>
+                <m:r>
+                  <m:t>μ</m:t>
+                </m:r>
+                <m:r>
+                  <m:rPr>
+                    <m:sty m:val="p"/>
+                  </m:rPr>
+                  <m:t>−</m:t>
+                </m:r>
+                <m:r>
+                  <m:t>c</m:t>
+                </m:r>
+              </m:e>
+            </m:d>
+            <m:r>
+              <m:t>​</m:t>
             </m:r>
           </m:e>
-          <m:sub>
+          <m:sup>
             <m:r>
-              <m:t>0</m:t>
+              <m:t>2</m:t>
             </m:r>
-          </m:sub>
-        </m:sSub>
-        <m:r>
-          <m:rPr>
-            <m:sty m:val="p"/>
-          </m:rPr>
-          <m:t>)</m:t>
-        </m:r>
-        <m:r>
-          <m:rPr>
-            <m:sty m:val="p"/>
-          </m:rPr>
-          <m:t>+</m:t>
-        </m:r>
+          </m:sup>
+        </m:sSup>
+      </m:oMath>
+      <w:r>
+        <w:t xml:space="preserve">.</w:t>
+      </w:r>
+    </w:p>
+    <w:bookmarkEnd w:id="57"/>
+    <w:bookmarkEnd w:id="58"/>
+    <w:bookmarkStart w:id="62" w:name="sec-bias-variance-prediction"/>
+    <w:p>
+      <w:pPr>
+        <w:pStyle w:val="Heading2"/>
+      </w:pPr>
+      <w:r>
+        <w:t xml:space="preserve">4 Independent noise plus a random variable</w:t>
+      </w:r>
+    </w:p>
+    <w:bookmarkStart w:id="59" w:name="thm-second-moment-noise-sum"/>
+    <w:p>
+      <w:pPr>
+        <w:pStyle w:val="FirstParagraph"/>
+      </w:pPr>
+      <w:r>
+        <w:rPr>
+          <w:b/>
+          <w:bCs/>
+        </w:rPr>
+        <w:t xml:space="preserve">Theorem 6 (The second moment of independent noise plus a random variable)</w:t>
+      </w:r>
+      <w:r>
+        <w:t xml:space="preserve"> </w:t>
+      </w:r>
+      <w:r>
+        <w:t xml:space="preserve">Let</w:t>
+      </w:r>
+      <w:r>
+        <w:t xml:space="preserve"> </w:t>
+      </w:r>
+      <m:oMath>
         <m:r>
           <m:t>ε</m:t>
         </m:r>
       </m:oMath>
       <w:r>
-        <w:t xml:space="preserve">,</w:t>
-      </w:r>
-      <w:r>
-        <w:t xml:space="preserve"> </w:t>
-      </w:r>
-      <w:r>
-        <w:t xml:space="preserve">where</w:t>
-      </w:r>
-      <w:r>
-        <w:t xml:space="preserve"> </w:t>
-      </w:r>
-      <m:oMath>
-        <m:r>
-          <m:t>f</m:t>
-        </m:r>
-      </m:oMath>
-      <w:r>
-        <w:t xml:space="preserve"> </w:t>
-      </w:r>
-      <w:r>
-        <w:t xml:space="preserve">is a fixed function,</w:t>
-      </w:r>
-      <w:r>
-        <w:t xml:space="preserve"> </w:t>
-      </w:r>
-      <m:oMath>
-        <m:r>
-          <m:t>ε</m:t>
-        </m:r>
-      </m:oMath>
-      <w:r>
-        <w:t xml:space="preserve"> </w:t>
-      </w:r>
-      <w:r>
-        <w:t xml:space="preserve">has</w:t>
+        <w:t xml:space="preserve"> </w:t>
+      </w:r>
+      <w:r>
+        <w:t xml:space="preserve">be a random variable with</w:t>
       </w:r>
       <w:r>
         <w:t xml:space="preserve"> </w:t>
@@ -15334,75 +16136,27 @@
         </m:sSup>
       </m:oMath>
       <w:r>
-        <w:t xml:space="preserve">,</w:t>
-      </w:r>
-      <w:r>
-        <w:t xml:space="preserve"> </w:t>
-      </w:r>
-      <w:r>
-        <w:t xml:space="preserve">and</w:t>
+        <w:t xml:space="preserve">.</w:t>
+      </w:r>
+      <w:r>
+        <w:t xml:space="preserve"> </w:t>
+      </w:r>
+      <w:r>
+        <w:t xml:space="preserve">Let</w:t>
       </w:r>
       <w:r>
         <w:t xml:space="preserve"> </w:t>
       </w:r>
       <m:oMath>
         <m:r>
-          <m:t>ε</m:t>
+          <m:t>X</m:t>
         </m:r>
       </m:oMath>
       <w:r>
         <w:t xml:space="preserve"> </w:t>
       </w:r>
       <w:r>
-        <w:t xml:space="preserve">is independent of the prediction</w:t>
-      </w:r>
-      <w:r>
-        <w:t xml:space="preserve"> </w:t>
-      </w:r>
-      <m:oMath>
-        <m:acc>
-          <m:accPr>
-            <m:chr m:val="̂"/>
-          </m:accPr>
-          <m:e>
-            <m:r>
-              <m:t>f</m:t>
-            </m:r>
-          </m:e>
-        </m:acc>
-        <m:r>
-          <m:rPr>
-            <m:sty m:val="p"/>
-          </m:rPr>
-          <m:t>(</m:t>
-        </m:r>
-        <m:sSub>
-          <m:e>
-            <m:r>
-              <m:t>x</m:t>
-            </m:r>
-          </m:e>
-          <m:sub>
-            <m:r>
-              <m:t>0</m:t>
-            </m:r>
-          </m:sub>
-        </m:sSub>
-        <m:r>
-          <m:rPr>
-            <m:sty m:val="p"/>
-          </m:rPr>
-          <m:t>)</m:t>
-        </m:r>
-      </m:oMath>
-      <w:r>
-        <w:t xml:space="preserve">,</w:t>
-      </w:r>
-      <w:r>
-        <w:t xml:space="preserve"> </w:t>
-      </w:r>
-      <w:r>
-        <w:t xml:space="preserve">which has</w:t>
+        <w:t xml:space="preserve">be a random variable with</w:t>
       </w:r>
       <w:r>
         <w:t xml:space="preserve"> </w:t>
@@ -15425,41 +16179,10 @@
             <m:grow/>
           </m:dPr>
           <m:e>
-            <m:acc>
-              <m:accPr>
-                <m:chr m:val="̂"/>
-              </m:accPr>
-              <m:e>
-                <m:r>
-                  <m:t>f</m:t>
-                </m:r>
-              </m:e>
-            </m:acc>
-            <m:r>
-              <m:rPr>
-                <m:sty m:val="p"/>
-              </m:rPr>
-              <m:t>(</m:t>
-            </m:r>
-            <m:sSub>
-              <m:e>
-                <m:r>
-                  <m:t>x</m:t>
-                </m:r>
-              </m:e>
-              <m:sub>
-                <m:r>
-                  <m:t>0</m:t>
-                </m:r>
-              </m:sub>
-            </m:sSub>
             <m:sSup>
               <m:e>
                 <m:r>
-                  <m:rPr>
-                    <m:sty m:val="p"/>
-                  </m:rPr>
-                  <m:t>)</m:t>
+                  <m:t>X</m:t>
                 </m:r>
               </m:e>
               <m:sup>
@@ -15484,6 +16207,20 @@
             <m:sty m:val="p"/>
           </m:rPr>
           <m:t>∞</m:t>
+        </m:r>
+      </m:oMath>
+      <w:r>
+        <w:t xml:space="preserve"> </w:t>
+      </w:r>
+      <w:r>
+        <w:t xml:space="preserve">that is independent of</w:t>
+      </w:r>
+      <w:r>
+        <w:t xml:space="preserve"> </w:t>
+      </w:r>
+      <m:oMath>
+        <m:r>
+          <m:t>ε</m:t>
         </m:r>
       </m:oMath>
       <w:r>
@@ -15533,57 +16270,17 @@
                   <m:grow/>
                 </m:dPr>
                 <m:e>
-                  <m:sSub>
-                    <m:e>
-                      <m:r>
-                        <m:t>Y</m:t>
-                      </m:r>
-                    </m:e>
-                    <m:sub>
-                      <m:r>
-                        <m:t>0</m:t>
-                      </m:r>
-                    </m:sub>
-                  </m:sSub>
+                  <m:r>
+                    <m:t>ε</m:t>
+                  </m:r>
                   <m:r>
                     <m:rPr>
                       <m:sty m:val="p"/>
                     </m:rPr>
-                    <m:t>−</m:t>
-                  </m:r>
-                  <m:acc>
-                    <m:accPr>
-                      <m:chr m:val="̂"/>
-                    </m:accPr>
-                    <m:e>
-                      <m:r>
-                        <m:t>f</m:t>
-                      </m:r>
-                    </m:e>
-                  </m:acc>
-                  <m:r>
-                    <m:rPr>
-                      <m:sty m:val="p"/>
-                    </m:rPr>
-                    <m:t>(</m:t>
-                  </m:r>
-                  <m:sSub>
-                    <m:e>
-                      <m:r>
-                        <m:t>x</m:t>
-                      </m:r>
-                    </m:e>
-                    <m:sub>
-                      <m:r>
-                        <m:t>0</m:t>
-                      </m:r>
-                    </m:sub>
-                  </m:sSub>
-                  <m:r>
-                    <m:rPr>
-                      <m:sty m:val="p"/>
-                    </m:rPr>
-                    <m:t>)</m:t>
+                    <m:t>+</m:t>
+                  </m:r>
+                  <m:r>
+                    <m:t>X</m:t>
                   </m:r>
                 </m:e>
               </m:d>
@@ -15610,77 +16307,11 @@
             </m:rPr>
             <m:t>=</m:t>
           </m:r>
-          <m:r>
-            <m:t>​</m:t>
-          </m:r>
           <m:sSup>
             <m:e>
-              <m:d>
-                <m:dPr>
-                  <m:begChr m:val="("/>
-                  <m:sepChr m:val=""/>
-                  <m:endChr m:val=")"/>
-                  <m:grow/>
-                </m:dPr>
-                <m:e>
-                  <m:r>
-                    <m:rPr>
-                      <m:sty m:val="p"/>
-                    </m:rPr>
-                    <m:t>Bias</m:t>
-                  </m:r>
-                  <m:r>
-                    <m:t>​</m:t>
-                  </m:r>
-                  <m:d>
-                    <m:dPr>
-                      <m:begChr m:val="("/>
-                      <m:sepChr m:val=""/>
-                      <m:endChr m:val=")"/>
-                      <m:grow/>
-                    </m:dPr>
-                    <m:e>
-                      <m:acc>
-                        <m:accPr>
-                          <m:chr m:val="̂"/>
-                        </m:accPr>
-                        <m:e>
-                          <m:r>
-                            <m:t>f</m:t>
-                          </m:r>
-                        </m:e>
-                      </m:acc>
-                      <m:r>
-                        <m:rPr>
-                          <m:sty m:val="p"/>
-                        </m:rPr>
-                        <m:t>(</m:t>
-                      </m:r>
-                      <m:sSub>
-                        <m:e>
-                          <m:r>
-                            <m:t>x</m:t>
-                          </m:r>
-                        </m:e>
-                        <m:sub>
-                          <m:r>
-                            <m:t>0</m:t>
-                          </m:r>
-                        </m:sub>
-                      </m:sSub>
-                      <m:r>
-                        <m:rPr>
-                          <m:sty m:val="p"/>
-                        </m:rPr>
-                        <m:t>)</m:t>
-                      </m:r>
-                    </m:e>
-                  </m:d>
-                  <m:r>
-                    <m:t>​</m:t>
-                  </m:r>
-                </m:e>
-              </m:d>
+              <m:r>
+                <m:t>σ</m:t>
+              </m:r>
             </m:e>
             <m:sup>
               <m:r>
@@ -15688,9 +16319,6 @@
               </m:r>
             </m:sup>
           </m:sSup>
-          <m:r>
-            <m:t>​</m:t>
-          </m:r>
           <m:r>
             <m:rPr>
               <m:sty m:val="p"/>
@@ -15714,39 +16342,8 @@
               <m:grow/>
             </m:dPr>
             <m:e>
-              <m:acc>
-                <m:accPr>
-                  <m:chr m:val="̂"/>
-                </m:accPr>
-                <m:e>
-                  <m:r>
-                    <m:t>f</m:t>
-                  </m:r>
-                </m:e>
-              </m:acc>
-              <m:r>
-                <m:rPr>
-                  <m:sty m:val="p"/>
-                </m:rPr>
-                <m:t>(</m:t>
-              </m:r>
-              <m:sSub>
-                <m:e>
-                  <m:r>
-                    <m:t>x</m:t>
-                  </m:r>
-                </m:e>
-                <m:sub>
-                  <m:r>
-                    <m:t>0</m:t>
-                  </m:r>
-                </m:sub>
-              </m:sSub>
-              <m:r>
-                <m:rPr>
-                  <m:sty m:val="p"/>
-                </m:rPr>
-                <m:t>)</m:t>
+              <m:r>
+                <m:t>X</m:t>
               </m:r>
             </m:e>
           </m:d>
@@ -15762,7 +16359,45 @@
           <m:sSup>
             <m:e>
               <m:r>
-                <m:t>σ</m:t>
+                <m:t>​</m:t>
+              </m:r>
+              <m:d>
+                <m:dPr>
+                  <m:begChr m:val="("/>
+                  <m:sepChr m:val=""/>
+                  <m:endChr m:val=")"/>
+                  <m:grow/>
+                </m:dPr>
+                <m:e>
+                  <m:r>
+                    <m:rPr>
+                      <m:sty m:val="p"/>
+                    </m:rPr>
+                    <m:t>E</m:t>
+                  </m:r>
+                  <m:r>
+                    <m:t>​</m:t>
+                  </m:r>
+                  <m:d>
+                    <m:dPr>
+                      <m:begChr m:val="["/>
+                      <m:sepChr m:val=""/>
+                      <m:endChr m:val="]"/>
+                      <m:grow/>
+                    </m:dPr>
+                    <m:e>
+                      <m:r>
+                        <m:t>X</m:t>
+                      </m:r>
+                    </m:e>
+                  </m:d>
+                  <m:r>
+                    <m:t>​</m:t>
+                  </m:r>
+                </m:e>
+              </m:d>
+              <m:r>
+                <m:t>​</m:t>
               </m:r>
             </m:e>
             <m:sup>
@@ -15774,7 +16409,7 @@
         </m:oMath>
       </m:oMathPara>
     </w:p>
-    <w:bookmarkEnd w:id="57"/>
+    <w:bookmarkEnd w:id="59"/>
     <w:p>
       <w:pPr>
         <w:pStyle w:val="FirstParagraph"/>
@@ -15790,83 +16425,19 @@
         <w:t xml:space="preserve">. </w:t>
       </w:r>
       <w:r>
-        <w:t xml:space="preserve">Write</w:t>
-      </w:r>
-      <w:r>
-        <w:t xml:space="preserve"> </w:t>
-      </w:r>
-      <m:oMath>
-        <m:sSub>
-          <m:e>
-            <m:r>
-              <m:t>Y</m:t>
-            </m:r>
-          </m:e>
-          <m:sub>
-            <m:r>
-              <m:t>0</m:t>
-            </m:r>
-          </m:sub>
-        </m:sSub>
-        <m:r>
-          <m:rPr>
-            <m:sty m:val="p"/>
-          </m:rPr>
-          <m:t>−</m:t>
-        </m:r>
-        <m:acc>
-          <m:accPr>
-            <m:chr m:val="̂"/>
-          </m:accPr>
-          <m:e>
-            <m:r>
-              <m:t>f</m:t>
-            </m:r>
-          </m:e>
-        </m:acc>
-        <m:r>
-          <m:rPr>
-            <m:sty m:val="p"/>
-          </m:rPr>
-          <m:t>(</m:t>
-        </m:r>
-        <m:sSub>
-          <m:e>
-            <m:r>
-              <m:t>x</m:t>
-            </m:r>
-          </m:e>
-          <m:sub>
-            <m:r>
-              <m:t>0</m:t>
-            </m:r>
-          </m:sub>
-        </m:sSub>
-        <m:r>
-          <m:rPr>
-            <m:sty m:val="p"/>
-          </m:rPr>
-          <m:t>)</m:t>
-        </m:r>
-        <m:r>
-          <m:rPr>
-            <m:sty m:val="p"/>
-          </m:rPr>
-          <m:t>=</m:t>
-        </m:r>
-        <m:r>
-          <m:t>ε</m:t>
-        </m:r>
-        <m:r>
-          <m:rPr>
-            <m:sty m:val="p"/>
-          </m:rPr>
-          <m:t>+</m:t>
-        </m:r>
-        <m:r>
-          <m:t>D</m:t>
-        </m:r>
-      </m:oMath>
+        <w:t xml:space="preserve">Expanding the square and using</w:t>
+      </w:r>
+      <w:r>
+        <w:t xml:space="preserve"> </w:t>
+      </w:r>
+      <w:hyperlink r:id="rId31">
+        <w:r>
+          <w:rPr>
+            <w:rStyle w:val="Hyperlink"/>
+          </w:rPr>
+          <w:t xml:space="preserve">linearity of expectation</w:t>
+        </w:r>
+      </w:hyperlink>
       <w:r>
         <w:t xml:space="preserve">,</w:t>
       </w:r>
@@ -15874,110 +16445,7 @@
         <w:t xml:space="preserve"> </w:t>
       </w:r>
       <w:r>
-        <w:t xml:space="preserve">where</w:t>
-      </w:r>
-      <w:r>
-        <w:t xml:space="preserve"> </w:t>
-      </w:r>
-      <m:oMath>
-        <m:r>
-          <m:t>D</m:t>
-        </m:r>
-        <m:limUpp>
-          <m:e>
-            <m:r>
-              <m:rPr>
-                <m:sty m:val="p"/>
-              </m:rPr>
-              <m:t>=</m:t>
-            </m:r>
-          </m:e>
-          <m:lim>
-            <m:r>
-              <m:rPr>
-                <m:nor/>
-                <m:sty m:val="p"/>
-              </m:rPr>
-              <m:t>def</m:t>
-            </m:r>
-          </m:lim>
-        </m:limUpp>
-        <m:r>
-          <m:t>f</m:t>
-        </m:r>
-        <m:r>
-          <m:rPr>
-            <m:sty m:val="p"/>
-          </m:rPr>
-          <m:t>(</m:t>
-        </m:r>
-        <m:sSub>
-          <m:e>
-            <m:r>
-              <m:t>x</m:t>
-            </m:r>
-          </m:e>
-          <m:sub>
-            <m:r>
-              <m:t>0</m:t>
-            </m:r>
-          </m:sub>
-        </m:sSub>
-        <m:r>
-          <m:rPr>
-            <m:sty m:val="p"/>
-          </m:rPr>
-          <m:t>)</m:t>
-        </m:r>
-        <m:r>
-          <m:rPr>
-            <m:sty m:val="p"/>
-          </m:rPr>
-          <m:t>−</m:t>
-        </m:r>
-        <m:acc>
-          <m:accPr>
-            <m:chr m:val="̂"/>
-          </m:accPr>
-          <m:e>
-            <m:r>
-              <m:t>f</m:t>
-            </m:r>
-          </m:e>
-        </m:acc>
-        <m:r>
-          <m:rPr>
-            <m:sty m:val="p"/>
-          </m:rPr>
-          <m:t>(</m:t>
-        </m:r>
-        <m:sSub>
-          <m:e>
-            <m:r>
-              <m:t>x</m:t>
-            </m:r>
-          </m:e>
-          <m:sub>
-            <m:r>
-              <m:t>0</m:t>
-            </m:r>
-          </m:sub>
-        </m:sSub>
-        <m:r>
-          <m:rPr>
-            <m:sty m:val="p"/>
-          </m:rPr>
-          <m:t>)</m:t>
-        </m:r>
-      </m:oMath>
-      <w:r>
-        <w:t xml:space="preserve">.</w:t>
-      </w:r>
-      <w:r>
-        <w:t xml:space="preserve"> </w:t>
-      </w:r>
-      <w:r>
-        <w:t xml:space="preserve">Expanding the square and using linearity of expectation,</w:t>
+        <w:t xml:space="preserve">first for the expectation of a sum and then for a constant factor,</w:t>
       </w:r>
     </w:p>
     <w:p>
@@ -16019,57 +16487,17 @@
                       <m:grow/>
                     </m:dPr>
                     <m:e>
-                      <m:sSub>
-                        <m:e>
-                          <m:r>
-                            <m:t>Y</m:t>
-                          </m:r>
-                        </m:e>
-                        <m:sub>
-                          <m:r>
-                            <m:t>0</m:t>
-                          </m:r>
-                        </m:sub>
-                      </m:sSub>
+                      <m:r>
+                        <m:t>ε</m:t>
+                      </m:r>
                       <m:r>
                         <m:rPr>
                           <m:sty m:val="p"/>
                         </m:rPr>
-                        <m:t>−</m:t>
-                      </m:r>
-                      <m:acc>
-                        <m:accPr>
-                          <m:chr m:val="̂"/>
-                        </m:accPr>
-                        <m:e>
-                          <m:r>
-                            <m:t>f</m:t>
-                          </m:r>
-                        </m:e>
-                      </m:acc>
-                      <m:r>
-                        <m:rPr>
-                          <m:sty m:val="p"/>
-                        </m:rPr>
-                        <m:t>(</m:t>
-                      </m:r>
-                      <m:sSub>
-                        <m:e>
-                          <m:r>
-                            <m:t>x</m:t>
-                          </m:r>
-                        </m:e>
-                        <m:sub>
-                          <m:r>
-                            <m:t>0</m:t>
-                          </m:r>
-                        </m:sub>
-                      </m:sSub>
-                      <m:r>
-                        <m:rPr>
-                          <m:sty m:val="p"/>
-                        </m:rPr>
-                        <m:t>)</m:t>
+                        <m:t>+</m:t>
+                      </m:r>
+                      <m:r>
+                        <m:t>X</m:t>
                       </m:r>
                     </m:e>
                   </m:d>
@@ -16128,53 +16556,162 @@
                       </m:r>
                     </m:sup>
                   </m:sSup>
+                  <m:r>
+                    <m:rPr>
+                      <m:sty m:val="p"/>
+                    </m:rPr>
+                    <m:t>+</m:t>
+                  </m:r>
+                  <m:r>
+                    <m:t>2</m:t>
+                  </m:r>
+                  <m:r>
+                    <m:t>ε</m:t>
+                  </m:r>
+                  <m:r>
+                    <m:t>X</m:t>
+                  </m:r>
+                  <m:r>
+                    <m:rPr>
+                      <m:sty m:val="p"/>
+                    </m:rPr>
+                    <m:t>+</m:t>
+                  </m:r>
+                  <m:sSup>
+                    <m:e>
+                      <m:r>
+                        <m:t>X</m:t>
+                      </m:r>
+                    </m:e>
+                    <m:sup>
+                      <m:r>
+                        <m:t>2</m:t>
+                      </m:r>
+                    </m:sup>
+                  </m:sSup>
                 </m:e>
               </m:d>
               <m:r>
                 <m:t>​</m:t>
               </m:r>
               <m:r>
-                <m:rPr>
-                  <m:sty m:val="p"/>
-                </m:rPr>
-                <m:t>+</m:t>
-              </m:r>
-              <m:r>
-                <m:t>2</m:t>
-              </m:r>
-              <m:r>
-                <m:rPr>
-                  <m:sty m:val="p"/>
-                </m:rPr>
-                <m:t>E</m:t>
+                <m:t>&amp;</m:t>
+              </m:r>
+              <m:r>
+                <m:t>&amp;</m:t>
+              </m:r>
+              <m:r>
+                <m:rPr>
+                  <m:nor/>
+                  <m:sty m:val="p"/>
+                </m:rPr>
+                <m:t>(expand: </m:t>
               </m:r>
               <m:r>
                 <m:t>​</m:t>
               </m:r>
               <m:d>
                 <m:dPr>
-                  <m:begChr m:val="["/>
+                  <m:begChr m:val="("/>
                   <m:sepChr m:val=""/>
-                  <m:endChr m:val="]"/>
+                  <m:endChr m:val=")"/>
                   <m:grow/>
                 </m:dPr>
                 <m:e>
                   <m:r>
-                    <m:t>ε</m:t>
-                  </m:r>
-                  <m:r>
-                    <m:t>D</m:t>
+                    <m:t>a</m:t>
+                  </m:r>
+                  <m:r>
+                    <m:rPr>
+                      <m:sty m:val="p"/>
+                    </m:rPr>
+                    <m:t>+</m:t>
+                  </m:r>
+                  <m:r>
+                    <m:t>b</m:t>
                   </m:r>
                 </m:e>
               </m:d>
-              <m:r>
-                <m:t>​</m:t>
-              </m:r>
+              <m:sSup>
+                <m:e>
+                  <m:r>
+                    <m:t>​</m:t>
+                  </m:r>
+                </m:e>
+                <m:sup>
+                  <m:r>
+                    <m:t>2</m:t>
+                  </m:r>
+                </m:sup>
+              </m:sSup>
+              <m:r>
+                <m:rPr>
+                  <m:sty m:val="p"/>
+                </m:rPr>
+                <m:t>=</m:t>
+              </m:r>
+              <m:sSup>
+                <m:e>
+                  <m:r>
+                    <m:t>a</m:t>
+                  </m:r>
+                </m:e>
+                <m:sup>
+                  <m:r>
+                    <m:t>2</m:t>
+                  </m:r>
+                </m:sup>
+              </m:sSup>
               <m:r>
                 <m:rPr>
                   <m:sty m:val="p"/>
                 </m:rPr>
                 <m:t>+</m:t>
+              </m:r>
+              <m:r>
+                <m:t>2</m:t>
+              </m:r>
+              <m:r>
+                <m:t>a</m:t>
+              </m:r>
+              <m:r>
+                <m:t>b</m:t>
+              </m:r>
+              <m:r>
+                <m:rPr>
+                  <m:sty m:val="p"/>
+                </m:rPr>
+                <m:t>+</m:t>
+              </m:r>
+              <m:sSup>
+                <m:e>
+                  <m:r>
+                    <m:t>b</m:t>
+                  </m:r>
+                </m:e>
+                <m:sup>
+                  <m:r>
+                    <m:t>2</m:t>
+                  </m:r>
+                </m:sup>
+              </m:sSup>
+              <m:r>
+                <m:rPr>
+                  <m:nor/>
+                  <m:sty m:val="p"/>
+                </m:rPr>
+                <m:t>)</m:t>
+              </m:r>
+            </m:e>
+            <m:e>
+              <m:r>
+                <m:t>&amp;</m:t>
+              </m:r>
+              <m:r>
+                <m:rPr>
+                  <m:sty m:val="p"/>
+                </m:rPr>
+                <m:t>=</m:t>
               </m:r>
               <m:r>
                 <m:rPr>
@@ -16196,7 +16733,7 @@
                   <m:sSup>
                     <m:e>
                       <m:r>
-                        <m:t>D</m:t>
+                        <m:t>ε</m:t>
                       </m:r>
                     </m:e>
                     <m:sup>
@@ -16211,6 +16748,83 @@
                 <m:t>​</m:t>
               </m:r>
               <m:r>
+                <m:rPr>
+                  <m:sty m:val="p"/>
+                </m:rPr>
+                <m:t>+</m:t>
+              </m:r>
+              <m:r>
+                <m:rPr>
+                  <m:sty m:val="p"/>
+                </m:rPr>
+                <m:t>E</m:t>
+              </m:r>
+              <m:r>
+                <m:t>​</m:t>
+              </m:r>
+              <m:d>
+                <m:dPr>
+                  <m:begChr m:val="["/>
+                  <m:sepChr m:val=""/>
+                  <m:endChr m:val="]"/>
+                  <m:grow/>
+                </m:dPr>
+                <m:e>
+                  <m:r>
+                    <m:t>2</m:t>
+                  </m:r>
+                  <m:r>
+                    <m:t>ε</m:t>
+                  </m:r>
+                  <m:r>
+                    <m:t>X</m:t>
+                  </m:r>
+                </m:e>
+              </m:d>
+              <m:r>
+                <m:t>​</m:t>
+              </m:r>
+              <m:r>
+                <m:rPr>
+                  <m:sty m:val="p"/>
+                </m:rPr>
+                <m:t>+</m:t>
+              </m:r>
+              <m:r>
+                <m:rPr>
+                  <m:sty m:val="p"/>
+                </m:rPr>
+                <m:t>E</m:t>
+              </m:r>
+              <m:r>
+                <m:t>​</m:t>
+              </m:r>
+              <m:d>
+                <m:dPr>
+                  <m:begChr m:val="["/>
+                  <m:sepChr m:val=""/>
+                  <m:endChr m:val="]"/>
+                  <m:grow/>
+                </m:dPr>
+                <m:e>
+                  <m:sSup>
+                    <m:e>
+                      <m:r>
+                        <m:t>X</m:t>
+                      </m:r>
+                    </m:e>
+                    <m:sup>
+                      <m:r>
+                        <m:t>2</m:t>
+                      </m:r>
+                    </m:sup>
+                  </m:sSup>
+                </m:e>
+              </m:d>
+              <m:r>
+                <m:t>​</m:t>
+              </m:r>
+              <m:r>
                 <m:t>&amp;</m:t>
               </m:r>
               <m:r>
@@ -16221,7 +16835,142 @@
                   <m:nor/>
                   <m:sty m:val="p"/>
                 </m:rPr>
-                <m:t>(expand the square)</m:t>
+                <m:t>(expectation of a sum)</m:t>
+              </m:r>
+            </m:e>
+            <m:e>
+              <m:r>
+                <m:t>&amp;</m:t>
+              </m:r>
+              <m:r>
+                <m:rPr>
+                  <m:sty m:val="p"/>
+                </m:rPr>
+                <m:t>=</m:t>
+              </m:r>
+              <m:r>
+                <m:rPr>
+                  <m:sty m:val="p"/>
+                </m:rPr>
+                <m:t>E</m:t>
+              </m:r>
+              <m:r>
+                <m:t>​</m:t>
+              </m:r>
+              <m:d>
+                <m:dPr>
+                  <m:begChr m:val="["/>
+                  <m:sepChr m:val=""/>
+                  <m:endChr m:val="]"/>
+                  <m:grow/>
+                </m:dPr>
+                <m:e>
+                  <m:sSup>
+                    <m:e>
+                      <m:r>
+                        <m:t>ε</m:t>
+                      </m:r>
+                    </m:e>
+                    <m:sup>
+                      <m:r>
+                        <m:t>2</m:t>
+                      </m:r>
+                    </m:sup>
+                  </m:sSup>
+                </m:e>
+              </m:d>
+              <m:r>
+                <m:t>​</m:t>
+              </m:r>
+              <m:r>
+                <m:rPr>
+                  <m:sty m:val="p"/>
+                </m:rPr>
+                <m:t>+</m:t>
+              </m:r>
+              <m:r>
+                <m:t>2</m:t>
+              </m:r>
+              <m:r>
+                <m:rPr>
+                  <m:sty m:val="p"/>
+                </m:rPr>
+                <m:t>E</m:t>
+              </m:r>
+              <m:r>
+                <m:t>​</m:t>
+              </m:r>
+              <m:d>
+                <m:dPr>
+                  <m:begChr m:val="["/>
+                  <m:sepChr m:val=""/>
+                  <m:endChr m:val="]"/>
+                  <m:grow/>
+                </m:dPr>
+                <m:e>
+                  <m:r>
+                    <m:t>ε</m:t>
+                  </m:r>
+                  <m:r>
+                    <m:t>X</m:t>
+                  </m:r>
+                </m:e>
+              </m:d>
+              <m:r>
+                <m:t>​</m:t>
+              </m:r>
+              <m:r>
+                <m:rPr>
+                  <m:sty m:val="p"/>
+                </m:rPr>
+                <m:t>+</m:t>
+              </m:r>
+              <m:r>
+                <m:rPr>
+                  <m:sty m:val="p"/>
+                </m:rPr>
+                <m:t>E</m:t>
+              </m:r>
+              <m:r>
+                <m:t>​</m:t>
+              </m:r>
+              <m:d>
+                <m:dPr>
+                  <m:begChr m:val="["/>
+                  <m:sepChr m:val=""/>
+                  <m:endChr m:val="]"/>
+                  <m:grow/>
+                </m:dPr>
+                <m:e>
+                  <m:sSup>
+                    <m:e>
+                      <m:r>
+                        <m:t>X</m:t>
+                      </m:r>
+                    </m:e>
+                    <m:sup>
+                      <m:r>
+                        <m:t>2</m:t>
+                      </m:r>
+                    </m:sup>
+                  </m:sSup>
+                </m:e>
+              </m:d>
+              <m:r>
+                <m:t>​</m:t>
+              </m:r>
+              <m:r>
+                <m:t>&amp;</m:t>
+              </m:r>
+              <m:r>
+                <m:t>&amp;</m:t>
+              </m:r>
+              <m:r>
+                <m:rPr>
+                  <m:nor/>
+                  <m:sty m:val="p"/>
+                </m:rPr>
+                <m:t>(constant factor 2)</m:t>
               </m:r>
             </m:e>
           </m:eqArr>
@@ -16230,9 +16979,17 @@
     </w:p>
     <w:p>
       <w:pPr>
+        <w:pStyle w:val="FirstParagraph"/>
+      </w:pPr>
+      <w:r>
+        <w:t xml:space="preserve">Each of the three terms is evaluated in turn.</w:t>
+      </w:r>
+    </w:p>
+    <w:p>
+      <w:pPr>
         <w:numPr>
           <w:ilvl w:val="0"/>
-          <w:numId w:val="1004"/>
+          <w:numId w:val="1002"/>
         </w:numPr>
       </w:pPr>
       <m:oMath>
@@ -16290,13 +17047,7 @@
         </m:sSup>
       </m:oMath>
       <w:r>
-        <w:t xml:space="preserve">,</w:t>
-      </w:r>
-      <w:r>
-        <w:t xml:space="preserve"> </w:t>
-      </w:r>
-      <w:r>
-        <w:t xml:space="preserve">by</w:t>
+        <w:t xml:space="preserve">, by</w:t>
       </w:r>
       <w:r>
         <w:t xml:space="preserve"> </w:t>
@@ -16311,6 +17062,51 @@
       </w:hyperlink>
       <w:r>
         <w:t xml:space="preserve">.</w:t>
+      </w:r>
+    </w:p>
+    <w:p>
+      <w:pPr>
+        <w:numPr>
+          <w:ilvl w:val="0"/>
+          <w:numId w:val="1002"/>
+        </w:numPr>
+      </w:pPr>
+      <w:r>
+        <w:t xml:space="preserve">Because</w:t>
+      </w:r>
+      <w:r>
+        <w:t xml:space="preserve"> </w:t>
+      </w:r>
+      <m:oMath>
+        <m:r>
+          <m:t>ε</m:t>
+        </m:r>
+      </m:oMath>
+      <w:r>
+        <w:t xml:space="preserve"> </w:t>
+      </w:r>
+      <w:r>
+        <w:t xml:space="preserve">and</w:t>
+      </w:r>
+      <w:r>
+        <w:t xml:space="preserve"> </w:t>
+      </w:r>
+      <m:oMath>
+        <m:r>
+          <m:t>X</m:t>
+        </m:r>
+      </m:oMath>
+      <w:r>
+        <w:t xml:space="preserve"> </w:t>
+      </w:r>
+      <w:r>
+        <w:t xml:space="preserve">are independent,</w:t>
+      </w:r>
+      <w:r>
+        <w:t xml:space="preserve"> </w:t>
+      </w:r>
+      <w:r>
+        <w:t xml:space="preserve">the expectation of the product is the product of the expectations:</w:t>
       </w:r>
     </w:p>
     <w:p>
@@ -16345,7 +17141,7 @@
                     <m:t>ε</m:t>
                   </m:r>
                   <m:r>
-                    <m:t>D</m:t>
+                    <m:t>X</m:t>
                   </m:r>
                 </m:e>
               </m:d>
@@ -16404,13 +17200,26 @@
                 </m:dPr>
                 <m:e>
                   <m:r>
-                    <m:t>D</m:t>
+                    <m:t>X</m:t>
                   </m:r>
                 </m:e>
               </m:d>
               <m:r>
                 <m:t>​</m:t>
               </m:r>
+              <m:r>
+                <m:t>&amp;</m:t>
+              </m:r>
+              <m:r>
+                <m:t>&amp;</m:t>
+              </m:r>
+              <m:r>
+                <m:rPr>
+                  <m:nor/>
+                  <m:sty m:val="p"/>
+                </m:rPr>
+                <m:t>(independence)</m:t>
+              </m:r>
             </m:e>
             <m:e>
               <m:r>
@@ -16429,7 +17238,113 @@
                 <m:rPr>
                   <m:sty m:val="p"/>
                 </m:rPr>
-                <m:t>,</m:t>
+                <m:t>⋅</m:t>
+              </m:r>
+              <m:r>
+                <m:rPr>
+                  <m:sty m:val="p"/>
+                </m:rPr>
+                <m:t>E</m:t>
+              </m:r>
+              <m:r>
+                <m:t>​</m:t>
+              </m:r>
+              <m:d>
+                <m:dPr>
+                  <m:begChr m:val="["/>
+                  <m:sepChr m:val=""/>
+                  <m:endChr m:val="]"/>
+                  <m:grow/>
+                </m:dPr>
+                <m:e>
+                  <m:r>
+                    <m:t>X</m:t>
+                  </m:r>
+                </m:e>
+              </m:d>
+              <m:r>
+                <m:t>​</m:t>
+              </m:r>
+              <m:r>
+                <m:t>&amp;</m:t>
+              </m:r>
+              <m:r>
+                <m:t>&amp;</m:t>
+              </m:r>
+              <m:r>
+                <m:rPr>
+                  <m:nor/>
+                  <m:sty m:val="p"/>
+                </m:rPr>
+                <m:t>(</m:t>
+              </m:r>
+              <m:r>
+                <m:rPr>
+                  <m:sty m:val="p"/>
+                </m:rPr>
+                <m:t>E</m:t>
+              </m:r>
+              <m:r>
+                <m:t>​</m:t>
+              </m:r>
+              <m:d>
+                <m:dPr>
+                  <m:begChr m:val="["/>
+                  <m:sepChr m:val=""/>
+                  <m:endChr m:val="]"/>
+                  <m:grow/>
+                </m:dPr>
+                <m:e>
+                  <m:r>
+                    <m:t>ε</m:t>
+                  </m:r>
+                </m:e>
+              </m:d>
+              <m:r>
+                <m:t>​</m:t>
+              </m:r>
+              <m:r>
+                <m:rPr>
+                  <m:sty m:val="p"/>
+                </m:rPr>
+                <m:t>=</m:t>
+              </m:r>
+              <m:r>
+                <m:t>0</m:t>
+              </m:r>
+              <m:r>
+                <m:rPr>
+                  <m:nor/>
+                  <m:sty m:val="p"/>
+                </m:rPr>
+                <m:t>)</m:t>
+              </m:r>
+            </m:e>
+            <m:e>
+              <m:r>
+                <m:t>&amp;</m:t>
+              </m:r>
+              <m:r>
+                <m:rPr>
+                  <m:sty m:val="p"/>
+                </m:rPr>
+                <m:t>=</m:t>
+              </m:r>
+              <m:r>
+                <m:t>0</m:t>
+              </m:r>
+              <m:r>
+                <m:t>&amp;</m:t>
+              </m:r>
+              <m:r>
+                <m:t>&amp;</m:t>
+              </m:r>
+              <m:r>
+                <m:rPr>
+                  <m:nor/>
+                  <m:sty m:val="p"/>
+                </m:rPr>
+                <m:t>(zero times a number)</m:t>
               </m:r>
             </m:e>
           </m:eqArr>
@@ -16440,161 +17355,9 @@
       <w:pPr>
         <w:numPr>
           <w:ilvl w:val="0"/>
-          <w:numId w:val="1000"/>
+          <w:numId w:val="1002"/>
         </w:numPr>
       </w:pPr>
-      <w:r>
-        <w:t xml:space="preserve">because</w:t>
-      </w:r>
-      <w:r>
-        <w:t xml:space="preserve"> </w:t>
-      </w:r>
-      <m:oMath>
-        <m:r>
-          <m:t>ε</m:t>
-        </m:r>
-      </m:oMath>
-      <w:r>
-        <w:t xml:space="preserve"> </w:t>
-      </w:r>
-      <w:r>
-        <w:t xml:space="preserve">is independent of</w:t>
-      </w:r>
-      <w:r>
-        <w:t xml:space="preserve"> </w:t>
-      </w:r>
-      <m:oMath>
-        <m:acc>
-          <m:accPr>
-            <m:chr m:val="̂"/>
-          </m:accPr>
-          <m:e>
-            <m:r>
-              <m:t>f</m:t>
-            </m:r>
-          </m:e>
-        </m:acc>
-        <m:r>
-          <m:rPr>
-            <m:sty m:val="p"/>
-          </m:rPr>
-          <m:t>(</m:t>
-        </m:r>
-        <m:sSub>
-          <m:e>
-            <m:r>
-              <m:t>x</m:t>
-            </m:r>
-          </m:e>
-          <m:sub>
-            <m:r>
-              <m:t>0</m:t>
-            </m:r>
-          </m:sub>
-        </m:sSub>
-        <m:r>
-          <m:rPr>
-            <m:sty m:val="p"/>
-          </m:rPr>
-          <m:t>)</m:t>
-        </m:r>
-      </m:oMath>
-      <w:r>
-        <w:t xml:space="preserve">,</w:t>
-      </w:r>
-      <w:r>
-        <w:t xml:space="preserve"> </w:t>
-      </w:r>
-      <w:r>
-        <w:t xml:space="preserve">hence of</w:t>
-      </w:r>
-      <w:r>
-        <w:t xml:space="preserve"> </w:t>
-      </w:r>
-      <m:oMath>
-        <m:r>
-          <m:t>D</m:t>
-        </m:r>
-      </m:oMath>
-      <w:r>
-        <w:t xml:space="preserve">,</w:t>
-      </w:r>
-      <w:r>
-        <w:t xml:space="preserve"> </w:t>
-      </w:r>
-      <w:r>
-        <w:t xml:space="preserve">and</w:t>
-      </w:r>
-      <w:r>
-        <w:t xml:space="preserve"> </w:t>
-      </w:r>
-      <m:oMath>
-        <m:r>
-          <m:rPr>
-            <m:sty m:val="p"/>
-          </m:rPr>
-          <m:t>E</m:t>
-        </m:r>
-        <m:r>
-          <m:t>​</m:t>
-        </m:r>
-        <m:d>
-          <m:dPr>
-            <m:begChr m:val="["/>
-            <m:sepChr m:val=""/>
-            <m:endChr m:val="]"/>
-            <m:grow/>
-          </m:dPr>
-          <m:e>
-            <m:r>
-              <m:t>ε</m:t>
-            </m:r>
-          </m:e>
-        </m:d>
-        <m:r>
-          <m:t>​</m:t>
-        </m:r>
-        <m:r>
-          <m:rPr>
-            <m:sty m:val="p"/>
-          </m:rPr>
-          <m:t>=</m:t>
-        </m:r>
-        <m:r>
-          <m:t>0</m:t>
-        </m:r>
-      </m:oMath>
-      <w:r>
-        <w:t xml:space="preserve">.</w:t>
-      </w:r>
-    </w:p>
-    <w:p>
-      <w:pPr>
-        <w:numPr>
-          <w:ilvl w:val="0"/>
-          <w:numId w:val="1004"/>
-        </w:numPr>
-      </w:pPr>
-      <w:r>
-        <w:t xml:space="preserve">By</w:t>
-      </w:r>
-      <w:r>
-        <w:t xml:space="preserve"> </w:t>
-      </w:r>
-      <w:hyperlink w:anchor="thm-variance">
-        <w:r>
-          <w:rPr>
-            <w:rStyle w:val="Hyperlink"/>
-          </w:rPr>
-          <w:t xml:space="preserve">Theorem 3</w:t>
-        </w:r>
-      </w:hyperlink>
-      <w:r>
-        <w:t xml:space="preserve">,</w:t>
-      </w:r>
-      <w:r>
-        <w:t xml:space="preserve"> </w:t>
-      </w:r>
       <m:oMath>
         <m:r>
           <m:rPr>
@@ -16616,7 +17379,7 @@
             <m:sSup>
               <m:e>
                 <m:r>
-                  <m:t>D</m:t>
+                  <m:t>X</m:t>
                 </m:r>
               </m:e>
               <m:sup>
@@ -16654,7 +17417,7 @@
           </m:dPr>
           <m:e>
             <m:r>
-              <m:t>D</m:t>
+              <m:t>X</m:t>
             </m:r>
           </m:e>
         </m:d>
@@ -16667,11 +17430,11 @@
           </m:rPr>
           <m:t>+</m:t>
         </m:r>
-        <m:r>
-          <m:t>​</m:t>
-        </m:r>
         <m:sSup>
           <m:e>
+            <m:r>
+              <m:t>​</m:t>
+            </m:r>
             <m:d>
               <m:dPr>
                 <m:begChr m:val="("/>
@@ -16698,7 +17461,7 @@
                   </m:dPr>
                   <m:e>
                     <m:r>
-                      <m:t>D</m:t>
+                      <m:t>X</m:t>
                     </m:r>
                   </m:e>
                 </m:d>
@@ -16707,6 +17470,9 @@
                 </m:r>
               </m:e>
             </m:d>
+            <m:r>
+              <m:t>​</m:t>
+            </m:r>
           </m:e>
           <m:sup>
             <m:r>
@@ -16714,163 +17480,31 @@
             </m:r>
           </m:sup>
         </m:sSup>
-        <m:r>
-          <m:t>​</m:t>
-        </m:r>
       </m:oMath>
       <w:r>
+        <w:t xml:space="preserve">, by</w:t>
+      </w:r>
+      <w:r>
+        <w:t xml:space="preserve"> </w:t>
+      </w:r>
+      <w:hyperlink w:anchor="thm-variance">
+        <w:r>
+          <w:rPr>
+            <w:rStyle w:val="Hyperlink"/>
+          </w:rPr>
+          <w:t xml:space="preserve">Theorem 3</w:t>
+        </w:r>
+      </w:hyperlink>
+      <w:r>
         <w:t xml:space="preserve">.</w:t>
       </w:r>
-      <w:r>
-        <w:t xml:space="preserve"> </w:t>
-      </w:r>
-      <w:r>
-        <w:t xml:space="preserve">Here</w:t>
-      </w:r>
-      <w:r>
-        <w:t xml:space="preserve"> </w:t>
-      </w:r>
-      <m:oMath>
-        <m:r>
-          <m:rPr>
-            <m:sty m:val="p"/>
-          </m:rPr>
-          <m:t>Var</m:t>
-        </m:r>
-        <m:r>
-          <m:t>​</m:t>
-        </m:r>
-        <m:d>
-          <m:dPr>
-            <m:begChr m:val="("/>
-            <m:sepChr m:val=""/>
-            <m:endChr m:val=")"/>
-            <m:grow/>
-          </m:dPr>
-          <m:e>
-            <m:r>
-              <m:t>D</m:t>
-            </m:r>
-          </m:e>
-        </m:d>
-        <m:r>
-          <m:t>​</m:t>
-        </m:r>
-        <m:r>
-          <m:rPr>
-            <m:sty m:val="p"/>
-          </m:rPr>
-          <m:t>=</m:t>
-        </m:r>
-        <m:r>
-          <m:rPr>
-            <m:sty m:val="p"/>
-          </m:rPr>
-          <m:t>Var</m:t>
-        </m:r>
-        <m:r>
-          <m:t>​</m:t>
-        </m:r>
-        <m:d>
-          <m:dPr>
-            <m:begChr m:val="("/>
-            <m:sepChr m:val=""/>
-            <m:endChr m:val=")"/>
-            <m:grow/>
-          </m:dPr>
-          <m:e>
-            <m:acc>
-              <m:accPr>
-                <m:chr m:val="̂"/>
-              </m:accPr>
-              <m:e>
-                <m:r>
-                  <m:t>f</m:t>
-                </m:r>
-              </m:e>
-            </m:acc>
-            <m:r>
-              <m:rPr>
-                <m:sty m:val="p"/>
-              </m:rPr>
-              <m:t>(</m:t>
-            </m:r>
-            <m:sSub>
-              <m:e>
-                <m:r>
-                  <m:t>x</m:t>
-                </m:r>
-              </m:e>
-              <m:sub>
-                <m:r>
-                  <m:t>0</m:t>
-                </m:r>
-              </m:sub>
-            </m:sSub>
-            <m:r>
-              <m:rPr>
-                <m:sty m:val="p"/>
-              </m:rPr>
-              <m:t>)</m:t>
-            </m:r>
-          </m:e>
-        </m:d>
-        <m:r>
-          <m:t>​</m:t>
-        </m:r>
-      </m:oMath>
-      <w:r>
-        <w:t xml:space="preserve">,</w:t>
-      </w:r>
-      <w:r>
-        <w:t xml:space="preserve"> </w:t>
-      </w:r>
-      <w:r>
-        <w:t xml:space="preserve">because</w:t>
-      </w:r>
-      <w:r>
-        <w:t xml:space="preserve"> </w:t>
-      </w:r>
-      <m:oMath>
-        <m:r>
-          <m:t>f</m:t>
-        </m:r>
-        <m:r>
-          <m:rPr>
-            <m:sty m:val="p"/>
-          </m:rPr>
-          <m:t>(</m:t>
-        </m:r>
-        <m:sSub>
-          <m:e>
-            <m:r>
-              <m:t>x</m:t>
-            </m:r>
-          </m:e>
-          <m:sub>
-            <m:r>
-              <m:t>0</m:t>
-            </m:r>
-          </m:sub>
-        </m:sSub>
-        <m:r>
-          <m:rPr>
-            <m:sty m:val="p"/>
-          </m:rPr>
-          <m:t>)</m:t>
-        </m:r>
-      </m:oMath>
-      <w:r>
-        <w:t xml:space="preserve"> </w:t>
-      </w:r>
-      <w:r>
-        <w:t xml:space="preserve">is a constant,</w:t>
-      </w:r>
-      <w:r>
-        <w:t xml:space="preserve"> </w:t>
-      </w:r>
-      <w:r>
-        <w:t xml:space="preserve">and</w:t>
+    </w:p>
+    <w:p>
+      <w:pPr>
+        <w:pStyle w:val="FirstParagraph"/>
+      </w:pPr>
+      <w:r>
+        <w:t xml:space="preserve">Substituting the three terms gives</w:t>
       </w:r>
     </w:p>
     <w:p>
@@ -16902,8 +17536,42 @@
                 </m:dPr>
                 <m:e>
                   <m:r>
-                    <m:t>D</m:t>
-                  </m:r>
+                    <m:t>​</m:t>
+                  </m:r>
+                  <m:d>
+                    <m:dPr>
+                      <m:begChr m:val="("/>
+                      <m:sepChr m:val=""/>
+                      <m:endChr m:val=")"/>
+                      <m:grow/>
+                    </m:dPr>
+                    <m:e>
+                      <m:r>
+                        <m:t>ε</m:t>
+                      </m:r>
+                      <m:r>
+                        <m:rPr>
+                          <m:sty m:val="p"/>
+                        </m:rPr>
+                        <m:t>+</m:t>
+                      </m:r>
+                      <m:r>
+                        <m:t>X</m:t>
+                      </m:r>
+                    </m:e>
+                  </m:d>
+                  <m:sSup>
+                    <m:e>
+                      <m:r>
+                        <m:t>​</m:t>
+                      </m:r>
+                    </m:e>
+                    <m:sup>
+                      <m:r>
+                        <m:t>2</m:t>
+                      </m:r>
+                    </m:sup>
+                  </m:sSup>
                 </m:e>
               </m:d>
               <m:r>
@@ -16918,32 +17586,622 @@
                 </m:rPr>
                 <m:t>=</m:t>
               </m:r>
-              <m:r>
-                <m:t>f</m:t>
-              </m:r>
-              <m:r>
-                <m:rPr>
-                  <m:sty m:val="p"/>
-                </m:rPr>
-                <m:t>(</m:t>
-              </m:r>
-              <m:sSub>
+              <m:sSup>
                 <m:e>
                   <m:r>
-                    <m:t>x</m:t>
+                    <m:t>σ</m:t>
                   </m:r>
                 </m:e>
-                <m:sub>
-                  <m:r>
-                    <m:t>0</m:t>
-                  </m:r>
-                </m:sub>
-              </m:sSub>
-              <m:r>
-                <m:rPr>
+                <m:sup>
+                  <m:r>
+                    <m:t>2</m:t>
+                  </m:r>
+                </m:sup>
+              </m:sSup>
+              <m:r>
+                <m:rPr>
+                  <m:sty m:val="p"/>
+                </m:rPr>
+                <m:t>+</m:t>
+              </m:r>
+              <m:r>
+                <m:t>2</m:t>
+              </m:r>
+              <m:r>
+                <m:rPr>
+                  <m:sty m:val="p"/>
+                </m:rPr>
+                <m:t>⋅</m:t>
+              </m:r>
+              <m:r>
+                <m:t>0</m:t>
+              </m:r>
+              <m:r>
+                <m:rPr>
+                  <m:sty m:val="p"/>
+                </m:rPr>
+                <m:t>+</m:t>
+              </m:r>
+              <m:r>
+                <m:t>​</m:t>
+              </m:r>
+              <m:d>
+                <m:dPr>
+                  <m:begChr m:val="("/>
+                  <m:sepChr m:val=""/>
+                  <m:endChr m:val=")"/>
+                  <m:grow/>
+                </m:dPr>
+                <m:e>
+                  <m:r>
+                    <m:rPr>
+                      <m:sty m:val="p"/>
+                    </m:rPr>
+                    <m:t>Var</m:t>
+                  </m:r>
+                  <m:r>
+                    <m:t>​</m:t>
+                  </m:r>
+                  <m:d>
+                    <m:dPr>
+                      <m:begChr m:val="("/>
+                      <m:sepChr m:val=""/>
+                      <m:endChr m:val=")"/>
+                      <m:grow/>
+                    </m:dPr>
+                    <m:e>
+                      <m:r>
+                        <m:t>X</m:t>
+                      </m:r>
+                    </m:e>
+                  </m:d>
+                  <m:r>
+                    <m:t>​</m:t>
+                  </m:r>
+                  <m:r>
+                    <m:rPr>
+                      <m:sty m:val="p"/>
+                    </m:rPr>
+                    <m:t>+</m:t>
+                  </m:r>
+                  <m:sSup>
+                    <m:e>
+                      <m:r>
+                        <m:t>​</m:t>
+                      </m:r>
+                      <m:d>
+                        <m:dPr>
+                          <m:begChr m:val="("/>
+                          <m:sepChr m:val=""/>
+                          <m:endChr m:val=")"/>
+                          <m:grow/>
+                        </m:dPr>
+                        <m:e>
+                          <m:r>
+                            <m:rPr>
+                              <m:sty m:val="p"/>
+                            </m:rPr>
+                            <m:t>E</m:t>
+                          </m:r>
+                          <m:r>
+                            <m:t>​</m:t>
+                          </m:r>
+                          <m:d>
+                            <m:dPr>
+                              <m:begChr m:val="["/>
+                              <m:sepChr m:val=""/>
+                              <m:endChr m:val="]"/>
+                              <m:grow/>
+                            </m:dPr>
+                            <m:e>
+                              <m:r>
+                                <m:t>X</m:t>
+                              </m:r>
+                            </m:e>
+                          </m:d>
+                          <m:r>
+                            <m:t>​</m:t>
+                          </m:r>
+                        </m:e>
+                      </m:d>
+                      <m:r>
+                        <m:t>​</m:t>
+                      </m:r>
+                    </m:e>
+                    <m:sup>
+                      <m:r>
+                        <m:t>2</m:t>
+                      </m:r>
+                    </m:sup>
+                  </m:sSup>
+                </m:e>
+              </m:d>
+              <m:r>
+                <m:t>​</m:t>
+              </m:r>
+              <m:r>
+                <m:t>&amp;</m:t>
+              </m:r>
+              <m:r>
+                <m:t>&amp;</m:t>
+              </m:r>
+              <m:r>
+                <m:rPr>
+                  <m:nor/>
+                  <m:sty m:val="p"/>
+                </m:rPr>
+                <m:t>(the three terms above)</m:t>
+              </m:r>
+            </m:e>
+            <m:e>
+              <m:r>
+                <m:t>&amp;</m:t>
+              </m:r>
+              <m:r>
+                <m:rPr>
+                  <m:sty m:val="p"/>
+                </m:rPr>
+                <m:t>=</m:t>
+              </m:r>
+              <m:sSup>
+                <m:e>
+                  <m:r>
+                    <m:t>σ</m:t>
+                  </m:r>
+                </m:e>
+                <m:sup>
+                  <m:r>
+                    <m:t>2</m:t>
+                  </m:r>
+                </m:sup>
+              </m:sSup>
+              <m:r>
+                <m:rPr>
+                  <m:sty m:val="p"/>
+                </m:rPr>
+                <m:t>+</m:t>
+              </m:r>
+              <m:r>
+                <m:rPr>
+                  <m:sty m:val="p"/>
+                </m:rPr>
+                <m:t>Var</m:t>
+              </m:r>
+              <m:r>
+                <m:t>​</m:t>
+              </m:r>
+              <m:d>
+                <m:dPr>
+                  <m:begChr m:val="("/>
+                  <m:sepChr m:val=""/>
+                  <m:endChr m:val=")"/>
+                  <m:grow/>
+                </m:dPr>
+                <m:e>
+                  <m:r>
+                    <m:t>X</m:t>
+                  </m:r>
+                </m:e>
+              </m:d>
+              <m:r>
+                <m:t>​</m:t>
+              </m:r>
+              <m:r>
+                <m:rPr>
+                  <m:sty m:val="p"/>
+                </m:rPr>
+                <m:t>+</m:t>
+              </m:r>
+              <m:sSup>
+                <m:e>
+                  <m:r>
+                    <m:t>​</m:t>
+                  </m:r>
+                  <m:d>
+                    <m:dPr>
+                      <m:begChr m:val="("/>
+                      <m:sepChr m:val=""/>
+                      <m:endChr m:val=")"/>
+                      <m:grow/>
+                    </m:dPr>
+                    <m:e>
+                      <m:r>
+                        <m:rPr>
+                          <m:sty m:val="p"/>
+                        </m:rPr>
+                        <m:t>E</m:t>
+                      </m:r>
+                      <m:r>
+                        <m:t>​</m:t>
+                      </m:r>
+                      <m:d>
+                        <m:dPr>
+                          <m:begChr m:val="["/>
+                          <m:sepChr m:val=""/>
+                          <m:endChr m:val="]"/>
+                          <m:grow/>
+                        </m:dPr>
+                        <m:e>
+                          <m:r>
+                            <m:t>X</m:t>
+                          </m:r>
+                        </m:e>
+                      </m:d>
+                      <m:r>
+                        <m:t>​</m:t>
+                      </m:r>
+                    </m:e>
+                  </m:d>
+                  <m:r>
+                    <m:t>​</m:t>
+                  </m:r>
+                </m:e>
+                <m:sup>
+                  <m:r>
+                    <m:t>2</m:t>
+                  </m:r>
+                </m:sup>
+              </m:sSup>
+              <m:r>
+                <m:t>&amp;</m:t>
+              </m:r>
+              <m:r>
+                <m:t>&amp;</m:t>
+              </m:r>
+              <m:r>
+                <m:rPr>
+                  <m:nor/>
+                  <m:sty m:val="p"/>
+                </m:rPr>
+                <m:t>(drop </m:t>
+              </m:r>
+              <m:r>
+                <m:t>2</m:t>
+              </m:r>
+              <m:r>
+                <m:rPr>
+                  <m:sty m:val="p"/>
+                </m:rPr>
+                <m:t>⋅</m:t>
+              </m:r>
+              <m:r>
+                <m:t>0</m:t>
+              </m:r>
+              <m:r>
+                <m:rPr>
+                  <m:nor/>
                   <m:sty m:val="p"/>
                 </m:rPr>
                 <m:t>)</m:t>
+              </m:r>
+            </m:e>
+          </m:eqArr>
+        </m:oMath>
+      </m:oMathPara>
+    </w:p>
+    <w:p>
+      <w:pPr>
+        <w:pStyle w:val="FirstParagraph"/>
+      </w:pPr>
+      <w:r>
+        <w:rPr>
+          <w:i/>
+          <w:iCs/>
+        </w:rPr>
+        <w:t xml:space="preserve">Remark</w:t>
+      </w:r>
+      <w:r>
+        <w:t xml:space="preserve"> (Use in statistics and machine learning). </w:t>
+      </w:r>
+      <w:r>
+        <w:t xml:space="preserve">Let</w:t>
+      </w:r>
+      <w:r>
+        <w:t xml:space="preserve"> </w:t>
+      </w:r>
+      <m:oMath>
+        <m:r>
+          <m:t>ε</m:t>
+        </m:r>
+      </m:oMath>
+      <w:r>
+        <w:t xml:space="preserve"> </w:t>
+      </w:r>
+      <w:r>
+        <w:t xml:space="preserve">be the noise in a new outcome</w:t>
+      </w:r>
+      <w:r>
+        <w:t xml:space="preserve"> </w:t>
+      </w:r>
+      <m:oMath>
+        <m:r>
+          <m:t>Y</m:t>
+        </m:r>
+      </m:oMath>
+      <w:r>
+        <w:t xml:space="preserve">,</w:t>
+      </w:r>
+      <w:r>
+        <w:t xml:space="preserve"> </w:t>
+      </w:r>
+      <w:r>
+        <w:t xml:space="preserve">and let</w:t>
+      </w:r>
+      <w:r>
+        <w:t xml:space="preserve"> </w:t>
+      </w:r>
+      <m:oMath>
+        <m:r>
+          <m:t>X</m:t>
+        </m:r>
+      </m:oMath>
+      <w:r>
+        <w:t xml:space="preserve"> </w:t>
+      </w:r>
+      <w:r>
+        <w:t xml:space="preserve">be the difference between the true mean</w:t>
+      </w:r>
+      <w:r>
+        <w:t xml:space="preserve"> </w:t>
+      </w:r>
+      <m:oMath>
+        <m:r>
+          <m:t>μ</m:t>
+        </m:r>
+        <m:r>
+          <m:rPr>
+            <m:sty m:val="p"/>
+          </m:rPr>
+          <m:t>=</m:t>
+        </m:r>
+        <m:r>
+          <m:rPr>
+            <m:sty m:val="p"/>
+          </m:rPr>
+          <m:t>E</m:t>
+        </m:r>
+        <m:r>
+          <m:t>​</m:t>
+        </m:r>
+        <m:d>
+          <m:dPr>
+            <m:begChr m:val="["/>
+            <m:sepChr m:val=""/>
+            <m:endChr m:val="]"/>
+            <m:grow/>
+          </m:dPr>
+          <m:e>
+            <m:r>
+              <m:t>Y</m:t>
+            </m:r>
+          </m:e>
+        </m:d>
+        <m:r>
+          <m:t>​</m:t>
+        </m:r>
+      </m:oMath>
+      <w:r>
+        <w:t xml:space="preserve"> </w:t>
+      </w:r>
+      <w:r>
+        <w:t xml:space="preserve">and a prediction</w:t>
+      </w:r>
+      <w:r>
+        <w:t xml:space="preserve"> </w:t>
+      </w:r>
+      <m:oMath>
+        <m:acc>
+          <m:accPr>
+            <m:chr m:val="̂"/>
+          </m:accPr>
+          <m:e>
+            <m:r>
+              <m:t>y</m:t>
+            </m:r>
+          </m:e>
+        </m:acc>
+      </m:oMath>
+      <w:r>
+        <w:t xml:space="preserve">:</w:t>
+      </w:r>
+    </w:p>
+    <w:p>
+      <w:pPr>
+        <w:pStyle w:val="BodyText"/>
+      </w:pPr>
+      <m:oMathPara>
+        <m:oMathParaPr>
+          <m:jc m:val="center"/>
+        </m:oMathParaPr>
+        <m:oMath>
+          <m:r>
+            <m:t>X</m:t>
+          </m:r>
+          <m:limUpp>
+            <m:e>
+              <m:r>
+                <m:rPr>
+                  <m:sty m:val="p"/>
+                </m:rPr>
+                <m:t>=</m:t>
+              </m:r>
+            </m:e>
+            <m:lim>
+              <m:r>
+                <m:rPr>
+                  <m:nor/>
+                  <m:sty m:val="p"/>
+                </m:rPr>
+                <m:t>def</m:t>
+              </m:r>
+            </m:lim>
+          </m:limUpp>
+          <m:r>
+            <m:t>μ</m:t>
+          </m:r>
+          <m:r>
+            <m:rPr>
+              <m:sty m:val="p"/>
+            </m:rPr>
+            <m:t>−</m:t>
+          </m:r>
+          <m:acc>
+            <m:accPr>
+              <m:chr m:val="̂"/>
+            </m:accPr>
+            <m:e>
+              <m:r>
+                <m:t>y</m:t>
+              </m:r>
+            </m:e>
+          </m:acc>
+        </m:oMath>
+      </m:oMathPara>
+    </w:p>
+    <w:p>
+      <w:pPr>
+        <w:pStyle w:val="FirstParagraph"/>
+      </w:pPr>
+      <w:r>
+        <w:t xml:space="preserve">The mean of</w:t>
+      </w:r>
+      <w:r>
+        <w:t xml:space="preserve"> </w:t>
+      </w:r>
+      <m:oMath>
+        <m:r>
+          <m:t>X</m:t>
+        </m:r>
+      </m:oMath>
+      <w:r>
+        <w:t xml:space="preserve"> </w:t>
+      </w:r>
+      <w:r>
+        <w:t xml:space="preserve">is minus the bias of the prediction:</w:t>
+      </w:r>
+    </w:p>
+    <w:p>
+      <w:pPr>
+        <w:pStyle w:val="BodyText"/>
+      </w:pPr>
+      <m:oMathPara>
+        <m:oMathParaPr>
+          <m:jc m:val="center"/>
+        </m:oMathParaPr>
+        <m:oMath>
+          <m:eqArr>
+            <m:e>
+              <m:r>
+                <m:rPr>
+                  <m:sty m:val="p"/>
+                </m:rPr>
+                <m:t>E</m:t>
+              </m:r>
+              <m:r>
+                <m:t>​</m:t>
+              </m:r>
+              <m:d>
+                <m:dPr>
+                  <m:begChr m:val="["/>
+                  <m:sepChr m:val=""/>
+                  <m:endChr m:val="]"/>
+                  <m:grow/>
+                </m:dPr>
+                <m:e>
+                  <m:r>
+                    <m:t>X</m:t>
+                  </m:r>
+                </m:e>
+              </m:d>
+              <m:r>
+                <m:t>​</m:t>
+              </m:r>
+              <m:r>
+                <m:t>&amp;</m:t>
+              </m:r>
+              <m:r>
+                <m:rPr>
+                  <m:sty m:val="p"/>
+                </m:rPr>
+                <m:t>=</m:t>
+              </m:r>
+              <m:r>
+                <m:rPr>
+                  <m:sty m:val="p"/>
+                </m:rPr>
+                <m:t>E</m:t>
+              </m:r>
+              <m:r>
+                <m:t>​</m:t>
+              </m:r>
+              <m:d>
+                <m:dPr>
+                  <m:begChr m:val="["/>
+                  <m:sepChr m:val=""/>
+                  <m:endChr m:val="]"/>
+                  <m:grow/>
+                </m:dPr>
+                <m:e>
+                  <m:r>
+                    <m:t>μ</m:t>
+                  </m:r>
+                  <m:r>
+                    <m:rPr>
+                      <m:sty m:val="p"/>
+                    </m:rPr>
+                    <m:t>−</m:t>
+                  </m:r>
+                  <m:acc>
+                    <m:accPr>
+                      <m:chr m:val="̂"/>
+                    </m:accPr>
+                    <m:e>
+                      <m:r>
+                        <m:t>y</m:t>
+                      </m:r>
+                    </m:e>
+                  </m:acc>
+                </m:e>
+              </m:d>
+              <m:r>
+                <m:t>​</m:t>
+              </m:r>
+              <m:r>
+                <m:t>&amp;</m:t>
+              </m:r>
+              <m:r>
+                <m:t>&amp;</m:t>
+              </m:r>
+              <m:r>
+                <m:rPr>
+                  <m:nor/>
+                  <m:sty m:val="p"/>
+                </m:rPr>
+                <m:t>(definition of </m:t>
+              </m:r>
+              <m:r>
+                <m:t>X</m:t>
+              </m:r>
+              <m:r>
+                <m:rPr>
+                  <m:nor/>
+                  <m:sty m:val="p"/>
+                </m:rPr>
+                <m:t>)</m:t>
+              </m:r>
+            </m:e>
+            <m:e>
+              <m:r>
+                <m:t>&amp;</m:t>
+              </m:r>
+              <m:r>
+                <m:rPr>
+                  <m:sty m:val="p"/>
+                </m:rPr>
+                <m:t>=</m:t>
+              </m:r>
+              <m:r>
+                <m:t>μ</m:t>
               </m:r>
               <m:r>
                 <m:rPr>
@@ -16974,38 +18232,140 @@
                     </m:accPr>
                     <m:e>
                       <m:r>
-                        <m:t>f</m:t>
+                        <m:t>y</m:t>
                       </m:r>
                     </m:e>
                   </m:acc>
+                </m:e>
+              </m:d>
+              <m:r>
+                <m:t>​</m:t>
+              </m:r>
+              <m:r>
+                <m:t>&amp;</m:t>
+              </m:r>
+              <m:r>
+                <m:t>&amp;</m:t>
+              </m:r>
+              <m:r>
+                <m:rPr>
+                  <m:nor/>
+                  <m:sty m:val="p"/>
+                </m:rPr>
+                <m:t>(expectation of a difference; </m:t>
+              </m:r>
+              <m:r>
+                <m:t>μ</m:t>
+              </m:r>
+              <m:r>
+                <m:rPr>
+                  <m:nor/>
+                  <m:sty m:val="p"/>
+                </m:rPr>
+                <m:t> is a constant)</m:t>
+              </m:r>
+            </m:e>
+            <m:e>
+              <m:r>
+                <m:t>&amp;</m:t>
+              </m:r>
+              <m:r>
+                <m:rPr>
+                  <m:sty m:val="p"/>
+                </m:rPr>
+                <m:t>=</m:t>
+              </m:r>
+              <m:r>
+                <m:rPr>
+                  <m:sty m:val="p"/>
+                </m:rPr>
+                <m:t>−</m:t>
+              </m:r>
+              <m:r>
+                <m:t>​</m:t>
+              </m:r>
+              <m:d>
+                <m:dPr>
+                  <m:begChr m:val="("/>
+                  <m:sepChr m:val=""/>
+                  <m:endChr m:val=")"/>
+                  <m:grow/>
+                </m:dPr>
+                <m:e>
                   <m:r>
                     <m:rPr>
                       <m:sty m:val="p"/>
                     </m:rPr>
-                    <m:t>(</m:t>
-                  </m:r>
-                  <m:sSub>
+                    <m:t>E</m:t>
+                  </m:r>
+                  <m:r>
+                    <m:t>​</m:t>
+                  </m:r>
+                  <m:d>
+                    <m:dPr>
+                      <m:begChr m:val="["/>
+                      <m:sepChr m:val=""/>
+                      <m:endChr m:val="]"/>
+                      <m:grow/>
+                    </m:dPr>
                     <m:e>
-                      <m:r>
-                        <m:t>x</m:t>
-                      </m:r>
+                      <m:acc>
+                        <m:accPr>
+                          <m:chr m:val="̂"/>
+                        </m:accPr>
+                        <m:e>
+                          <m:r>
+                            <m:t>y</m:t>
+                          </m:r>
+                        </m:e>
+                      </m:acc>
                     </m:e>
-                    <m:sub>
-                      <m:r>
-                        <m:t>0</m:t>
-                      </m:r>
-                    </m:sub>
-                  </m:sSub>
+                  </m:d>
+                  <m:r>
+                    <m:t>​</m:t>
+                  </m:r>
                   <m:r>
                     <m:rPr>
                       <m:sty m:val="p"/>
                     </m:rPr>
-                    <m:t>)</m:t>
+                    <m:t>−</m:t>
+                  </m:r>
+                  <m:r>
+                    <m:t>μ</m:t>
                   </m:r>
                 </m:e>
               </m:d>
               <m:r>
                 <m:t>​</m:t>
+              </m:r>
+              <m:r>
+                <m:t>&amp;</m:t>
+              </m:r>
+              <m:r>
+                <m:t>&amp;</m:t>
+              </m:r>
+              <m:r>
+                <m:rPr>
+                  <m:nor/>
+                  <m:sty m:val="p"/>
+                </m:rPr>
+                <m:t>(factor out </m:t>
+              </m:r>
+              <m:r>
+                <m:rPr>
+                  <m:sty m:val="p"/>
+                </m:rPr>
+                <m:t>−</m:t>
+              </m:r>
+              <m:r>
+                <m:t>1</m:t>
+              </m:r>
+              <m:r>
+                <m:rPr>
+                  <m:nor/>
+                  <m:sty m:val="p"/>
+                </m:rPr>
+                <m:t>)</m:t>
               </m:r>
             </m:e>
             <m:e>
@@ -17047,44 +18407,27 @@
                     </m:accPr>
                     <m:e>
                       <m:r>
-                        <m:t>f</m:t>
+                        <m:t>y</m:t>
                       </m:r>
                     </m:e>
                   </m:acc>
-                  <m:r>
-                    <m:rPr>
-                      <m:sty m:val="p"/>
-                    </m:rPr>
-                    <m:t>(</m:t>
-                  </m:r>
-                  <m:sSub>
-                    <m:e>
-                      <m:r>
-                        <m:t>x</m:t>
-                      </m:r>
-                    </m:e>
-                    <m:sub>
-                      <m:r>
-                        <m:t>0</m:t>
-                      </m:r>
-                    </m:sub>
-                  </m:sSub>
-                  <m:r>
-                    <m:rPr>
-                      <m:sty m:val="p"/>
-                    </m:rPr>
-                    <m:t>)</m:t>
-                  </m:r>
                 </m:e>
               </m:d>
               <m:r>
                 <m:t>​</m:t>
               </m:r>
               <m:r>
-                <m:rPr>
-                  <m:sty m:val="p"/>
-                </m:rPr>
-                <m:t>,</m:t>
+                <m:t>&amp;</m:t>
+              </m:r>
+              <m:r>
+                <m:t>&amp;</m:t>
+              </m:r>
+              <m:r>
+                <m:rPr>
+                  <m:nor/>
+                  <m:sty m:val="p"/>
+                </m:rPr>
+                <m:t>(definition of bias)</m:t>
               </m:r>
             </m:e>
           </m:eqArr>
@@ -17093,23 +18436,218 @@
     </w:p>
     <w:p>
       <w:pPr>
-        <w:numPr>
-          <w:ilvl w:val="0"/>
-          <w:numId w:val="1000"/>
-        </w:numPr>
+        <w:pStyle w:val="FirstParagraph"/>
       </w:pPr>
       <w:r>
-        <w:t xml:space="preserve">so</w:t>
+        <w:t xml:space="preserve">The variance of</w:t>
       </w:r>
       <w:r>
         <w:t xml:space="preserve"> </w:t>
       </w:r>
       <m:oMath>
         <m:r>
-          <m:t>​</m:t>
-        </m:r>
+          <m:t>X</m:t>
+        </m:r>
+      </m:oMath>
+      <w:r>
+        <w:t xml:space="preserve"> </w:t>
+      </w:r>
+      <w:r>
+        <w:t xml:space="preserve">is the variance of the prediction:</w:t>
+      </w:r>
+    </w:p>
+    <w:p>
+      <w:pPr>
+        <w:pStyle w:val="BodyText"/>
+      </w:pPr>
+      <m:oMathPara>
+        <m:oMathParaPr>
+          <m:jc m:val="center"/>
+        </m:oMathParaPr>
+        <m:oMath>
+          <m:eqArr>
+            <m:e>
+              <m:r>
+                <m:rPr>
+                  <m:sty m:val="p"/>
+                </m:rPr>
+                <m:t>Var</m:t>
+              </m:r>
+              <m:r>
+                <m:t>​</m:t>
+              </m:r>
+              <m:d>
+                <m:dPr>
+                  <m:begChr m:val="("/>
+                  <m:sepChr m:val=""/>
+                  <m:endChr m:val=")"/>
+                  <m:grow/>
+                </m:dPr>
+                <m:e>
+                  <m:r>
+                    <m:t>X</m:t>
+                  </m:r>
+                </m:e>
+              </m:d>
+              <m:r>
+                <m:t>​</m:t>
+              </m:r>
+              <m:r>
+                <m:t>&amp;</m:t>
+              </m:r>
+              <m:r>
+                <m:rPr>
+                  <m:sty m:val="p"/>
+                </m:rPr>
+                <m:t>=</m:t>
+              </m:r>
+              <m:r>
+                <m:rPr>
+                  <m:sty m:val="p"/>
+                </m:rPr>
+                <m:t>Var</m:t>
+              </m:r>
+              <m:r>
+                <m:t>​</m:t>
+              </m:r>
+              <m:d>
+                <m:dPr>
+                  <m:begChr m:val="("/>
+                  <m:sepChr m:val=""/>
+                  <m:endChr m:val=")"/>
+                  <m:grow/>
+                </m:dPr>
+                <m:e>
+                  <m:r>
+                    <m:t>μ</m:t>
+                  </m:r>
+                  <m:r>
+                    <m:rPr>
+                      <m:sty m:val="p"/>
+                    </m:rPr>
+                    <m:t>−</m:t>
+                  </m:r>
+                  <m:acc>
+                    <m:accPr>
+                      <m:chr m:val="̂"/>
+                    </m:accPr>
+                    <m:e>
+                      <m:r>
+                        <m:t>y</m:t>
+                      </m:r>
+                    </m:e>
+                  </m:acc>
+                </m:e>
+              </m:d>
+              <m:r>
+                <m:t>​</m:t>
+              </m:r>
+              <m:r>
+                <m:t>&amp;</m:t>
+              </m:r>
+              <m:r>
+                <m:t>&amp;</m:t>
+              </m:r>
+              <m:r>
+                <m:rPr>
+                  <m:nor/>
+                  <m:sty m:val="p"/>
+                </m:rPr>
+                <m:t>(definition of </m:t>
+              </m:r>
+              <m:r>
+                <m:t>X</m:t>
+              </m:r>
+              <m:r>
+                <m:rPr>
+                  <m:nor/>
+                  <m:sty m:val="p"/>
+                </m:rPr>
+                <m:t>)</m:t>
+              </m:r>
+            </m:e>
+            <m:e>
+              <m:r>
+                <m:t>&amp;</m:t>
+              </m:r>
+              <m:r>
+                <m:rPr>
+                  <m:sty m:val="p"/>
+                </m:rPr>
+                <m:t>=</m:t>
+              </m:r>
+              <m:r>
+                <m:rPr>
+                  <m:sty m:val="p"/>
+                </m:rPr>
+                <m:t>Var</m:t>
+              </m:r>
+              <m:r>
+                <m:t>​</m:t>
+              </m:r>
+              <m:d>
+                <m:dPr>
+                  <m:begChr m:val="("/>
+                  <m:sepChr m:val=""/>
+                  <m:endChr m:val=")"/>
+                  <m:grow/>
+                </m:dPr>
+                <m:e>
+                  <m:acc>
+                    <m:accPr>
+                      <m:chr m:val="̂"/>
+                    </m:accPr>
+                    <m:e>
+                      <m:r>
+                        <m:t>y</m:t>
+                      </m:r>
+                    </m:e>
+                  </m:acc>
+                </m:e>
+              </m:d>
+              <m:r>
+                <m:t>​</m:t>
+              </m:r>
+              <m:r>
+                <m:t>&amp;</m:t>
+              </m:r>
+              <m:r>
+                <m:t>&amp;</m:t>
+              </m:r>
+              <m:r>
+                <m:rPr>
+                  <m:nor/>
+                  <m:sty m:val="p"/>
+                </m:rPr>
+                <m:t>(a constant shifts a variable without changing its variance, and a sign flip does not change it either)</m:t>
+              </m:r>
+            </m:e>
+          </m:eqArr>
+        </m:oMath>
+      </m:oMathPara>
+    </w:p>
+    <w:p>
+      <w:pPr>
+        <w:pStyle w:val="FirstParagraph"/>
+      </w:pPr>
+      <w:r>
+        <w:t xml:space="preserve">Substituting these two results into the theorem,</w:t>
+      </w:r>
+      <w:r>
+        <w:t xml:space="preserve"> </w:t>
+      </w:r>
+      <w:r>
+        <w:t xml:space="preserve">with</w:t>
+      </w:r>
+      <w:r>
+        <w:t xml:space="preserve"> </w:t>
+      </w:r>
+      <m:oMath>
         <m:sSup>
           <m:e>
+            <m:r>
+              <m:t>​</m:t>
+            </m:r>
             <m:d>
               <m:dPr>
                 <m:begChr m:val="("/>
@@ -17122,22 +18660,35 @@
                   <m:rPr>
                     <m:sty m:val="p"/>
                   </m:rPr>
-                  <m:t>E</m:t>
+                  <m:t>−</m:t>
+                </m:r>
+                <m:r>
+                  <m:rPr>
+                    <m:sty m:val="p"/>
+                  </m:rPr>
+                  <m:t>Bias</m:t>
                 </m:r>
                 <m:r>
                   <m:t>​</m:t>
                 </m:r>
                 <m:d>
                   <m:dPr>
-                    <m:begChr m:val="["/>
+                    <m:begChr m:val="("/>
                     <m:sepChr m:val=""/>
-                    <m:endChr m:val="]"/>
+                    <m:endChr m:val=")"/>
                     <m:grow/>
                   </m:dPr>
                   <m:e>
-                    <m:r>
-                      <m:t>D</m:t>
-                    </m:r>
+                    <m:acc>
+                      <m:accPr>
+                        <m:chr m:val="̂"/>
+                      </m:accPr>
+                      <m:e>
+                        <m:r>
+                          <m:t>y</m:t>
+                        </m:r>
+                      </m:e>
+                    </m:acc>
                   </m:e>
                 </m:d>
                 <m:r>
@@ -17145,6 +18696,9 @@
                 </m:r>
               </m:e>
             </m:d>
+            <m:r>
+              <m:t>​</m:t>
+            </m:r>
           </m:e>
           <m:sup>
             <m:r>
@@ -17153,19 +18707,16 @@
           </m:sup>
         </m:sSup>
         <m:r>
-          <m:t>​</m:t>
-        </m:r>
-        <m:r>
           <m:rPr>
             <m:sty m:val="p"/>
           </m:rPr>
           <m:t>=</m:t>
         </m:r>
-        <m:r>
-          <m:t>​</m:t>
-        </m:r>
         <m:sSup>
           <m:e>
+            <m:r>
+              <m:t>​</m:t>
+            </m:r>
             <m:d>
               <m:dPr>
                 <m:begChr m:val="("/>
@@ -17197,34 +18748,10 @@
                       </m:accPr>
                       <m:e>
                         <m:r>
-                          <m:t>f</m:t>
+                          <m:t>y</m:t>
                         </m:r>
                       </m:e>
                     </m:acc>
-                    <m:r>
-                      <m:rPr>
-                        <m:sty m:val="p"/>
-                      </m:rPr>
-                      <m:t>(</m:t>
-                    </m:r>
-                    <m:sSub>
-                      <m:e>
-                        <m:r>
-                          <m:t>x</m:t>
-                        </m:r>
-                      </m:e>
-                      <m:sub>
-                        <m:r>
-                          <m:t>0</m:t>
-                        </m:r>
-                      </m:sub>
-                    </m:sSub>
-                    <m:r>
-                      <m:rPr>
-                        <m:sty m:val="p"/>
-                      </m:rPr>
-                      <m:t>)</m:t>
-                    </m:r>
                   </m:e>
                 </m:d>
                 <m:r>
@@ -17232,6 +18759,9 @@
                 </m:r>
               </m:e>
             </m:d>
+            <m:r>
+              <m:t>​</m:t>
+            </m:r>
           </m:e>
           <m:sup>
             <m:r>
@@ -17239,59 +18769,219 @@
             </m:r>
           </m:sup>
         </m:sSup>
-        <m:r>
-          <m:t>​</m:t>
-        </m:r>
       </m:oMath>
       <w:r>
-        <w:t xml:space="preserve">.</w:t>
-      </w:r>
+        <w:t xml:space="preserve">,</w:t>
+      </w:r>
+      <w:r>
+        <w:t xml:space="preserve"> </w:t>
+      </w:r>
+      <w:r>
+        <w:t xml:space="preserve">gives the squared prediction error of the new outcome as</w:t>
+      </w:r>
+    </w:p>
+    <w:p>
+      <w:pPr>
+        <w:pStyle w:val="BodyText"/>
+      </w:pPr>
+      <m:oMathPara>
+        <m:oMathParaPr>
+          <m:jc m:val="center"/>
+        </m:oMathParaPr>
+        <m:oMath>
+          <m:r>
+            <m:rPr>
+              <m:sty m:val="p"/>
+            </m:rPr>
+            <m:t>E</m:t>
+          </m:r>
+          <m:r>
+            <m:t>​</m:t>
+          </m:r>
+          <m:d>
+            <m:dPr>
+              <m:begChr m:val="["/>
+              <m:sepChr m:val=""/>
+              <m:endChr m:val="]"/>
+              <m:grow/>
+            </m:dPr>
+            <m:e>
+              <m:sSup>
+                <m:e>
+                  <m:r>
+                    <m:t>​</m:t>
+                  </m:r>
+                  <m:d>
+                    <m:dPr>
+                      <m:begChr m:val="("/>
+                      <m:sepChr m:val=""/>
+                      <m:endChr m:val=")"/>
+                      <m:grow/>
+                    </m:dPr>
+                    <m:e>
+                      <m:r>
+                        <m:t>ε</m:t>
+                      </m:r>
+                      <m:r>
+                        <m:rPr>
+                          <m:sty m:val="p"/>
+                        </m:rPr>
+                        <m:t>+</m:t>
+                      </m:r>
+                      <m:r>
+                        <m:t>X</m:t>
+                      </m:r>
+                    </m:e>
+                  </m:d>
+                  <m:r>
+                    <m:t>​</m:t>
+                  </m:r>
+                </m:e>
+                <m:sup>
+                  <m:r>
+                    <m:t>2</m:t>
+                  </m:r>
+                </m:sup>
+              </m:sSup>
+            </m:e>
+          </m:d>
+          <m:r>
+            <m:t>​</m:t>
+          </m:r>
+          <m:r>
+            <m:rPr>
+              <m:sty m:val="p"/>
+            </m:rPr>
+            <m:t>=</m:t>
+          </m:r>
+          <m:sSup>
+            <m:e>
+              <m:r>
+                <m:t>σ</m:t>
+              </m:r>
+            </m:e>
+            <m:sup>
+              <m:r>
+                <m:t>2</m:t>
+              </m:r>
+            </m:sup>
+          </m:sSup>
+          <m:r>
+            <m:rPr>
+              <m:sty m:val="p"/>
+            </m:rPr>
+            <m:t>+</m:t>
+          </m:r>
+          <m:r>
+            <m:rPr>
+              <m:sty m:val="p"/>
+            </m:rPr>
+            <m:t>Var</m:t>
+          </m:r>
+          <m:r>
+            <m:t>​</m:t>
+          </m:r>
+          <m:d>
+            <m:dPr>
+              <m:begChr m:val="("/>
+              <m:sepChr m:val=""/>
+              <m:endChr m:val=")"/>
+              <m:grow/>
+            </m:dPr>
+            <m:e>
+              <m:acc>
+                <m:accPr>
+                  <m:chr m:val="̂"/>
+                </m:accPr>
+                <m:e>
+                  <m:r>
+                    <m:t>y</m:t>
+                  </m:r>
+                </m:e>
+              </m:acc>
+            </m:e>
+          </m:d>
+          <m:r>
+            <m:t>​</m:t>
+          </m:r>
+          <m:r>
+            <m:rPr>
+              <m:sty m:val="p"/>
+            </m:rPr>
+            <m:t>+</m:t>
+          </m:r>
+          <m:sSup>
+            <m:e>
+              <m:r>
+                <m:t>​</m:t>
+              </m:r>
+              <m:d>
+                <m:dPr>
+                  <m:begChr m:val="("/>
+                  <m:sepChr m:val=""/>
+                  <m:endChr m:val=")"/>
+                  <m:grow/>
+                </m:dPr>
+                <m:e>
+                  <m:r>
+                    <m:rPr>
+                      <m:sty m:val="p"/>
+                    </m:rPr>
+                    <m:t>Bias</m:t>
+                  </m:r>
+                  <m:r>
+                    <m:t>​</m:t>
+                  </m:r>
+                  <m:d>
+                    <m:dPr>
+                      <m:begChr m:val="("/>
+                      <m:sepChr m:val=""/>
+                      <m:endChr m:val=")"/>
+                      <m:grow/>
+                    </m:dPr>
+                    <m:e>
+                      <m:acc>
+                        <m:accPr>
+                          <m:chr m:val="̂"/>
+                        </m:accPr>
+                        <m:e>
+                          <m:r>
+                            <m:t>y</m:t>
+                          </m:r>
+                        </m:e>
+                      </m:acc>
+                    </m:e>
+                  </m:d>
+                  <m:r>
+                    <m:t>​</m:t>
+                  </m:r>
+                </m:e>
+              </m:d>
+              <m:r>
+                <m:t>​</m:t>
+              </m:r>
+            </m:e>
+            <m:sup>
+              <m:r>
+                <m:t>2</m:t>
+              </m:r>
+            </m:sup>
+          </m:sSup>
+          <m:r>
+            <m:rPr>
+              <m:sty m:val="p"/>
+            </m:rPr>
+            <m:t>,</m:t>
+          </m:r>
+        </m:oMath>
+      </m:oMathPara>
     </w:p>
     <w:p>
       <w:pPr>
         <w:pStyle w:val="FirstParagraph"/>
       </w:pPr>
       <w:r>
-        <w:t xml:space="preserve">Adding the three terms gives the claim.</w:t>
-      </w:r>
-    </w:p>
-    <w:bookmarkStart w:id="58" w:name="def-irreducible-error"/>
-    <w:p>
-      <w:pPr>
-        <w:pStyle w:val="BodyText"/>
-      </w:pPr>
-      <w:r>
-        <w:rPr>
-          <w:b/>
-          <w:bCs/>
-        </w:rPr>
-        <w:t xml:space="preserve">Definition 10 (Irreducible error)</w:t>
-      </w:r>
-      <w:r>
-        <w:t xml:space="preserve"> </w:t>
-      </w:r>
-      <w:r>
-        <w:t xml:space="preserve">In</w:t>
-      </w:r>
-      <w:r>
-        <w:t xml:space="preserve"> </w:t>
-      </w:r>
-      <w:hyperlink w:anchor="thm-prediction-error">
-        <w:r>
-          <w:rPr>
-            <w:rStyle w:val="Hyperlink"/>
-          </w:rPr>
-          <w:t xml:space="preserve">Theorem 5</w:t>
-        </w:r>
-      </w:hyperlink>
-      <w:r>
-        <w:t xml:space="preserve">,</w:t>
-      </w:r>
-      <w:r>
-        <w:t xml:space="preserve"> </w:t>
-      </w:r>
-      <w:r>
-        <w:t xml:space="preserve">the term</w:t>
+        <w:t xml:space="preserve">where</w:t>
       </w:r>
       <w:r>
         <w:t xml:space="preserve"> </w:t>
@@ -17309,203 +18999,81 @@
             </m:r>
           </m:sup>
         </m:sSup>
-        <m:r>
-          <m:rPr>
-            <m:sty m:val="p"/>
-          </m:rPr>
-          <m:t>=</m:t>
-        </m:r>
-        <m:r>
-          <m:rPr>
-            <m:sty m:val="p"/>
-          </m:rPr>
-          <m:t>Var</m:t>
-        </m:r>
-        <m:r>
-          <m:t>​</m:t>
-        </m:r>
-        <m:d>
-          <m:dPr>
-            <m:begChr m:val="("/>
-            <m:sepChr m:val=""/>
-            <m:endChr m:val=")"/>
-            <m:grow/>
-          </m:dPr>
-          <m:e>
-            <m:r>
-              <m:t>ε</m:t>
-            </m:r>
-          </m:e>
-        </m:d>
-        <m:r>
-          <m:t>​</m:t>
-        </m:r>
       </m:oMath>
       <w:r>
         <w:t xml:space="preserve"> </w:t>
       </w:r>
       <w:r>
-        <w:t xml:space="preserve">is the</w:t>
-      </w:r>
-      <w:r>
-        <w:t xml:space="preserve"> </w:t>
-      </w:r>
+        <w:t xml:space="preserve">is the irreducible error.</w:t>
+      </w:r>
+      <w:r>
+        <w:t xml:space="preserve"> </w:t>
+      </w:r>
+      <w:r>
+        <w:t xml:space="preserve">The statistics notes define the bias of a prediction and the training data it depends on,</w:t>
+      </w:r>
+      <w:r>
+        <w:t xml:space="preserve"> </w:t>
+      </w:r>
+      <w:r>
+        <w:t xml:space="preserve">and state this result for predictions as the</w:t>
+      </w:r>
+      <w:r>
+        <w:t xml:space="preserve"> </w:t>
+      </w:r>
+      <w:hyperlink r:id="rId60">
+        <w:r>
+          <w:rPr>
+            <w:rStyle w:val="Hyperlink"/>
+          </w:rPr>
+          <w:t xml:space="preserve">bias, variance and noise decomposition</w:t>
+        </w:r>
+      </w:hyperlink>
+      <w:r>
+        <w:t xml:space="preserve">,</w:t>
+      </w:r>
+      <w:r>
+        <w:t xml:space="preserve"> </w:t>
+      </w:r>
+      <w:r>
+        <w:t xml:space="preserve">with its exercise, worked example and</w:t>
+      </w:r>
+      <w:r>
+        <w:t xml:space="preserve"> </w:t>
+      </w:r>
+      <w:hyperlink r:id="rId61">
+        <w:r>
+          <w:rPr>
+            <w:rStyle w:val="Hyperlink"/>
+          </w:rPr>
+          <w:t xml:space="preserve">irreducible error</w:t>
+        </w:r>
+      </w:hyperlink>
+      <w:r>
+        <w:t xml:space="preserve">.</w:t>
+      </w:r>
+    </w:p>
+    <w:bookmarkEnd w:id="62"/>
+    <w:bookmarkStart w:id="110" w:name="covariance"/>
+    <w:p>
+      <w:pPr>
+        <w:pStyle w:val="Heading2"/>
+      </w:pPr>
+      <w:r>
+        <w:t xml:space="preserve">5 Covariance</w:t>
+      </w:r>
+    </w:p>
+    <w:bookmarkStart w:id="63" w:name="def-cov"/>
+    <w:p>
+      <w:pPr>
+        <w:pStyle w:val="FirstParagraph"/>
+      </w:pPr>
       <w:r>
         <w:rPr>
           <w:b/>
           <w:bCs/>
         </w:rPr>
-        <w:t xml:space="preserve">irreducible error</w:t>
-      </w:r>
-      <w:r>
-        <w:t xml:space="preserve">.</w:t>
-      </w:r>
-      <w:r>
-        <w:t xml:space="preserve"> </w:t>
-      </w:r>
-      <w:r>
-        <w:t xml:space="preserve">It does not depend on the prediction</w:t>
-      </w:r>
-      <w:r>
-        <w:t xml:space="preserve"> </w:t>
-      </w:r>
-      <m:oMath>
-        <m:acc>
-          <m:accPr>
-            <m:chr m:val="̂"/>
-          </m:accPr>
-          <m:e>
-            <m:r>
-              <m:t>f</m:t>
-            </m:r>
-          </m:e>
-        </m:acc>
-      </m:oMath>
-      <w:r>
-        <w:t xml:space="preserve">,</w:t>
-      </w:r>
-      <w:r>
-        <w:t xml:space="preserve"> </w:t>
-      </w:r>
-      <w:r>
-        <w:t xml:space="preserve">so no choice of prediction can remove it.</w:t>
-      </w:r>
-      <w:r>
-        <w:t xml:space="preserve"> </w:t>
-      </w:r>
-      <w:r>
-        <w:t xml:space="preserve">For example, in</w:t>
-      </w:r>
-      <w:r>
-        <w:t xml:space="preserve"> </w:t>
-      </w:r>
-      <w:hyperlink w:anchor="exr-prediction-error">
-        <w:r>
-          <w:rPr>
-            <w:rStyle w:val="Hyperlink"/>
-          </w:rPr>
-          <w:t xml:space="preserve">Exercise 2</w:t>
-        </w:r>
-      </w:hyperlink>
-      <w:r>
-        <w:t xml:space="preserve">,</w:t>
-      </w:r>
-      <w:r>
-        <w:t xml:space="preserve"> </w:t>
-      </w:r>
-      <m:oMath>
-        <m:sSup>
-          <m:e>
-            <m:r>
-              <m:t>σ</m:t>
-            </m:r>
-          </m:e>
-          <m:sup>
-            <m:r>
-              <m:t>2</m:t>
-            </m:r>
-          </m:sup>
-        </m:sSup>
-        <m:r>
-          <m:rPr>
-            <m:sty m:val="p"/>
-          </m:rPr>
-          <m:t>=</m:t>
-        </m:r>
-        <m:r>
-          <m:t>3</m:t>
-        </m:r>
-      </m:oMath>
-      <w:r>
-        <w:t xml:space="preserve">,</w:t>
-      </w:r>
-      <w:r>
-        <w:t xml:space="preserve"> </w:t>
-      </w:r>
-      <w:r>
-        <w:t xml:space="preserve">so every prediction there has expected squared error at least</w:t>
-      </w:r>
-      <w:r>
-        <w:t xml:space="preserve"> </w:t>
-      </w:r>
-      <m:oMath>
-        <m:r>
-          <m:t>3</m:t>
-        </m:r>
-      </m:oMath>
-      <w:r>
-        <w:t xml:space="preserve">.</w:t>
-      </w:r>
-    </w:p>
-    <w:bookmarkEnd w:id="58"/>
-    <w:p>
-      <w:pPr>
-        <w:pStyle w:val="BodyText"/>
-      </w:pPr>
-      <w:r>
-        <w:rPr>
-          <w:i/>
-          <w:iCs/>
-        </w:rPr>
-        <w:t xml:space="preserve">Remark</w:t>
-      </w:r>
-      <w:r>
-        <w:t xml:space="preserve">. </w:t>
-      </w:r>
-      <w:r>
-        <w:t xml:space="preserve">This expected prediction error decomposition into squared bias, variance, and irreducible error follows</w:t>
-      </w:r>
-      <w:r>
-        <w:t xml:space="preserve"> </w:t>
-      </w:r>
-      <w:r>
-        <w:t xml:space="preserve">James et al. (2021, sec. 2.2.2)</w:t>
-      </w:r>
-      <w:r>
-        <w:t xml:space="preserve">.</w:t>
-      </w:r>
-    </w:p>
-    <w:bookmarkEnd w:id="59"/>
-    <w:bookmarkStart w:id="107" w:name="covariance"/>
-    <w:p>
-      <w:pPr>
-        <w:pStyle w:val="Heading2"/>
-      </w:pPr>
-      <w:r>
-        <w:t xml:space="preserve">4 Covariance</w:t>
-      </w:r>
-    </w:p>
-    <w:bookmarkStart w:id="60" w:name="def-cov"/>
-    <w:p>
-      <w:pPr>
-        <w:pStyle w:val="FirstParagraph"/>
-      </w:pPr>
-      <w:r>
-        <w:rPr>
-          <w:b/>
-          <w:bCs/>
-        </w:rPr>
-        <w:t xml:space="preserve">Definition 11 (Covariance)</w:t>
+        <w:t xml:space="preserve">Definition 9 (Covariance)</w:t>
       </w:r>
       <w:r>
         <w:t xml:space="preserve"> </w:t>
@@ -17851,8 +19419,8 @@
         </m:oMath>
       </m:oMathPara>
     </w:p>
-    <w:bookmarkEnd w:id="60"/>
-    <w:bookmarkStart w:id="61" w:name="thm-alt-cov"/>
+    <w:bookmarkEnd w:id="63"/>
+    <w:bookmarkStart w:id="64" w:name="thm-alt-cov"/>
     <w:p>
       <w:pPr>
         <w:pStyle w:val="FirstParagraph"/>
@@ -17862,7 +19430,7 @@
           <w:b/>
           <w:bCs/>
         </w:rPr>
-        <w:t xml:space="preserve">Theorem 6 (Alternative formula for covariance)</w:t>
+        <w:t xml:space="preserve">Theorem 7 (Alternative formula for covariance)</w:t>
       </w:r>
     </w:p>
     <w:p>
@@ -18001,7 +19569,7 @@
         </m:oMath>
       </m:oMathPara>
     </w:p>
-    <w:bookmarkEnd w:id="61"/>
+    <w:bookmarkEnd w:id="64"/>
     <w:p>
       <w:pPr>
         <w:pStyle w:val="FirstParagraph"/>
@@ -18820,7 +20388,7 @@
         </m:oMath>
       </m:oMathPara>
     </w:p>
-    <w:bookmarkStart w:id="62" w:name="exm-alt-cov"/>
+    <w:bookmarkStart w:id="65" w:name="exm-alt-cov"/>
     <w:p>
       <w:pPr>
         <w:pStyle w:val="FirstParagraph"/>
@@ -19288,8 +20856,8 @@
         </m:oMath>
       </m:oMathPara>
     </w:p>
-    <w:bookmarkEnd w:id="62"/>
-    <w:bookmarkStart w:id="64" w:name="thm-indpt-uncorrelated"/>
+    <w:bookmarkEnd w:id="65"/>
+    <w:bookmarkStart w:id="67" w:name="thm-indpt-uncorrelated"/>
     <w:p>
       <w:pPr>
         <w:pStyle w:val="FirstParagraph"/>
@@ -19299,7 +20867,7 @@
           <w:b/>
           <w:bCs/>
         </w:rPr>
-        <w:t xml:space="preserve">Theorem 7 (Independent random variables have zero covariance)</w:t>
+        <w:t xml:space="preserve">Theorem 8 (Independent random variables have zero covariance)</w:t>
       </w:r>
       <w:r>
         <w:t xml:space="preserve"> </w:t>
@@ -19338,7 +20906,7 @@
       <w:r>
         <w:t xml:space="preserve"> </w:t>
       </w:r>
-      <w:hyperlink r:id="rId63">
+      <w:hyperlink r:id="rId66">
         <w:r>
           <w:rPr>
             <w:rStyle w:val="Hyperlink"/>
@@ -19634,7 +21202,7 @@
         <w:t xml:space="preserve">.</w:t>
       </w:r>
     </w:p>
-    <w:bookmarkEnd w:id="64"/>
+    <w:bookmarkEnd w:id="67"/>
     <w:p>
       <w:pPr>
         <w:pStyle w:val="BodyText"/>
@@ -19784,7 +21352,7 @@
       <w:r>
         <w:t xml:space="preserve"> </w:t>
       </w:r>
-      <w:hyperlink r:id="rId65">
+      <w:hyperlink r:id="rId68">
         <w:r>
           <w:rPr>
             <w:rStyle w:val="Hyperlink"/>
@@ -19798,7 +21366,7 @@
       <w:r>
         <w:t xml:space="preserve">(</w:t>
       </w:r>
-      <w:hyperlink r:id="rId66">
+      <w:hyperlink r:id="rId69">
         <w:r>
           <w:rPr>
             <w:rStyle w:val="Hyperlink"/>
@@ -19980,7 +21548,7 @@
       <w:r>
         <w:t xml:space="preserve"> </w:t>
       </w:r>
-      <w:hyperlink r:id="rId63">
+      <w:hyperlink r:id="rId66">
         <w:r>
           <w:rPr>
             <w:rStyle w:val="Hyperlink"/>
@@ -22486,7 +24054,7 @@
         </m:oMath>
       </m:oMathPara>
     </w:p>
-    <w:bookmarkStart w:id="68" w:name="exm-indpt-uncorrelated"/>
+    <w:bookmarkStart w:id="71" w:name="exm-indpt-uncorrelated"/>
     <w:p>
       <w:pPr>
         <w:pStyle w:val="FirstParagraph"/>
@@ -22553,7 +24121,7 @@
       <w:r>
         <w:t xml:space="preserve"> </w:t>
       </w:r>
-      <w:hyperlink r:id="rId67">
+      <w:hyperlink r:id="rId70">
         <w:r>
           <w:rPr>
             <w:rStyle w:val="Hyperlink"/>
@@ -23124,7 +24692,7 @@
           <w:rPr>
             <w:rStyle w:val="Hyperlink"/>
           </w:rPr>
-          <w:t xml:space="preserve">Theorem 7</w:t>
+          <w:t xml:space="preserve">Theorem 8</w:t>
         </w:r>
       </w:hyperlink>
       <w:r>
@@ -23134,8 +24702,8 @@
         <w:t xml:space="preserve">requires.</w:t>
       </w:r>
     </w:p>
-    <w:bookmarkEnd w:id="68"/>
-    <w:bookmarkStart w:id="69" w:name="exm-uncorrelated-not-indpt"/>
+    <w:bookmarkEnd w:id="71"/>
+    <w:bookmarkStart w:id="72" w:name="exm-uncorrelated-not-indpt"/>
     <w:p>
       <w:pPr>
         <w:pStyle w:val="BodyText"/>
@@ -23161,7 +24729,7 @@
           <w:rPr>
             <w:rStyle w:val="Hyperlink"/>
           </w:rPr>
-          <w:t xml:space="preserve">Theorem 7</w:t>
+          <w:t xml:space="preserve">Theorem 8</w:t>
         </w:r>
       </w:hyperlink>
       <w:r>
@@ -24359,8 +25927,8 @@
         </m:oMath>
       </m:oMathPara>
     </w:p>
-    <w:bookmarkEnd w:id="69"/>
-    <w:bookmarkStart w:id="70" w:name="def-correlation"/>
+    <w:bookmarkEnd w:id="72"/>
+    <w:bookmarkStart w:id="73" w:name="def-correlation"/>
     <w:p>
       <w:pPr>
         <w:pStyle w:val="FirstParagraph"/>
@@ -24370,7 +25938,7 @@
           <w:b/>
           <w:bCs/>
         </w:rPr>
-        <w:t xml:space="preserve">Definition 12 (Correlation)</w:t>
+        <w:t xml:space="preserve">Definition 10 (Correlation)</w:t>
       </w:r>
       <w:r>
         <w:t xml:space="preserve"> </w:t>
@@ -24632,7 +26200,7 @@
         </m:oMath>
       </m:oMathPara>
     </w:p>
-    <w:bookmarkEnd w:id="70"/>
+    <w:bookmarkEnd w:id="73"/>
     <w:p>
       <w:pPr>
         <w:pStyle w:val="FirstParagraph"/>
@@ -24688,7 +26256,7 @@
         <w:t xml:space="preserve">the sample (Pearson) correlation coefficient computed from data estimates it.</w:t>
       </w:r>
     </w:p>
-    <w:bookmarkStart w:id="71" w:name="exm-correlation"/>
+    <w:bookmarkStart w:id="74" w:name="exm-correlation"/>
     <w:p>
       <w:pPr>
         <w:pStyle w:val="BodyText"/>
@@ -25335,8 +26903,8 @@
         </m:oMath>
       </m:oMathPara>
     </w:p>
-    <w:bookmarkEnd w:id="71"/>
-    <w:bookmarkStart w:id="72" w:name="def-uncorrelated"/>
+    <w:bookmarkEnd w:id="74"/>
+    <w:bookmarkStart w:id="75" w:name="def-uncorrelated"/>
     <w:p>
       <w:pPr>
         <w:pStyle w:val="FirstParagraph"/>
@@ -25346,7 +26914,7 @@
           <w:b/>
           <w:bCs/>
         </w:rPr>
-        <w:t xml:space="preserve">Definition 13 (Uncorrelated random variables)</w:t>
+        <w:t xml:space="preserve">Definition 11 (Uncorrelated random variables)</w:t>
       </w:r>
       <w:r>
         <w:t xml:space="preserve"> </w:t>
@@ -25585,7 +27153,7 @@
         </m:oMath>
       </m:oMathPara>
     </w:p>
-    <w:bookmarkEnd w:id="72"/>
+    <w:bookmarkEnd w:id="75"/>
     <w:p>
       <w:pPr>
         <w:pStyle w:val="FirstParagraph"/>
@@ -25605,7 +27173,7 @@
           <w:rPr>
             <w:rStyle w:val="Hyperlink"/>
           </w:rPr>
-          <w:t xml:space="preserve">Theorem 7</w:t>
+          <w:t xml:space="preserve">Theorem 8</w:t>
         </w:r>
       </w:hyperlink>
       <w:r>
@@ -25638,7 +27206,7 @@
         <w:t xml:space="preserve">shows the converse fails.</w:t>
       </w:r>
     </w:p>
-    <w:bookmarkStart w:id="73" w:name="exm-uncorrelated"/>
+    <w:bookmarkStart w:id="76" w:name="exm-uncorrelated"/>
     <w:p>
       <w:pPr>
         <w:pStyle w:val="BodyText"/>
@@ -25860,8 +27428,8 @@
         <w:t xml:space="preserve">so the binary exposure and outcome are not uncorrelated.</w:t>
       </w:r>
     </w:p>
-    <w:bookmarkEnd w:id="73"/>
-    <w:bookmarkStart w:id="74" w:name="cor-uncorrelated-cor-zero"/>
+    <w:bookmarkEnd w:id="76"/>
+    <w:bookmarkStart w:id="77" w:name="cor-uncorrelated-cor-zero"/>
     <w:p>
       <w:pPr>
         <w:pStyle w:val="BodyText"/>
@@ -25871,7 +27439,7 @@
           <w:b/>
           <w:bCs/>
         </w:rPr>
-        <w:t xml:space="preserve">Corollary 1 (Uncorrelated means zero correlation)</w:t>
+        <w:t xml:space="preserve">Corollary 2 (Uncorrelated means zero correlation)</w:t>
       </w:r>
       <w:r>
         <w:t xml:space="preserve"> </w:t>
@@ -26024,7 +27592,7 @@
         <w:t xml:space="preserve">.</w:t>
       </w:r>
     </w:p>
-    <w:bookmarkEnd w:id="74"/>
+    <w:bookmarkEnd w:id="77"/>
     <w:p>
       <w:pPr>
         <w:pStyle w:val="BodyText"/>
@@ -26050,7 +27618,7 @@
           <w:rPr>
             <w:rStyle w:val="Hyperlink"/>
           </w:rPr>
-          <w:t xml:space="preserve">Definition 12</w:t>
+          <w:t xml:space="preserve">Definition 10</w:t>
         </w:r>
       </w:hyperlink>
       <w:r>
@@ -26417,14 +27985,14 @@
           <w:rPr>
             <w:rStyle w:val="Hyperlink"/>
           </w:rPr>
-          <w:t xml:space="preserve">Definition 13</w:t>
+          <w:t xml:space="preserve">Definition 11</w:t>
         </w:r>
       </w:hyperlink>
       <w:r>
         <w:t xml:space="preserve">.</w:t>
       </w:r>
     </w:p>
-    <w:bookmarkStart w:id="75" w:name="def-cond-cov"/>
+    <w:bookmarkStart w:id="78" w:name="def-cond-cov"/>
     <w:p>
       <w:pPr>
         <w:pStyle w:val="BodyText"/>
@@ -26434,7 +28002,7 @@
           <w:b/>
           <w:bCs/>
         </w:rPr>
-        <w:t xml:space="preserve">Definition 14 (Conditional covariance)</w:t>
+        <w:t xml:space="preserve">Definition 12 (Conditional covariance)</w:t>
       </w:r>
       <w:r>
         <w:t xml:space="preserve"> </w:t>
@@ -26876,8 +28444,8 @@
         <w:t xml:space="preserve">.</w:t>
       </w:r>
     </w:p>
-    <w:bookmarkEnd w:id="75"/>
-    <w:bookmarkStart w:id="76" w:name="exm-cond-cov"/>
+    <w:bookmarkEnd w:id="78"/>
+    <w:bookmarkStart w:id="79" w:name="exm-cond-cov"/>
     <w:p>
       <w:pPr>
         <w:pStyle w:val="BodyText"/>
@@ -26926,7 +28494,7 @@
           <w:rPr>
             <w:rStyle w:val="Hyperlink"/>
           </w:rPr>
-          <w:t xml:space="preserve">Definition 14</w:t>
+          <w:t xml:space="preserve">Definition 12</w:t>
         </w:r>
       </w:hyperlink>
       <w:r>
@@ -27148,8 +28716,8 @@
         <w:t xml:space="preserve">.</w:t>
       </w:r>
     </w:p>
-    <w:bookmarkEnd w:id="76"/>
-    <w:bookmarkStart w:id="77" w:name="thm-total-cov"/>
+    <w:bookmarkEnd w:id="79"/>
+    <w:bookmarkStart w:id="80" w:name="thm-total-cov"/>
     <w:p>
       <w:pPr>
         <w:pStyle w:val="BodyText"/>
@@ -27159,7 +28727,7 @@
           <w:b/>
           <w:bCs/>
         </w:rPr>
-        <w:t xml:space="preserve">Theorem 8 (Law of total covariance)</w:t>
+        <w:t xml:space="preserve">Theorem 9 (Law of total covariance)</w:t>
       </w:r>
       <w:r>
         <w:t xml:space="preserve"> </w:t>
@@ -27534,7 +29102,7 @@
         </m:oMath>
       </m:oMathPara>
     </w:p>
-    <w:bookmarkEnd w:id="77"/>
+    <w:bookmarkEnd w:id="80"/>
     <w:p>
       <w:pPr>
         <w:pStyle w:val="FirstParagraph"/>
@@ -30650,7 +32218,7 @@
         <w:t xml:space="preserve">.</w:t>
       </w:r>
     </w:p>
-    <w:bookmarkStart w:id="78" w:name="lem-cov-xx"/>
+    <w:bookmarkStart w:id="81" w:name="lem-cov-xx"/>
     <w:p>
       <w:pPr>
         <w:pStyle w:val="BodyText"/>
@@ -30814,7 +32382,7 @@
         </m:oMath>
       </m:oMathPara>
     </w:p>
-    <w:bookmarkEnd w:id="78"/>
+    <w:bookmarkEnd w:id="81"/>
     <w:p>
       <w:pPr>
         <w:pStyle w:val="FirstParagraph"/>
@@ -31068,11 +32636,11 @@
                 </m:rPr>
                 <m:t>−</m:t>
               </m:r>
-              <m:r>
-                <m:t>​</m:t>
-              </m:r>
               <m:sSup>
                 <m:e>
+                  <m:r>
+                    <m:t>​</m:t>
+                  </m:r>
                   <m:d>
                     <m:dPr>
                       <m:begChr m:val="("/>
@@ -31108,6 +32676,9 @@
                       </m:r>
                     </m:e>
                   </m:d>
+                  <m:r>
+                    <m:t>​</m:t>
+                  </m:r>
                 </m:e>
                 <m:sup>
                   <m:r>
@@ -31115,9 +32686,6 @@
                   </m:r>
                 </m:sup>
               </m:sSup>
-              <m:r>
-                <m:t>​</m:t>
-              </m:r>
               <m:r>
                 <m:t>&amp;</m:t>
               </m:r>
@@ -31216,7 +32784,7 @@
         </m:oMath>
       </m:oMathPara>
     </w:p>
-    <w:bookmarkStart w:id="79" w:name="def-cov-vec-x"/>
+    <w:bookmarkStart w:id="82" w:name="def-cov-vec-x"/>
     <w:p>
       <w:pPr>
         <w:pStyle w:val="FirstParagraph"/>
@@ -31226,7 +32794,7 @@
           <w:b/>
           <w:bCs/>
         </w:rPr>
-        <w:t xml:space="preserve">Definition 15 (Variance/covariance of a</w:t>
+        <w:t xml:space="preserve">Definition 13 (Variance/covariance of a</w:t>
       </w:r>
       <w:r>
         <w:rPr>
@@ -31567,8 +33135,8 @@
         </m:oMath>
       </m:oMathPara>
     </w:p>
-    <w:bookmarkEnd w:id="79"/>
-    <w:bookmarkStart w:id="80" w:name="thm-vcov-elements"/>
+    <w:bookmarkEnd w:id="82"/>
+    <w:bookmarkStart w:id="83" w:name="thm-vcov-elements"/>
     <w:p>
       <w:pPr>
         <w:pStyle w:val="FirstParagraph"/>
@@ -31578,7 +33146,7 @@
           <w:b/>
           <w:bCs/>
         </w:rPr>
-        <w:t xml:space="preserve">Theorem 9 (Elements of the variance-covariance matrix are pairwise covariances)</w:t>
+        <w:t xml:space="preserve">Theorem 10 (Elements of the variance-covariance matrix are pairwise covariances)</w:t>
       </w:r>
       <w:r>
         <w:t xml:space="preserve"> </w:t>
@@ -32429,7 +33997,7 @@
         </m:oMath>
       </m:oMathPara>
     </w:p>
-    <w:bookmarkEnd w:id="80"/>
+    <w:bookmarkEnd w:id="83"/>
     <w:p>
       <w:pPr>
         <w:pStyle w:val="FirstParagraph"/>
@@ -32667,7 +34235,7 @@
           <w:rPr>
             <w:rStyle w:val="Hyperlink"/>
           </w:rPr>
-          <w:t xml:space="preserve">Definition 15</w:t>
+          <w:t xml:space="preserve">Definition 13</w:t>
         </w:r>
       </w:hyperlink>
       <w:r>
@@ -34685,7 +36253,7 @@
         <w:pStyle w:val="Compact"/>
         <w:numPr>
           <w:ilvl w:val="0"/>
-          <w:numId w:val="1005"/>
+          <w:numId w:val="1003"/>
         </w:numPr>
       </w:pPr>
       <w:r>
@@ -34694,7 +36262,7 @@
       <w:r>
         <w:t xml:space="preserve"> </w:t>
       </w:r>
-      <w:hyperlink r:id="rId81">
+      <w:hyperlink r:id="rId84">
         <w:r>
           <w:rPr>
             <w:rStyle w:val="Hyperlink"/>
@@ -34711,7 +36279,7 @@
         <w:pStyle w:val="Compact"/>
         <w:numPr>
           <w:ilvl w:val="0"/>
-          <w:numId w:val="1005"/>
+          <w:numId w:val="1003"/>
         </w:numPr>
       </w:pPr>
       <w:r>
@@ -34725,7 +36293,7 @@
           <w:rPr>
             <w:rStyle w:val="Hyperlink"/>
           </w:rPr>
-          <w:t xml:space="preserve">Definition 11</w:t>
+          <w:t xml:space="preserve">Definition 9</w:t>
         </w:r>
       </w:hyperlink>
       <w:r>
@@ -34737,7 +36305,7 @@
         <w:pStyle w:val="Compact"/>
         <w:numPr>
           <w:ilvl w:val="0"/>
-          <w:numId w:val="1005"/>
+          <w:numId w:val="1003"/>
         </w:numPr>
       </w:pPr>
       <w:r>
@@ -34758,7 +36326,7 @@
         <w:t xml:space="preserve">.</w:t>
       </w:r>
     </w:p>
-    <w:bookmarkStart w:id="82" w:name="thm-vcov-vec"/>
+    <w:bookmarkStart w:id="85" w:name="thm-vcov-vec"/>
     <w:p>
       <w:pPr>
         <w:pStyle w:val="FirstParagraph"/>
@@ -34768,7 +36336,7 @@
           <w:b/>
           <w:bCs/>
         </w:rPr>
-        <w:t xml:space="preserve">Theorem 10 (Alternate expression for variance of a random vector)</w:t>
+        <w:t xml:space="preserve">Theorem 11 (Alternate expression for variance of a random vector)</w:t>
       </w:r>
     </w:p>
     <w:p>
@@ -34964,7 +36532,7 @@
         </m:oMath>
       </m:oMathPara>
     </w:p>
-    <w:bookmarkEnd w:id="82"/>
+    <w:bookmarkEnd w:id="85"/>
     <w:p>
       <w:pPr>
         <w:pStyle w:val="FirstParagraph"/>
@@ -35967,7 +37535,7 @@
         </m:oMath>
       </m:oMathPara>
     </w:p>
-    <w:bookmarkStart w:id="83" w:name="thm-var-lincom"/>
+    <w:bookmarkStart w:id="86" w:name="thm-var-lincom"/>
     <w:p>
       <w:pPr>
         <w:pStyle w:val="FirstParagraph"/>
@@ -35977,7 +37545,7 @@
           <w:b/>
           <w:bCs/>
         </w:rPr>
-        <w:t xml:space="preserve">Theorem 11 (Variance of a linear combination)</w:t>
+        <w:t xml:space="preserve">Theorem 12 (Variance of a linear combination)</w:t>
       </w:r>
       <w:r>
         <w:t xml:space="preserve"> </w:t>
@@ -36519,7 +38087,7 @@
         </m:oMath>
       </m:oMathPara>
     </w:p>
-    <w:bookmarkEnd w:id="83"/>
+    <w:bookmarkEnd w:id="86"/>
     <w:p>
       <w:pPr>
         <w:pStyle w:val="FirstParagraph"/>
@@ -37979,7 +39547,7 @@
         </m:oMath>
       </m:oMathPara>
     </w:p>
-    <w:bookmarkStart w:id="84" w:name="cor-var-lincom2"/>
+    <w:bookmarkStart w:id="87" w:name="cor-var-lincom2"/>
     <w:p>
       <w:pPr>
         <w:pStyle w:val="FirstParagraph"/>
@@ -37989,7 +39557,7 @@
           <w:b/>
           <w:bCs/>
         </w:rPr>
-        <w:t xml:space="preserve">Corollary 2 (Variance of a sum of two random variables)</w:t>
+        <w:t xml:space="preserve">Corollary 3 (Variance of a sum of two random variables)</w:t>
       </w:r>
       <w:r>
         <w:t xml:space="preserve"> </w:t>
@@ -38256,7 +39824,7 @@
         </m:oMath>
       </m:oMathPara>
     </w:p>
-    <w:bookmarkEnd w:id="84"/>
+    <w:bookmarkEnd w:id="87"/>
     <w:p>
       <w:pPr>
         <w:pStyle w:val="FirstParagraph"/>
@@ -38282,7 +39850,7 @@
           <w:rPr>
             <w:rStyle w:val="Hyperlink"/>
           </w:rPr>
-          <w:t xml:space="preserve">Theorem 11</w:t>
+          <w:t xml:space="preserve">Theorem 12</w:t>
         </w:r>
       </w:hyperlink>
       <w:r>
@@ -39786,7 +41354,7 @@
         </m:oMath>
       </m:oMathPara>
     </w:p>
-    <w:bookmarkStart w:id="85" w:name="cor-var-sum-indpt"/>
+    <w:bookmarkStart w:id="88" w:name="cor-var-sum-indpt"/>
     <w:p>
       <w:pPr>
         <w:pStyle w:val="FirstParagraph"/>
@@ -39796,7 +41364,7 @@
           <w:b/>
           <w:bCs/>
         </w:rPr>
-        <w:t xml:space="preserve">Corollary 3 (Variance of a sum of independent random variables)</w:t>
+        <w:t xml:space="preserve">Corollary 4 (Variance of a sum of independent random variables)</w:t>
       </w:r>
       <w:r>
         <w:t xml:space="preserve"> </w:t>
@@ -39835,7 +41403,7 @@
       <w:r>
         <w:t xml:space="preserve"> </w:t>
       </w:r>
-      <w:hyperlink r:id="rId63">
+      <w:hyperlink r:id="rId66">
         <w:r>
           <w:rPr>
             <w:rStyle w:val="Hyperlink"/>
@@ -40078,7 +41646,7 @@
         </m:oMath>
       </m:oMathPara>
     </w:p>
-    <w:bookmarkEnd w:id="85"/>
+    <w:bookmarkEnd w:id="88"/>
     <w:p>
       <w:pPr>
         <w:pStyle w:val="FirstParagraph"/>
@@ -40104,7 +41672,7 @@
           <w:rPr>
             <w:rStyle w:val="Hyperlink"/>
           </w:rPr>
-          <w:t xml:space="preserve">Theorem 7</w:t>
+          <w:t xml:space="preserve">Theorem 8</w:t>
         </w:r>
       </w:hyperlink>
       <w:r>
@@ -40175,7 +41743,7 @@
           <w:rPr>
             <w:rStyle w:val="Hyperlink"/>
           </w:rPr>
-          <w:t xml:space="preserve">Corollary 2</w:t>
+          <w:t xml:space="preserve">Corollary 3</w:t>
         </w:r>
       </w:hyperlink>
       <w:r>
@@ -40727,7 +42295,7 @@
           <w:rPr>
             <w:rStyle w:val="Hyperlink"/>
           </w:rPr>
-          <w:t xml:space="preserve">Corollary 2</w:t>
+          <w:t xml:space="preserve">Corollary 3</w:t>
         </w:r>
       </w:hyperlink>
       <w:r>
@@ -40762,7 +42330,7 @@
           <w:rPr>
             <w:rStyle w:val="Hyperlink"/>
           </w:rPr>
-          <w:t xml:space="preserve">Corollary 3</w:t>
+          <w:t xml:space="preserve">Corollary 4</w:t>
         </w:r>
       </w:hyperlink>
       <w:r>
@@ -40772,7 +42340,7 @@
         <w:t xml:space="preserve">is the case where that term is 0.</w:t>
       </w:r>
     </w:p>
-    <w:bookmarkStart w:id="88" w:name="thm-vcov-psd"/>
+    <w:bookmarkStart w:id="91" w:name="thm-vcov-psd"/>
     <w:p>
       <w:pPr>
         <w:pStyle w:val="BodyText"/>
@@ -40782,7 +42350,7 @@
           <w:b/>
           <w:bCs/>
         </w:rPr>
-        <w:t xml:space="preserve">Theorem 12 (A variance matrix is symmetric and positive semidefinite)</w:t>
+        <w:t xml:space="preserve">Theorem 13 (A variance matrix is symmetric and positive semidefinite)</w:t>
       </w:r>
       <w:r>
         <w:t xml:space="preserve"> </w:t>
@@ -41025,7 +42593,7 @@
       <w:r>
         <w:t xml:space="preserve"> </w:t>
       </w:r>
-      <w:hyperlink r:id="rId86">
+      <w:hyperlink r:id="rId89">
         <w:r>
           <w:rPr>
             <w:rStyle w:val="Hyperlink"/>
@@ -41042,7 +42610,7 @@
       <w:r>
         <w:t xml:space="preserve"> </w:t>
       </w:r>
-      <w:hyperlink r:id="rId87">
+      <w:hyperlink r:id="rId90">
         <w:r>
           <w:rPr>
             <w:rStyle w:val="Hyperlink"/>
@@ -41186,7 +42754,7 @@
         </m:oMath>
       </m:oMathPara>
     </w:p>
-    <w:bookmarkEnd w:id="88"/>
+    <w:bookmarkEnd w:id="91"/>
     <w:p>
       <w:pPr>
         <w:pStyle w:val="FirstParagraph"/>
@@ -41212,7 +42780,7 @@
           <w:rPr>
             <w:rStyle w:val="Hyperlink"/>
           </w:rPr>
-          <w:t xml:space="preserve">Theorem 9</w:t>
+          <w:t xml:space="preserve">Theorem 10</w:t>
         </w:r>
       </w:hyperlink>
       <w:r>
@@ -41367,7 +42935,7 @@
           <w:rPr>
             <w:rStyle w:val="Hyperlink"/>
           </w:rPr>
-          <w:t xml:space="preserve">Definition 11</w:t>
+          <w:t xml:space="preserve">Definition 9</w:t>
         </w:r>
       </w:hyperlink>
       <w:r>
@@ -42355,7 +43923,7 @@
           <w:rPr>
             <w:rStyle w:val="Hyperlink"/>
           </w:rPr>
-          <w:t xml:space="preserve">Theorem 11</w:t>
+          <w:t xml:space="preserve">Theorem 12</w:t>
         </w:r>
       </w:hyperlink>
       <w:r>
@@ -42415,7 +43983,7 @@
         <w:t xml:space="preserve">).</w:t>
       </w:r>
     </w:p>
-    <w:bookmarkStart w:id="89" w:name="exm-vcov-psd"/>
+    <w:bookmarkStart w:id="92" w:name="exm-vcov-psd"/>
     <w:p>
       <w:pPr>
         <w:pStyle w:val="BodyText"/>
@@ -44061,7 +45629,7 @@
           <w:rPr>
             <w:rStyle w:val="Hyperlink"/>
           </w:rPr>
-          <w:t xml:space="preserve">Theorem 9</w:t>
+          <w:t xml:space="preserve">Theorem 10</w:t>
         </w:r>
       </w:hyperlink>
       <w:r>
@@ -44078,7 +45646,7 @@
           <w:rPr>
             <w:rStyle w:val="Hyperlink"/>
           </w:rPr>
-          <w:t xml:space="preserve">Theorem 6</w:t>
+          <w:t xml:space="preserve">Theorem 7</w:t>
         </w:r>
       </w:hyperlink>
       <w:r>
@@ -44338,7 +45906,7 @@
           <w:rPr>
             <w:rStyle w:val="Hyperlink"/>
           </w:rPr>
-          <w:t xml:space="preserve">Theorem 11</w:t>
+          <w:t xml:space="preserve">Theorem 12</w:t>
         </w:r>
       </w:hyperlink>
       <w:r>
@@ -45217,7 +46785,7 @@
         <w:t xml:space="preserve">.</w:t>
       </w:r>
     </w:p>
-    <w:bookmarkEnd w:id="89"/>
+    <w:bookmarkEnd w:id="92"/>
     <w:p>
       <w:pPr>
         <w:pStyle w:val="BodyText"/>
@@ -45351,7 +46919,7 @@
         <w:t xml:space="preserve">has the larger spread.</w:t>
       </w:r>
     </w:p>
-    <w:bookmarkStart w:id="93" w:name="exm-vcov-singular"/>
+    <w:bookmarkStart w:id="96" w:name="exm-vcov-singular"/>
     <w:p>
       <w:pPr>
         <w:pStyle w:val="BodyText"/>
@@ -46091,7 +47659,7 @@
       <w:r>
         <w:t xml:space="preserve"> </w:t>
       </w:r>
-      <w:hyperlink r:id="rId90">
+      <w:hyperlink r:id="rId93">
         <w:r>
           <w:rPr>
             <w:rStyle w:val="Hyperlink"/>
@@ -46108,7 +47676,7 @@
       <w:r>
         <w:t xml:space="preserve"> </w:t>
       </w:r>
-      <w:hyperlink r:id="rId91">
+      <w:hyperlink r:id="rId94">
         <w:r>
           <w:rPr>
             <w:rStyle w:val="Hyperlink"/>
@@ -46172,7 +47740,7 @@
       <w:r>
         <w:t xml:space="preserve"> </w:t>
       </w:r>
-      <w:hyperlink r:id="rId92">
+      <w:hyperlink r:id="rId95">
         <w:r>
           <w:rPr>
             <w:rStyle w:val="Hyperlink"/>
@@ -46184,8 +47752,8 @@
         <w:t xml:space="preserve">.</w:t>
       </w:r>
     </w:p>
-    <w:bookmarkEnd w:id="93"/>
-    <w:bookmarkStart w:id="95" w:name="cor-vcov-indpt-diagonal"/>
+    <w:bookmarkEnd w:id="96"/>
+    <w:bookmarkStart w:id="98" w:name="cor-vcov-indpt-diagonal"/>
     <w:p>
       <w:pPr>
         <w:pStyle w:val="BodyText"/>
@@ -46195,7 +47763,7 @@
           <w:b/>
           <w:bCs/>
         </w:rPr>
-        <w:t xml:space="preserve">Corollary 4 (Independent components give a diagonal variance matrix)</w:t>
+        <w:t xml:space="preserve">Corollary 5 (Independent components give a diagonal variance matrix)</w:t>
       </w:r>
       <w:r>
         <w:t xml:space="preserve"> </w:t>
@@ -46314,7 +47882,7 @@
         <w:pStyle w:val="Compact"/>
         <w:numPr>
           <w:ilvl w:val="0"/>
-          <w:numId w:val="1006"/>
+          <w:numId w:val="1004"/>
         </w:numPr>
       </w:pPr>
       <m:oMath>
@@ -46393,7 +47961,7 @@
         <w:pStyle w:val="Compact"/>
         <w:numPr>
           <w:ilvl w:val="0"/>
-          <w:numId w:val="1006"/>
+          <w:numId w:val="1004"/>
         </w:numPr>
       </w:pPr>
       <m:oMath>
@@ -46436,7 +48004,7 @@
       <w:r>
         <w:t xml:space="preserve"> </w:t>
       </w:r>
-      <w:hyperlink r:id="rId63">
+      <w:hyperlink r:id="rId66">
         <w:r>
           <w:rPr>
             <w:rStyle w:val="Hyperlink"/>
@@ -46524,7 +48092,7 @@
       <w:r>
         <w:t xml:space="preserve"> </w:t>
       </w:r>
-      <w:hyperlink r:id="rId94">
+      <w:hyperlink r:id="rId97">
         <w:r>
           <w:rPr>
             <w:rStyle w:val="Hyperlink"/>
@@ -46636,7 +48204,7 @@
         <w:t xml:space="preserve">.</w:t>
       </w:r>
     </w:p>
-    <w:bookmarkEnd w:id="95"/>
+    <w:bookmarkEnd w:id="98"/>
     <w:p>
       <w:pPr>
         <w:pStyle w:val="BodyText"/>
@@ -46662,7 +48230,7 @@
           <w:rPr>
             <w:rStyle w:val="Hyperlink"/>
           </w:rPr>
-          <w:t xml:space="preserve">Theorem 9</w:t>
+          <w:t xml:space="preserve">Theorem 10</w:t>
         </w:r>
       </w:hyperlink>
       <w:r>
@@ -46961,7 +48529,7 @@
           <w:rPr>
             <w:rStyle w:val="Hyperlink"/>
           </w:rPr>
-          <w:t xml:space="preserve">Theorem 7</w:t>
+          <w:t xml:space="preserve">Theorem 8</w:t>
         </w:r>
       </w:hyperlink>
       <w:r>
@@ -47123,7 +48691,7 @@
         <w:t xml:space="preserve">.</w:t>
       </w:r>
     </w:p>
-    <w:bookmarkStart w:id="96" w:name="thm-cor-bounds"/>
+    <w:bookmarkStart w:id="99" w:name="thm-cor-bounds"/>
     <w:p>
       <w:pPr>
         <w:pStyle w:val="BodyText"/>
@@ -47133,7 +48701,7 @@
           <w:b/>
           <w:bCs/>
         </w:rPr>
-        <w:t xml:space="preserve">Theorem 13 (Correlation lies between</w:t>
+        <w:t xml:space="preserve">Theorem 14 (Correlation lies between</w:t>
       </w:r>
       <w:r>
         <w:rPr>
@@ -47372,7 +48940,7 @@
         </m:oMath>
       </m:oMathPara>
     </w:p>
-    <w:bookmarkEnd w:id="96"/>
+    <w:bookmarkEnd w:id="99"/>
     <w:p>
       <w:pPr>
         <w:pStyle w:val="FirstParagraph"/>
@@ -47594,7 +49162,7 @@
           <w:rPr>
             <w:rStyle w:val="Hyperlink"/>
           </w:rPr>
-          <w:t xml:space="preserve">Corollary 2</w:t>
+          <w:t xml:space="preserve">Corollary 3</w:t>
         </w:r>
       </w:hyperlink>
       <w:r>
@@ -48594,7 +50162,7 @@
         <w:t xml:space="preserve">.</w:t>
       </w:r>
     </w:p>
-    <w:bookmarkStart w:id="104" w:name="exm-cor-auto"/>
+    <w:bookmarkStart w:id="107" w:name="exm-cor-auto"/>
     <w:p>
       <w:pPr>
         <w:pStyle w:val="BodyText"/>
@@ -48658,7 +50226,7 @@
       <w:r>
         <w:t xml:space="preserve"> </w:t>
       </w:r>
-      <w:hyperlink r:id="rId97">
+      <w:hyperlink r:id="rId100">
         <w:r>
           <w:rPr>
             <w:rStyle w:val="VerbatimChar"/>
@@ -48690,7 +50258,7 @@
       <w:r>
         <w:t xml:space="preserve"> </w:t>
       </w:r>
-      <w:hyperlink r:id="rId98">
+      <w:hyperlink r:id="rId101">
         <w:r>
           <w:rPr>
             <w:rStyle w:val="VerbatimChar"/>
@@ -48722,7 +50290,7 @@
       <w:r>
         <w:t xml:space="preserve"> </w:t>
       </w:r>
-      <w:hyperlink r:id="rId99">
+      <w:hyperlink r:id="rId102">
         <w:r>
           <w:rPr>
             <w:rStyle w:val="VerbatimChar"/>
@@ -48912,7 +50480,7 @@
           <w:rPr>
             <w:rStyle w:val="Hyperlink"/>
           </w:rPr>
-          <w:t xml:space="preserve">Definition 12</w:t>
+          <w:t xml:space="preserve">Definition 10</w:t>
         </w:r>
       </w:hyperlink>
       <w:r>
@@ -50443,7 +52011,7 @@
       <w:tr>
         <w:tc>
           <w:tcPr/>
-          <w:bookmarkStart w:id="103" w:name="fig-cor-auto"/>
+          <w:bookmarkStart w:id="106" w:name="fig-cor-auto"/>
           <w:p>
             <w:pPr>
               <w:pStyle w:val="Compact"/>
@@ -50454,18 +52022,18 @@
                 <wp:inline>
                   <wp:extent cx="4620126" cy="3234088"/>
                   <wp:effectExtent b="0" l="0" r="0" t="0"/>
-                  <wp:docPr descr="" title="" id="101" name="Picture"/>
+                  <wp:docPr descr="" title="" id="104" name="Picture"/>
                   <a:graphic>
                     <a:graphicData uri="http://schemas.openxmlformats.org/drawingml/2006/picture">
                       <pic:pic>
                         <pic:nvPicPr>
-                          <pic:cNvPr descr="variance-covariance_files/figure-docx/fig-cor-auto-1.png" id="102" name="Picture"/>
+                          <pic:cNvPr descr="variance-covariance_files/figure-docx/fig-cor-auto-1.png" id="105" name="Picture"/>
                           <pic:cNvPicPr>
                             <a:picLocks noChangeArrowheads="1" noChangeAspect="1"/>
                           </pic:cNvPicPr>
                         </pic:nvPicPr>
                         <pic:blipFill>
-                          <a:blip r:embed="rId100"/>
+                          <a:blip r:embed="rId103"/>
                           <a:stretch>
                             <a:fillRect/>
                           </a:stretch>
@@ -50505,7 +52073,7 @@
               <w:t xml:space="preserve">Figure 1: Miles per gallon against horsepower for the cars in the Auto data. Cars with more horsepower tend to have lower fuel economy.</w:t>
             </w:r>
           </w:p>
-          <w:bookmarkEnd w:id="103"/>
+          <w:bookmarkEnd w:id="106"/>
         </w:tc>
       </w:tr>
     </w:tbl>
@@ -50612,7 +52180,7 @@
           <w:rPr>
             <w:rStyle w:val="Hyperlink"/>
           </w:rPr>
-          <w:t xml:space="preserve">Theorem 13</w:t>
+          <w:t xml:space="preserve">Theorem 14</w:t>
         </w:r>
       </w:hyperlink>
       <w:r>
@@ -50652,7 +52220,7 @@
         <w:t xml:space="preserve">deviations by the same count, which cancels.</w:t>
       </w:r>
     </w:p>
-    <w:bookmarkEnd w:id="104"/>
+    <w:bookmarkEnd w:id="107"/>
     <w:p>
       <w:pPr>
         <w:pStyle w:val="BodyText"/>
@@ -50663,7 +52231,7 @@
       <w:r>
         <w:t xml:space="preserve"> </w:t>
       </w:r>
-      <w:hyperlink r:id="rId105">
+      <w:hyperlink r:id="rId108">
         <w:r>
           <w:rPr>
             <w:rStyle w:val="Hyperlink"/>
@@ -50680,7 +52248,7 @@
       <w:r>
         <w:t xml:space="preserve"> </w:t>
       </w:r>
-      <w:hyperlink r:id="rId106">
+      <w:hyperlink r:id="rId109">
         <w:r>
           <w:rPr>
             <w:rStyle w:val="Hyperlink"/>
@@ -50710,8 +52278,8 @@
         <w:t xml:space="preserve">.</w:t>
       </w:r>
     </w:p>
-    <w:bookmarkEnd w:id="107"/>
-    <w:bookmarkStart w:id="116" w:name="references"/>
+    <w:bookmarkEnd w:id="110"/>
+    <w:bookmarkStart w:id="117" w:name="references"/>
     <w:p>
       <w:pPr>
         <w:pStyle w:val="Heading2"/>
@@ -50720,8 +52288,8 @@
         <w:t xml:space="preserve">References</w:t>
       </w:r>
     </w:p>
-    <w:bookmarkStart w:id="115" w:name="refs"/>
-    <w:bookmarkStart w:id="109" w:name="ref-fiveminuteai_probstat"/>
+    <w:bookmarkStart w:id="116" w:name="refs"/>
+    <w:bookmarkStart w:id="112" w:name="ref-fiveminuteai_probstat"/>
     <w:p>
       <w:pPr>
         <w:pStyle w:val="Bibliography"/>
@@ -50745,7 +52313,7 @@
       <w:r>
         <w:t xml:space="preserve"> </w:t>
       </w:r>
-      <w:hyperlink r:id="rId108">
+      <w:hyperlink r:id="rId111">
         <w:r>
           <w:rPr>
             <w:rStyle w:val="Hyperlink"/>
@@ -50757,8 +52325,8 @@
         <w:t xml:space="preserve">.</w:t>
       </w:r>
     </w:p>
-    <w:bookmarkEnd w:id="109"/>
-    <w:bookmarkStart w:id="110" w:name="ref-billingsley1995probability"/>
+    <w:bookmarkEnd w:id="112"/>
+    <w:bookmarkStart w:id="113" w:name="ref-billingsley1995probability"/>
     <w:p>
       <w:pPr>
         <w:pStyle w:val="Bibliography"/>
@@ -50780,8 +52348,8 @@
         <w:t xml:space="preserve">. 3rd ed. Wiley Series in Probability and Mathematical Statistics. Wiley.</w:t>
       </w:r>
     </w:p>
-    <w:bookmarkEnd w:id="110"/>
-    <w:bookmarkStart w:id="112" w:name="ref-CaseBerg01"/>
+    <w:bookmarkEnd w:id="113"/>
+    <w:bookmarkStart w:id="115" w:name="ref-CaseBerg01"/>
     <w:p>
       <w:pPr>
         <w:pStyle w:val="Bibliography"/>
@@ -50805,7 +52373,7 @@
       <w:r>
         <w:t xml:space="preserve"> </w:t>
       </w:r>
-      <w:hyperlink r:id="rId111">
+      <w:hyperlink r:id="rId114">
         <w:r>
           <w:rPr>
             <w:rStyle w:val="Hyperlink"/>
@@ -50817,60 +52385,9 @@
         <w:t xml:space="preserve">.</w:t>
       </w:r>
     </w:p>
-    <w:bookmarkEnd w:id="112"/>
-    <w:bookmarkStart w:id="114" w:name="ref-james2021islr2e"/>
-    <w:p>
-      <w:pPr>
-        <w:pStyle w:val="Bibliography"/>
-      </w:pPr>
-      <w:r>
-        <w:t xml:space="preserve">James, Gareth, Daniela Witten, Trevor Hastie, and Robert Tibshirani. 2021.</w:t>
-      </w:r>
-      <w:r>
-        <w:t xml:space="preserve"> </w:t>
-      </w:r>
-      <w:r>
-        <w:rPr>
-          <w:i/>
-          <w:iCs/>
-        </w:rPr>
-        <w:t xml:space="preserve">An Introduction to Statistical Learning: With Applications in</w:t>
-      </w:r>
-      <w:r>
-        <w:rPr>
-          <w:i/>
-          <w:iCs/>
-        </w:rPr>
-        <w:t xml:space="preserve"> </w:t>
-      </w:r>
-      <w:r>
-        <w:rPr>
-          <w:i/>
-          <w:iCs/>
-        </w:rPr>
-        <w:t xml:space="preserve">R</w:t>
-      </w:r>
-      <w:r>
-        <w:t xml:space="preserve">. 2nd ed. Springer.</w:t>
-      </w:r>
-      <w:r>
-        <w:t xml:space="preserve"> </w:t>
-      </w:r>
-      <w:hyperlink r:id="rId113">
-        <w:r>
-          <w:rPr>
-            <w:rStyle w:val="Hyperlink"/>
-          </w:rPr>
-          <w:t xml:space="preserve">https://doi.org/10.1007/978-1-0716-1418-1</w:t>
-        </w:r>
-      </w:hyperlink>
-      <w:r>
-        <w:t xml:space="preserve">.</w:t>
-      </w:r>
-    </w:p>
-    <w:bookmarkEnd w:id="114"/>
     <w:bookmarkEnd w:id="115"/>
     <w:bookmarkEnd w:id="116"/>
+    <w:bookmarkEnd w:id="117"/>
     <w:sectPr>
       <w:footnotePr>
         <w:numRestart w:val="eachSect"/>
@@ -51084,91 +52601,6 @@
       </w:rPr>
     </w:lvl>
   </w:abstractNum>
-  <w:abstractNum w:abstractNumId="99411">
-    <w:nsid w:val="00A99411"/>
-    <w:multiLevelType w:val="multilevel"/>
-    <w:lvl w:ilvl="0">
-      <w:start w:val="1"/>
-      <w:numFmt w:val="decimal"/>
-      <w:lvlText w:val="%1."/>
-      <w:lvlJc w:val="left"/>
-      <w:pPr>
-        <w:ind w:left="720" w:hanging="360"/>
-      </w:pPr>
-    </w:lvl>
-    <w:lvl w:ilvl="1">
-      <w:start w:val="1"/>
-      <w:numFmt w:val="decimal"/>
-      <w:lvlText w:val="%2."/>
-      <w:lvlJc w:val="left"/>
-      <w:pPr>
-        <w:ind w:left="1440" w:hanging="360"/>
-      </w:pPr>
-    </w:lvl>
-    <w:lvl w:ilvl="2">
-      <w:start w:val="1"/>
-      <w:numFmt w:val="decimal"/>
-      <w:lvlText w:val="%3."/>
-      <w:lvlJc w:val="left"/>
-      <w:pPr>
-        <w:ind w:left="2160" w:hanging="360"/>
-      </w:pPr>
-    </w:lvl>
-    <w:lvl w:ilvl="3">
-      <w:start w:val="1"/>
-      <w:numFmt w:val="decimal"/>
-      <w:lvlText w:val="%4."/>
-      <w:lvlJc w:val="left"/>
-      <w:pPr>
-        <w:ind w:left="2880" w:hanging="360"/>
-      </w:pPr>
-    </w:lvl>
-    <w:lvl w:ilvl="4">
-      <w:start w:val="1"/>
-      <w:numFmt w:val="decimal"/>
-      <w:lvlText w:val="%5."/>
-      <w:lvlJc w:val="left"/>
-      <w:pPr>
-        <w:ind w:left="3600" w:hanging="360"/>
-      </w:pPr>
-    </w:lvl>
-    <w:lvl w:ilvl="5">
-      <w:start w:val="1"/>
-      <w:numFmt w:val="decimal"/>
-      <w:lvlText w:val="%6."/>
-      <w:lvlJc w:val="left"/>
-      <w:pPr>
-        <w:ind w:left="4320" w:hanging="360"/>
-      </w:pPr>
-    </w:lvl>
-    <w:lvl w:ilvl="6">
-      <w:start w:val="1"/>
-      <w:numFmt w:val="decimal"/>
-      <w:lvlText w:val="%7."/>
-      <w:lvlJc w:val="left"/>
-      <w:pPr>
-        <w:ind w:left="5040" w:hanging="360"/>
-      </w:pPr>
-    </w:lvl>
-    <w:lvl w:ilvl="7">
-      <w:start w:val="1"/>
-      <w:numFmt w:val="decimal"/>
-      <w:lvlText w:val="%8."/>
-      <w:lvlJc w:val="left"/>
-      <w:pPr>
-        <w:ind w:left="5760" w:hanging="360"/>
-      </w:pPr>
-    </w:lvl>
-    <w:lvl w:ilvl="8">
-      <w:start w:val="1"/>
-      <w:numFmt w:val="decimal"/>
-      <w:lvlText w:val="%9."/>
-      <w:lvlJc w:val="left"/>
-      <w:pPr>
-        <w:ind w:left="6480" w:hanging="360"/>
-      </w:pPr>
-    </w:lvl>
-  </w:abstractNum>
   <w:num w:numId="1000">
     <w:abstractNumId w:val="990"/>
   </w:num>
@@ -51176,72 +52608,12 @@
     <w:abstractNumId w:val="991"/>
   </w:num>
   <w:num w:numId="1002">
-    <w:abstractNumId w:val="99411"/>
-    <w:lvlOverride w:ilvl="0">
-      <w:startOverride w:val="1"/>
-    </w:lvlOverride>
-    <w:lvlOverride w:ilvl="1">
-      <w:startOverride w:val="1"/>
-    </w:lvlOverride>
-    <w:lvlOverride w:ilvl="2">
-      <w:startOverride w:val="1"/>
-    </w:lvlOverride>
-    <w:lvlOverride w:ilvl="3">
-      <w:startOverride w:val="1"/>
-    </w:lvlOverride>
-    <w:lvlOverride w:ilvl="4">
-      <w:startOverride w:val="1"/>
-    </w:lvlOverride>
-    <w:lvlOverride w:ilvl="5">
-      <w:startOverride w:val="1"/>
-    </w:lvlOverride>
-    <w:lvlOverride w:ilvl="6">
-      <w:startOverride w:val="1"/>
-    </w:lvlOverride>
-    <w:lvlOverride w:ilvl="7">
-      <w:startOverride w:val="1"/>
-    </w:lvlOverride>
-    <w:lvlOverride w:ilvl="8">
-      <w:startOverride w:val="1"/>
-    </w:lvlOverride>
+    <w:abstractNumId w:val="991"/>
   </w:num>
   <w:num w:numId="1003">
-    <w:abstractNumId w:val="99411"/>
-    <w:lvlOverride w:ilvl="0">
-      <w:startOverride w:val="1"/>
-    </w:lvlOverride>
-    <w:lvlOverride w:ilvl="1">
-      <w:startOverride w:val="1"/>
-    </w:lvlOverride>
-    <w:lvlOverride w:ilvl="2">
-      <w:startOverride w:val="1"/>
-    </w:lvlOverride>
-    <w:lvlOverride w:ilvl="3">
-      <w:startOverride w:val="1"/>
-    </w:lvlOverride>
-    <w:lvlOverride w:ilvl="4">
-      <w:startOverride w:val="1"/>
-    </w:lvlOverride>
-    <w:lvlOverride w:ilvl="5">
-      <w:startOverride w:val="1"/>
-    </w:lvlOverride>
-    <w:lvlOverride w:ilvl="6">
-      <w:startOverride w:val="1"/>
-    </w:lvlOverride>
-    <w:lvlOverride w:ilvl="7">
-      <w:startOverride w:val="1"/>
-    </w:lvlOverride>
-    <w:lvlOverride w:ilvl="8">
-      <w:startOverride w:val="1"/>
-    </w:lvlOverride>
+    <w:abstractNumId w:val="991"/>
   </w:num>
   <w:num w:numId="1004">
-    <w:abstractNumId w:val="991"/>
-  </w:num>
-  <w:num w:numId="1005">
-    <w:abstractNumId w:val="991"/>
-  </w:num>
-  <w:num w:numId="1006">
     <w:abstractNumId w:val="991"/>
   </w:num>
 </w:numbering>
